--- a/Labs/Lab1/group15 lab1.docx
+++ b/Labs/Lab1/group15 lab1.docx
@@ -453,7 +453,7 @@
                   <w:pPr>
                     <w:ind w:firstLineChars="0" w:firstLine="0"/>
                     <w:rPr>
-                      <w:rFonts w:asciiTheme="minorEastAsia" w:eastAsiaTheme="minorEastAsia" w:hAnsiTheme="minorEastAsia" w:hint="eastAsia"/>
+                      <w:rFonts w:asciiTheme="minorEastAsia" w:eastAsiaTheme="minorEastAsia" w:hAnsiTheme="minorEastAsia"/>
                     </w:rPr>
                   </w:pPr>
                   <w:r>
@@ -676,52 +676,22 @@
         </w:rPr>
       </w:pPr>
       <w:r>
-        <w:t>This experiment can be further divided into two sub-experiments: LDR1 &amp;LDR2 both connected to ground, and LDR1 &amp;LDR2 both connected to the power supply.</w:t>
-      </w:r>
-      <w:r>
-        <w:rPr>
-          <w:rFonts w:hint="eastAsia"/>
-        </w:rPr>
-        <w:t xml:space="preserve"> </w:t>
-      </w:r>
-      <w:r>
-        <w:rPr>
-          <w:rFonts w:ascii="宋体" w:eastAsia="宋体" w:hAnsi="宋体" w:cs="宋体" w:hint="eastAsia"/>
-        </w:rPr>
-        <w:t>（</w:t>
-      </w:r>
-      <w:r>
-        <w:t xml:space="preserve">Fixed resistor resistance value: 1 </w:t>
-      </w:r>
-      <w:proofErr w:type="spellStart"/>
-      <w:r>
-        <w:t>kΩ</w:t>
-      </w:r>
-      <w:proofErr w:type="spellEnd"/>
-      <w:r>
-        <w:rPr>
-          <w:rFonts w:ascii="宋体" w:eastAsia="宋体" w:hAnsi="宋体" w:cs="宋体" w:hint="eastAsia"/>
-        </w:rPr>
-        <w:t>）</w:t>
-      </w:r>
-    </w:p>
-    <w:p>
-      <w:pPr>
-        <w:ind w:firstLine="480"/>
-        <w:jc w:val="center"/>
-        <w:rPr>
-          <w:rFonts w:eastAsiaTheme="minorEastAsia"/>
-        </w:rPr>
-      </w:pPr>
-      <w:r>
         <w:rPr>
           <w:rFonts w:eastAsiaTheme="minorEastAsia" w:hint="eastAsia"/>
           <w:noProof/>
         </w:rPr>
         <w:drawing>
-          <wp:inline distT="0" distB="0" distL="0" distR="0" wp14:anchorId="73BD3E5A" wp14:editId="255A4BF0">
-            <wp:extent cx="2296180" cy="2602341"/>
-            <wp:effectExtent l="0" t="635" r="8255" b="8255"/>
+          <wp:anchor distT="0" distB="0" distL="114300" distR="114300" simplePos="0" relativeHeight="251663360" behindDoc="0" locked="0" layoutInCell="1" allowOverlap="1" wp14:anchorId="73BD3E5A" wp14:editId="57EC8C53">
+            <wp:simplePos x="0" y="0"/>
+            <wp:positionH relativeFrom="column">
+              <wp:posOffset>430530</wp:posOffset>
+            </wp:positionH>
+            <wp:positionV relativeFrom="paragraph">
+              <wp:posOffset>455930</wp:posOffset>
+            </wp:positionV>
+            <wp:extent cx="2422525" cy="2745105"/>
+            <wp:effectExtent l="3810" t="0" r="0" b="0"/>
+            <wp:wrapTopAndBottom/>
             <wp:docPr id="904850419" name="图片 2"/>
             <wp:cNvGraphicFramePr>
               <a:graphicFrameLocks xmlns:a="http://schemas.openxmlformats.org/drawingml/2006/main" noChangeAspect="1"/>
@@ -749,7 +719,7 @@
                   <pic:spPr bwMode="auto">
                     <a:xfrm rot="5400000">
                       <a:off x="0" y="0"/>
-                      <a:ext cx="2318975" cy="2628176"/>
+                      <a:ext cx="2422525" cy="2745105"/>
                     </a:xfrm>
                     <a:prstGeom prst="rect">
                       <a:avLst/>
@@ -767,41 +737,32 @@
                 </pic:pic>
               </a:graphicData>
             </a:graphic>
-          </wp:inline>
+            <wp14:sizeRelH relativeFrom="page">
+              <wp14:pctWidth>0</wp14:pctWidth>
+            </wp14:sizeRelH>
+            <wp14:sizeRelV relativeFrom="page">
+              <wp14:pctHeight>0</wp14:pctHeight>
+            </wp14:sizeRelV>
+          </wp:anchor>
         </w:drawing>
       </w:r>
-    </w:p>
-    <w:p>
-      <w:pPr>
-        <w:pStyle w:val="a"/>
-        <w:rPr>
-          <w:rFonts w:eastAsiaTheme="minorEastAsia"/>
-        </w:rPr>
-      </w:pPr>
-      <w:r>
-        <w:rPr>
-          <w:rFonts w:eastAsiaTheme="minorEastAsia" w:hint="eastAsia"/>
-        </w:rPr>
-        <w:t>Grounding</w:t>
-      </w:r>
-    </w:p>
-    <w:p>
-      <w:pPr>
-        <w:ind w:firstLine="480"/>
-        <w:jc w:val="center"/>
-        <w:rPr>
-          <w:rFonts w:eastAsiaTheme="minorEastAsia"/>
-        </w:rPr>
-      </w:pPr>
       <w:r>
         <w:rPr>
           <w:rFonts w:eastAsiaTheme="minorEastAsia" w:hint="eastAsia"/>
           <w:noProof/>
         </w:rPr>
         <w:drawing>
-          <wp:inline distT="0" distB="0" distL="0" distR="0" wp14:anchorId="6EF9F547" wp14:editId="32D15FF0">
-            <wp:extent cx="2611972" cy="2424113"/>
-            <wp:effectExtent l="0" t="0" r="0" b="0"/>
+          <wp:anchor distT="0" distB="0" distL="114300" distR="114300" simplePos="0" relativeHeight="251664384" behindDoc="0" locked="0" layoutInCell="1" allowOverlap="1" wp14:anchorId="6EF9F547" wp14:editId="15D033B1">
+            <wp:simplePos x="0" y="0"/>
+            <wp:positionH relativeFrom="column">
+              <wp:posOffset>3013710</wp:posOffset>
+            </wp:positionH>
+            <wp:positionV relativeFrom="paragraph">
+              <wp:posOffset>615950</wp:posOffset>
+            </wp:positionV>
+            <wp:extent cx="2611755" cy="2423795"/>
+            <wp:effectExtent l="0" t="0" r="4445" b="1905"/>
+            <wp:wrapTopAndBottom/>
             <wp:docPr id="1946338582" name="图片 4"/>
             <wp:cNvGraphicFramePr>
               <a:graphicFrameLocks xmlns:a="http://schemas.openxmlformats.org/drawingml/2006/main" noChangeAspect="1"/>
@@ -829,7 +790,7 @@
                   <pic:spPr bwMode="auto">
                     <a:xfrm>
                       <a:off x="0" y="0"/>
-                      <a:ext cx="2641447" cy="2451468"/>
+                      <a:ext cx="2611755" cy="2423795"/>
                     </a:xfrm>
                     <a:prstGeom prst="rect">
                       <a:avLst/>
@@ -847,8 +808,72 @@
                 </pic:pic>
               </a:graphicData>
             </a:graphic>
-          </wp:inline>
+            <wp14:sizeRelH relativeFrom="page">
+              <wp14:pctWidth>0</wp14:pctWidth>
+            </wp14:sizeRelH>
+            <wp14:sizeRelV relativeFrom="page">
+              <wp14:pctHeight>0</wp14:pctHeight>
+            </wp14:sizeRelV>
+          </wp:anchor>
         </w:drawing>
+      </w:r>
+      <w:r>
+        <w:t>This experiment can be further divided into two sub-experiments: LDR1 &amp;</w:t>
+      </w:r>
+      <w:r>
+        <w:t xml:space="preserve"> </w:t>
+      </w:r>
+      <w:r>
+        <w:t>LDR2 both connected to ground, and LDR1 &amp;LDR2 both connected to the power supply.</w:t>
+      </w:r>
+      <w:r>
+        <w:rPr>
+          <w:rFonts w:hint="eastAsia"/>
+        </w:rPr>
+        <w:t xml:space="preserve"> </w:t>
+      </w:r>
+      <w:r>
+        <w:rPr>
+          <w:rFonts w:ascii="宋体" w:eastAsia="宋体" w:hAnsi="宋体" w:cs="宋体" w:hint="eastAsia"/>
+        </w:rPr>
+        <w:t>（</w:t>
+      </w:r>
+      <w:r>
+        <w:t xml:space="preserve">Fixed resistor resistance value: 1 </w:t>
+      </w:r>
+      <w:proofErr w:type="spellStart"/>
+      <w:r>
+        <w:t>kΩ</w:t>
+      </w:r>
+      <w:proofErr w:type="spellEnd"/>
+      <w:r>
+        <w:rPr>
+          <w:rFonts w:ascii="宋体" w:eastAsia="宋体" w:hAnsi="宋体" w:cs="宋体" w:hint="eastAsia"/>
+        </w:rPr>
+        <w:t>）</w:t>
+      </w:r>
+    </w:p>
+    <w:p>
+      <w:pPr>
+        <w:ind w:firstLine="480"/>
+        <w:jc w:val="center"/>
+        <w:rPr>
+          <w:rFonts w:eastAsiaTheme="minorEastAsia"/>
+        </w:rPr>
+      </w:pPr>
+    </w:p>
+    <w:p>
+      <w:pPr>
+        <w:pStyle w:val="a"/>
+        <w:rPr>
+          <w:rFonts w:eastAsiaTheme="minorEastAsia"/>
+        </w:rPr>
+      </w:pPr>
+      <w:r>
+        <w:rPr>
+          <w:rFonts w:eastAsiaTheme="minorEastAsia" w:hint="eastAsia"/>
+        </w:rPr>
+        <w:t>Grounding</w:t>
       </w:r>
     </w:p>
     <w:p>
@@ -1279,7 +1304,11 @@
         <w:t>Finally, get the corresponding sensorValue1 and sensorValue2 from the IDE's Serial Monitor. Then, using a sixth-order polynomial fitting, 300 points are inserted between the two data points to obtain a smooth curve.</w:t>
       </w:r>
       <w:r>
-        <w:t xml:space="preserve"> The drawing of the image in the following experiments will use the same method, so we will not repeat it.</w:t>
+        <w:t xml:space="preserve"> The drawing of the image in the following experiments will </w:t>
+      </w:r>
+      <w:r>
+        <w:lastRenderedPageBreak/>
+        <w:t>use the same method, so we will not repeat it.</w:t>
       </w:r>
     </w:p>
     <w:p>
@@ -1535,9 +1564,8 @@
           <w:rFonts w:eastAsiaTheme="minorEastAsia"/>
           <w:noProof/>
         </w:rPr>
-        <w:lastRenderedPageBreak/>
         <w:drawing>
-          <wp:inline distT="0" distB="0" distL="0" distR="0" wp14:anchorId="7E6E1AB6" wp14:editId="50EA80EB">
+          <wp:inline distT="0" distB="0" distL="0" distR="0" wp14:anchorId="7E6E1AB6" wp14:editId="27C30994">
             <wp:extent cx="4305300" cy="2497626"/>
             <wp:effectExtent l="0" t="0" r="0" b="0"/>
             <wp:docPr id="1473125329" name="图片 1"/>
@@ -1560,7 +1588,7 @@
                   <pic:spPr>
                     <a:xfrm>
                       <a:off x="0" y="0"/>
-                      <a:ext cx="4331499" cy="2512825"/>
+                      <a:ext cx="4305300" cy="2497626"/>
                     </a:xfrm>
                     <a:prstGeom prst="rect">
                       <a:avLst/>
@@ -1614,6 +1642,7 @@
           <w:bCs/>
           <w:noProof/>
         </w:rPr>
+        <w:lastRenderedPageBreak/>
         <w:drawing>
           <wp:anchor distT="0" distB="0" distL="114300" distR="114300" simplePos="0" relativeHeight="251660288" behindDoc="0" locked="0" layoutInCell="1" allowOverlap="1" wp14:anchorId="537FECA6" wp14:editId="5A7F58D4">
             <wp:simplePos x="0" y="0"/>
@@ -1905,81 +1934,83 @@
         <w:rPr>
           <w:rFonts w:eastAsia="宋体"/>
         </w:rPr>
-        <w:t xml:space="preserve">ADC, the polar </w:t>
-      </w:r>
-      <w:r>
+        <w:t>ADC, the polar differences are calculated and compared.</w:t>
+      </w:r>
+    </w:p>
+    <w:p>
+      <w:pPr>
+        <w:ind w:firstLine="480"/>
         <w:rPr>
           <w:rFonts w:eastAsia="宋体"/>
         </w:rPr>
+      </w:pPr>
+    </w:p>
+    <w:p>
+      <w:pPr>
+        <w:pStyle w:val="2"/>
+        <w:rPr>
+          <w:rFonts w:eastAsia="宋体"/>
+        </w:rPr>
+      </w:pPr>
+      <w:r>
+        <w:t>Experiment 4: Investigating the Resistance Difference Between Two LDRs Under Identical Light Conditions</w:t>
+      </w:r>
+    </w:p>
+    <w:p>
+      <w:pPr>
+        <w:ind w:firstLine="480"/>
+        <w:rPr>
+          <w:rFonts w:eastAsia="宋体"/>
+        </w:rPr>
+      </w:pPr>
+      <w:r>
+        <w:rPr>
+          <w:rFonts w:eastAsia="宋体"/>
+        </w:rPr>
+        <w:t>This experiment can be further divided into two sub-experiments: LDR1 &amp;amp; LDR2 both connected to ground, and LDR1 &amp;amp; LDR2 both connected to the power supply.</w:t>
+      </w:r>
+    </w:p>
+    <w:p>
+      <w:pPr>
+        <w:ind w:firstLine="480"/>
+        <w:rPr>
+          <w:rFonts w:eastAsia="宋体"/>
+        </w:rPr>
+      </w:pPr>
+      <w:r>
+        <w:rPr>
+          <w:rFonts w:eastAsia="宋体"/>
+        </w:rPr>
+        <w:t>LDR1 and LDR2 are placed in separate circuits with a controlled variable, keeping the voltage and the voltage divider resistors consistent.</w:t>
+      </w:r>
+    </w:p>
+    <w:p>
+      <w:pPr>
+        <w:ind w:firstLine="480"/>
+        <w:jc w:val="center"/>
+        <w:rPr>
+          <w:rFonts w:eastAsiaTheme="minorEastAsia"/>
+        </w:rPr>
+      </w:pPr>
+      <w:r>
+        <w:rPr>
+          <w:rFonts w:eastAsia="宋体" w:hint="eastAsia"/>
+          <w:noProof/>
+        </w:rPr>
         <w:lastRenderedPageBreak/>
-        <w:t>differences are calculated and compared.</w:t>
-      </w:r>
-    </w:p>
-    <w:p>
-      <w:pPr>
-        <w:ind w:firstLine="480"/>
-        <w:rPr>
-          <w:rFonts w:eastAsia="宋体"/>
-        </w:rPr>
-      </w:pPr>
-    </w:p>
-    <w:p>
-      <w:pPr>
-        <w:pStyle w:val="2"/>
-        <w:rPr>
-          <w:rFonts w:eastAsia="宋体"/>
-        </w:rPr>
-      </w:pPr>
-      <w:r>
-        <w:t>Experiment 4: Investigating the Resistance Difference Between Two LDRs Under Identical Light Conditions</w:t>
-      </w:r>
-    </w:p>
-    <w:p>
-      <w:pPr>
-        <w:ind w:firstLine="480"/>
-        <w:rPr>
-          <w:rFonts w:eastAsia="宋体"/>
-        </w:rPr>
-      </w:pPr>
-      <w:r>
-        <w:rPr>
-          <w:rFonts w:eastAsia="宋体"/>
-        </w:rPr>
-        <w:t>This experiment can be further divided into two sub-experiments: LDR1 &amp;amp; LDR2 both connected to ground, and LDR1 &amp;amp; LDR2 both connected to the power supply.</w:t>
-      </w:r>
-    </w:p>
-    <w:p>
-      <w:pPr>
-        <w:ind w:firstLine="480"/>
-        <w:rPr>
-          <w:rFonts w:eastAsia="宋体"/>
-        </w:rPr>
-      </w:pPr>
-      <w:r>
-        <w:rPr>
-          <w:rFonts w:eastAsia="宋体"/>
-        </w:rPr>
-        <w:t>LDR1 and LDR2 are placed in separate circuits with a controlled variable, keeping the voltage and the voltage divider resistors consistent.</w:t>
-      </w:r>
-    </w:p>
-    <w:p>
-      <w:pPr>
-        <w:ind w:firstLine="480"/>
-        <w:jc w:val="center"/>
-        <w:rPr>
-          <w:rFonts w:eastAsiaTheme="minorEastAsia"/>
-        </w:rPr>
-      </w:pPr>
-      <w:r>
-        <w:rPr>
-          <w:rFonts w:hint="eastAsia"/>
-          <w:noProof/>
-        </w:rPr>
         <w:drawing>
-          <wp:inline distT="0" distB="0" distL="0" distR="0" wp14:anchorId="46DB43F5" wp14:editId="4BC3FCFB">
-            <wp:extent cx="2871235" cy="2328228"/>
-            <wp:effectExtent l="0" t="0" r="5715" b="0"/>
-            <wp:docPr id="481504733" name="图片 2"/>
+          <wp:anchor distT="0" distB="0" distL="114300" distR="114300" simplePos="0" relativeHeight="251666432" behindDoc="0" locked="0" layoutInCell="1" allowOverlap="1" wp14:anchorId="6D3B170C" wp14:editId="2964A9BB">
+            <wp:simplePos x="0" y="0"/>
+            <wp:positionH relativeFrom="column">
+              <wp:posOffset>3014345</wp:posOffset>
+            </wp:positionH>
+            <wp:positionV relativeFrom="paragraph">
+              <wp:posOffset>0</wp:posOffset>
+            </wp:positionV>
+            <wp:extent cx="2870200" cy="2327910"/>
+            <wp:effectExtent l="0" t="0" r="0" b="0"/>
+            <wp:wrapTopAndBottom/>
+            <wp:docPr id="438160263" name="图片 3"/>
             <wp:cNvGraphicFramePr>
               <a:graphicFrameLocks xmlns:a="http://schemas.openxmlformats.org/drawingml/2006/main" noChangeAspect="1"/>
             </wp:cNvGraphicFramePr>
@@ -1987,7 +2018,7 @@
               <a:graphicData uri="http://schemas.openxmlformats.org/drawingml/2006/picture">
                 <pic:pic xmlns:pic="http://schemas.openxmlformats.org/drawingml/2006/picture">
                   <pic:nvPicPr>
-                    <pic:cNvPr id="0" name="Picture 6"/>
+                    <pic:cNvPr id="0" name="Picture 8"/>
                     <pic:cNvPicPr>
                       <a:picLocks noChangeAspect="1" noChangeArrowheads="1"/>
                     </pic:cNvPicPr>
@@ -2000,13 +2031,13 @@
                         </a:ext>
                       </a:extLst>
                     </a:blip>
-                    <a:srcRect t="27821" b="11373"/>
+                    <a:srcRect t="21332" b="17862"/>
                     <a:stretch/>
                   </pic:blipFill>
                   <pic:spPr bwMode="auto">
                     <a:xfrm>
                       <a:off x="0" y="0"/>
-                      <a:ext cx="2888709" cy="2342398"/>
+                      <a:ext cx="2870200" cy="2327910"/>
                     </a:xfrm>
                     <a:prstGeom prst="rect">
                       <a:avLst/>
@@ -2024,52 +2055,33 @@
                 </pic:pic>
               </a:graphicData>
             </a:graphic>
-          </wp:inline>
+            <wp14:sizeRelH relativeFrom="page">
+              <wp14:pctWidth>0</wp14:pctWidth>
+            </wp14:sizeRelH>
+            <wp14:sizeRelV relativeFrom="page">
+              <wp14:pctHeight>0</wp14:pctHeight>
+            </wp14:sizeRelV>
+          </wp:anchor>
         </w:drawing>
       </w:r>
-    </w:p>
-    <w:p>
-      <w:pPr>
-        <w:pStyle w:val="a"/>
-        <w:rPr>
-          <w:rFonts w:eastAsiaTheme="minorEastAsia"/>
-        </w:rPr>
-      </w:pPr>
-      <w:r>
-        <w:rPr>
-          <w:rFonts w:eastAsiaTheme="minorEastAsia"/>
-        </w:rPr>
-        <w:t>B</w:t>
-      </w:r>
-      <w:r>
-        <w:rPr>
-          <w:rFonts w:eastAsiaTheme="minorEastAsia" w:hint="eastAsia"/>
-        </w:rPr>
-        <w:t>oth power supply</w:t>
-      </w:r>
-    </w:p>
-    <w:p>
-      <w:pPr>
-        <w:widowControl/>
-        <w:spacing w:before="100" w:beforeAutospacing="1" w:after="100" w:afterAutospacing="1"/>
-        <w:ind w:firstLineChars="0" w:firstLine="0"/>
-        <w:jc w:val="center"/>
-        <w:rPr>
-          <w:rFonts w:ascii="宋体" w:eastAsia="宋体" w:hAnsi="宋体" w:cs="宋体" w:hint="eastAsia"/>
-          <w:kern w:val="0"/>
-          <w14:ligatures w14:val="none"/>
-        </w:rPr>
-      </w:pPr>
-      <w:r>
-        <w:rPr>
-          <w:rFonts w:eastAsia="宋体" w:hint="eastAsia"/>
+      <w:r>
+        <w:rPr>
+          <w:rFonts w:hint="eastAsia"/>
           <w:noProof/>
         </w:rPr>
         <w:drawing>
-          <wp:inline distT="0" distB="0" distL="0" distR="0" wp14:anchorId="6D3B170C" wp14:editId="75B56A82">
-            <wp:extent cx="3071695" cy="2490787"/>
-            <wp:effectExtent l="0" t="0" r="0" b="5080"/>
-            <wp:docPr id="438160263" name="图片 3"/>
+          <wp:anchor distT="0" distB="0" distL="114300" distR="114300" simplePos="0" relativeHeight="251665408" behindDoc="0" locked="0" layoutInCell="1" allowOverlap="1" wp14:anchorId="46DB43F5" wp14:editId="5366CA1D">
+            <wp:simplePos x="0" y="0"/>
+            <wp:positionH relativeFrom="column">
+              <wp:posOffset>144296</wp:posOffset>
+            </wp:positionH>
+            <wp:positionV relativeFrom="paragraph">
+              <wp:posOffset>6</wp:posOffset>
+            </wp:positionV>
+            <wp:extent cx="2871235" cy="2328228"/>
+            <wp:effectExtent l="0" t="0" r="2540" b="0"/>
+            <wp:wrapTopAndBottom/>
+            <wp:docPr id="481504733" name="图片 2"/>
             <wp:cNvGraphicFramePr>
               <a:graphicFrameLocks xmlns:a="http://schemas.openxmlformats.org/drawingml/2006/main" noChangeAspect="1"/>
             </wp:cNvGraphicFramePr>
@@ -2077,7 +2089,7 @@
               <a:graphicData uri="http://schemas.openxmlformats.org/drawingml/2006/picture">
                 <pic:pic xmlns:pic="http://schemas.openxmlformats.org/drawingml/2006/picture">
                   <pic:nvPicPr>
-                    <pic:cNvPr id="0" name="Picture 8"/>
+                    <pic:cNvPr id="0" name="Picture 6"/>
                     <pic:cNvPicPr>
                       <a:picLocks noChangeAspect="1" noChangeArrowheads="1"/>
                     </pic:cNvPicPr>
@@ -2090,13 +2102,13 @@
                         </a:ext>
                       </a:extLst>
                     </a:blip>
-                    <a:srcRect t="21332" b="17862"/>
+                    <a:srcRect t="27821" b="11373"/>
                     <a:stretch/>
                   </pic:blipFill>
                   <pic:spPr bwMode="auto">
                     <a:xfrm>
                       <a:off x="0" y="0"/>
-                      <a:ext cx="3081264" cy="2498546"/>
+                      <a:ext cx="2871235" cy="2328228"/>
                     </a:xfrm>
                     <a:prstGeom prst="rect">
                       <a:avLst/>
@@ -2114,7 +2126,13 @@
                 </pic:pic>
               </a:graphicData>
             </a:graphic>
-          </wp:inline>
+            <wp14:sizeRelH relativeFrom="page">
+              <wp14:pctWidth>0</wp14:pctWidth>
+            </wp14:sizeRelH>
+            <wp14:sizeRelV relativeFrom="page">
+              <wp14:pctHeight>0</wp14:pctHeight>
+            </wp14:sizeRelV>
+          </wp:anchor>
         </w:drawing>
       </w:r>
     </w:p>
@@ -2122,6 +2140,26 @@
       <w:pPr>
         <w:pStyle w:val="a"/>
         <w:rPr>
+          <w:rFonts w:eastAsiaTheme="minorEastAsia"/>
+        </w:rPr>
+      </w:pPr>
+      <w:r>
+        <w:rPr>
+          <w:rFonts w:eastAsiaTheme="minorEastAsia"/>
+        </w:rPr>
+        <w:t>B</w:t>
+      </w:r>
+      <w:r>
+        <w:rPr>
+          <w:rFonts w:eastAsiaTheme="minorEastAsia" w:hint="eastAsia"/>
+        </w:rPr>
+        <w:t>oth power supply</w:t>
+      </w:r>
+    </w:p>
+    <w:p>
+      <w:pPr>
+        <w:pStyle w:val="a"/>
+        <w:rPr>
           <w:rFonts w:eastAsia="宋体"/>
         </w:rPr>
       </w:pPr>
@@ -2141,6 +2179,7 @@
     <w:p>
       <w:pPr>
         <w:ind w:firstLine="480"/>
+        <w:jc w:val="center"/>
       </w:pPr>
     </w:p>
     <w:p>
@@ -2275,7 +2314,6 @@
           <w:rFonts w:eastAsiaTheme="minorEastAsia"/>
           <w:noProof/>
         </w:rPr>
-        <w:lastRenderedPageBreak/>
         <w:drawing>
           <wp:inline distT="0" distB="0" distL="0" distR="0" wp14:anchorId="2E2249E8" wp14:editId="04AEA90E">
             <wp:extent cx="5943600" cy="1274445"/>
@@ -2388,14 +2426,16 @@
       <w:pPr>
         <w:widowControl/>
         <w:ind w:firstLine="480"/>
-        <w:rPr>
-          <w:rFonts w:eastAsiaTheme="minorEastAsia"/>
-        </w:rPr>
-      </w:pPr>
-      <w:r>
-        <w:rPr>
-          <w:rFonts w:eastAsiaTheme="minorEastAsia"/>
-        </w:rPr>
+        <w:jc w:val="center"/>
+        <w:rPr>
+          <w:rFonts w:eastAsiaTheme="minorEastAsia"/>
+        </w:rPr>
+      </w:pPr>
+      <w:r>
+        <w:rPr>
+          <w:rFonts w:eastAsiaTheme="minorEastAsia"/>
+        </w:rPr>
+        <w:lastRenderedPageBreak/>
         <w:t>The plotted curves are as follows:</w:t>
       </w:r>
       <w:r>
@@ -2411,9 +2451,9 @@
           <w:noProof/>
         </w:rPr>
         <w:drawing>
-          <wp:inline distT="0" distB="0" distL="0" distR="0" wp14:anchorId="21498FD3" wp14:editId="7B7FFB30">
-            <wp:extent cx="5943600" cy="1595120"/>
-            <wp:effectExtent l="0" t="0" r="0" b="5080"/>
+          <wp:inline distT="0" distB="0" distL="0" distR="0" wp14:anchorId="21498FD3" wp14:editId="3626F087">
+            <wp:extent cx="5851893" cy="2074545"/>
+            <wp:effectExtent l="0" t="0" r="3175" b="0"/>
             <wp:docPr id="641469354" name="图片 1"/>
             <wp:cNvGraphicFramePr>
               <a:graphicFrameLocks xmlns:a="http://schemas.openxmlformats.org/drawingml/2006/main" noChangeAspect="1"/>
@@ -2425,20 +2465,27 @@
                     <pic:cNvPr id="641469354" name=""/>
                     <pic:cNvPicPr/>
                   </pic:nvPicPr>
-                  <pic:blipFill>
+                  <pic:blipFill rotWithShape="1">
                     <a:blip r:embed="rId21"/>
-                    <a:stretch>
-                      <a:fillRect/>
-                    </a:stretch>
+                    <a:srcRect l="12187" r="12110"/>
+                    <a:stretch/>
                   </pic:blipFill>
-                  <pic:spPr>
+                  <pic:spPr bwMode="auto">
                     <a:xfrm>
                       <a:off x="0" y="0"/>
-                      <a:ext cx="5943600" cy="1595120"/>
+                      <a:ext cx="6472433" cy="2294532"/>
                     </a:xfrm>
                     <a:prstGeom prst="rect">
                       <a:avLst/>
                     </a:prstGeom>
+                    <a:ln>
+                      <a:noFill/>
+                    </a:ln>
+                    <a:extLst>
+                      <a:ext uri="{53640926-AAD7-44D8-BBD7-CCE9431645EC}">
+                        <a14:shadowObscured xmlns:a14="http://schemas.microsoft.com/office/drawing/2010/main"/>
+                      </a:ext>
+                    </a:extLst>
                   </pic:spPr>
                 </pic:pic>
               </a:graphicData>
@@ -2490,9 +2537,9 @@
           <w:noProof/>
         </w:rPr>
         <w:drawing>
-          <wp:inline distT="0" distB="0" distL="0" distR="0" wp14:anchorId="0F919628" wp14:editId="01A65E4B">
-            <wp:extent cx="5943600" cy="1595120"/>
-            <wp:effectExtent l="0" t="0" r="0" b="5080"/>
+          <wp:inline distT="0" distB="0" distL="0" distR="0" wp14:anchorId="0F919628" wp14:editId="48AF0C68">
+            <wp:extent cx="5869632" cy="2080834"/>
+            <wp:effectExtent l="0" t="0" r="0" b="2540"/>
             <wp:docPr id="913844431" name="图片 1"/>
             <wp:cNvGraphicFramePr>
               <a:graphicFrameLocks xmlns:a="http://schemas.openxmlformats.org/drawingml/2006/main" noChangeAspect="1"/>
@@ -2504,20 +2551,27 @@
                     <pic:cNvPr id="913844431" name=""/>
                     <pic:cNvPicPr/>
                   </pic:nvPicPr>
-                  <pic:blipFill>
+                  <pic:blipFill rotWithShape="1">
                     <a:blip r:embed="rId22"/>
-                    <a:stretch>
-                      <a:fillRect/>
-                    </a:stretch>
+                    <a:srcRect l="12187" r="12110"/>
+                    <a:stretch/>
                   </pic:blipFill>
-                  <pic:spPr>
+                  <pic:spPr bwMode="auto">
                     <a:xfrm>
                       <a:off x="0" y="0"/>
-                      <a:ext cx="5943600" cy="1595120"/>
+                      <a:ext cx="6173537" cy="2188571"/>
                     </a:xfrm>
                     <a:prstGeom prst="rect">
                       <a:avLst/>
                     </a:prstGeom>
+                    <a:ln>
+                      <a:noFill/>
+                    </a:ln>
+                    <a:extLst>
+                      <a:ext uri="{53640926-AAD7-44D8-BBD7-CCE9431645EC}">
+                        <a14:shadowObscured xmlns:a14="http://schemas.microsoft.com/office/drawing/2010/main"/>
+                      </a:ext>
+                    </a:extLst>
                   </pic:spPr>
                 </pic:pic>
               </a:graphicData>
@@ -2657,7 +2711,6 @@
         </w:rPr>
       </w:pPr>
       <w:r>
-        <w:lastRenderedPageBreak/>
         <w:t xml:space="preserve">Experiment </w:t>
       </w:r>
       <w:r>
@@ -2814,10 +2867,11 @@
           <w:rFonts w:eastAsia="宋体"/>
           <w:noProof/>
         </w:rPr>
+        <w:lastRenderedPageBreak/>
         <w:drawing>
-          <wp:inline distT="0" distB="0" distL="0" distR="0" wp14:anchorId="138F47D0" wp14:editId="70F56C66">
-            <wp:extent cx="3119438" cy="1862851"/>
-            <wp:effectExtent l="0" t="0" r="5080" b="4445"/>
+          <wp:inline distT="0" distB="0" distL="0" distR="0" wp14:anchorId="138F47D0" wp14:editId="5A39462F">
+            <wp:extent cx="3354309" cy="1830601"/>
+            <wp:effectExtent l="0" t="0" r="0" b="0"/>
             <wp:docPr id="383572999" name="图片 1"/>
             <wp:cNvGraphicFramePr>
               <a:graphicFrameLocks xmlns:a="http://schemas.openxmlformats.org/drawingml/2006/main" noChangeAspect="1"/>
@@ -2831,13 +2885,13 @@
                   </pic:nvPicPr>
                   <pic:blipFill rotWithShape="1">
                     <a:blip r:embed="rId24"/>
-                    <a:srcRect l="12663" t="15824" r="49507"/>
+                    <a:srcRect l="12663" t="17461" r="49507" b="5614"/>
                     <a:stretch/>
                   </pic:blipFill>
                   <pic:spPr bwMode="auto">
                     <a:xfrm>
                       <a:off x="0" y="0"/>
-                      <a:ext cx="3151745" cy="1882144"/>
+                      <a:ext cx="3431734" cy="1872855"/>
                     </a:xfrm>
                     <a:prstGeom prst="rect">
                       <a:avLst/>
@@ -3194,9 +3248,8 @@
           <w:bCs/>
           <w:noProof/>
         </w:rPr>
-        <w:lastRenderedPageBreak/>
         <w:drawing>
-          <wp:anchor distT="0" distB="0" distL="114300" distR="114300" simplePos="0" relativeHeight="251662336" behindDoc="0" locked="0" layoutInCell="1" allowOverlap="1" wp14:anchorId="15385237" wp14:editId="6649A3E5">
+          <wp:anchor distT="0" distB="0" distL="114300" distR="114300" simplePos="0" relativeHeight="251662336" behindDoc="0" locked="0" layoutInCell="1" allowOverlap="1" wp14:anchorId="15385237" wp14:editId="109230CC">
             <wp:simplePos x="0" y="0"/>
             <wp:positionH relativeFrom="column">
               <wp:posOffset>314008</wp:posOffset>
@@ -3347,6 +3400,7 @@
           <w:rFonts w:eastAsia="宋体"/>
           <w:noProof/>
         </w:rPr>
+        <w:lastRenderedPageBreak/>
         <w:drawing>
           <wp:inline distT="0" distB="0" distL="0" distR="0" wp14:anchorId="5CF614D7" wp14:editId="5B2C646F">
             <wp:extent cx="3238500" cy="1933952"/>
@@ -4053,34 +4107,34 @@
         </w:rPr>
       </w:pPr>
       <w:r>
+        <w:t xml:space="preserve">Experiment </w:t>
+      </w:r>
+      <w:r>
+        <w:rPr>
+          <w:rFonts w:eastAsiaTheme="minorEastAsia" w:hint="eastAsia"/>
+        </w:rPr>
+        <w:t>4</w:t>
+      </w:r>
+    </w:p>
+    <w:p>
+      <w:pPr>
+        <w:ind w:firstLine="480"/>
+        <w:rPr>
+          <w:rFonts w:eastAsiaTheme="minorEastAsia"/>
+        </w:rPr>
+      </w:pPr>
+      <w:r>
+        <w:rPr>
+          <w:rFonts w:eastAsiaTheme="minorEastAsia"/>
+        </w:rPr>
+        <w:t>When the light is swept from LDR1 to LDR2, the following data is obtained:</w:t>
+      </w:r>
+      <w:r>
+        <w:rPr>
+          <w:rFonts w:eastAsiaTheme="minorEastAsia"/>
+          <w:noProof/>
+        </w:rPr>
         <w:lastRenderedPageBreak/>
-        <w:t xml:space="preserve">Experiment </w:t>
-      </w:r>
-      <w:r>
-        <w:rPr>
-          <w:rFonts w:eastAsiaTheme="minorEastAsia" w:hint="eastAsia"/>
-        </w:rPr>
-        <w:t>4</w:t>
-      </w:r>
-    </w:p>
-    <w:p>
-      <w:pPr>
-        <w:ind w:firstLine="480"/>
-        <w:rPr>
-          <w:rFonts w:eastAsiaTheme="minorEastAsia"/>
-        </w:rPr>
-      </w:pPr>
-      <w:r>
-        <w:rPr>
-          <w:rFonts w:eastAsiaTheme="minorEastAsia"/>
-        </w:rPr>
-        <w:t>When the light is swept from LDR1 to LDR2, the following data is obtained:</w:t>
-      </w:r>
-      <w:r>
-        <w:rPr>
-          <w:rFonts w:eastAsiaTheme="minorEastAsia"/>
-          <w:noProof/>
-        </w:rPr>
         <w:drawing>
           <wp:inline distT="0" distB="0" distL="0" distR="0" wp14:anchorId="32186BD9" wp14:editId="404BDEE0">
             <wp:extent cx="5943600" cy="1350645"/>
@@ -4139,7 +4193,7 @@
           <w:noProof/>
         </w:rPr>
         <w:drawing>
-          <wp:anchor distT="0" distB="0" distL="114300" distR="114300" simplePos="0" relativeHeight="251661312" behindDoc="0" locked="0" layoutInCell="1" allowOverlap="1" wp14:anchorId="1F916777" wp14:editId="4CFECEA0">
+          <wp:anchor distT="0" distB="0" distL="114300" distR="114300" simplePos="0" relativeHeight="251661312" behindDoc="0" locked="0" layoutInCell="1" allowOverlap="1" wp14:anchorId="1F916777" wp14:editId="38E0510D">
             <wp:simplePos x="0" y="0"/>
             <wp:positionH relativeFrom="column">
               <wp:posOffset>4763</wp:posOffset>
@@ -4253,6 +4307,7 @@
       <w:pPr>
         <w:widowControl/>
         <w:ind w:firstLine="480"/>
+        <w:jc w:val="center"/>
         <w:rPr>
           <w:rFonts w:eastAsiaTheme="minorEastAsia"/>
           <w:szCs w:val="21"/>
@@ -4264,9 +4319,9 @@
           <w:szCs w:val="21"/>
         </w:rPr>
         <w:drawing>
-          <wp:inline distT="0" distB="0" distL="0" distR="0" wp14:anchorId="4AC50177" wp14:editId="7F8892A9">
-            <wp:extent cx="5943600" cy="1252855"/>
-            <wp:effectExtent l="0" t="0" r="0" b="4445"/>
+          <wp:inline distT="0" distB="0" distL="0" distR="0" wp14:anchorId="4AC50177" wp14:editId="44C906EA">
+            <wp:extent cx="5493843" cy="1529715"/>
+            <wp:effectExtent l="0" t="0" r="5715" b="0"/>
             <wp:docPr id="1697536241" name="图片 1"/>
             <wp:cNvGraphicFramePr>
               <a:graphicFrameLocks xmlns:a="http://schemas.openxmlformats.org/drawingml/2006/main" noChangeAspect="1"/>
@@ -4278,20 +4333,27 @@
                     <pic:cNvPr id="1697536241" name=""/>
                     <pic:cNvPicPr/>
                   </pic:nvPicPr>
-                  <pic:blipFill>
+                  <pic:blipFill rotWithShape="1">
                     <a:blip r:embed="rId32"/>
-                    <a:stretch>
-                      <a:fillRect/>
-                    </a:stretch>
+                    <a:srcRect l="12187" r="12110"/>
+                    <a:stretch/>
                   </pic:blipFill>
-                  <pic:spPr>
+                  <pic:spPr bwMode="auto">
                     <a:xfrm>
                       <a:off x="0" y="0"/>
-                      <a:ext cx="5943600" cy="1252855"/>
+                      <a:ext cx="5777459" cy="1608685"/>
                     </a:xfrm>
                     <a:prstGeom prst="rect">
                       <a:avLst/>
                     </a:prstGeom>
+                    <a:ln>
+                      <a:noFill/>
+                    </a:ln>
+                    <a:extLst>
+                      <a:ext uri="{53640926-AAD7-44D8-BBD7-CCE9431645EC}">
+                        <a14:shadowObscured xmlns:a14="http://schemas.microsoft.com/office/drawing/2010/main"/>
+                      </a:ext>
+                    </a:extLst>
                   </pic:spPr>
                 </pic:pic>
               </a:graphicData>
@@ -4560,7 +4622,6 @@
         <w:rPr>
           <w:rFonts w:eastAsia="宋体"/>
         </w:rPr>
-        <w:lastRenderedPageBreak/>
         <w:t>2</w:t>
       </w:r>
       <w:r>
@@ -4574,18 +4635,6 @@
           <w:rFonts w:eastAsia="宋体"/>
         </w:rPr>
         <w:t>Achieving a smooth variation in light intensity proved challenging, resulting in abrupt changes in the data and the curve.</w:t>
-      </w:r>
-    </w:p>
-    <w:p>
-      <w:pPr>
-        <w:widowControl/>
-        <w:ind w:firstLine="480"/>
-      </w:pPr>
-      <w:r>
-        <w:rPr>
-          <w:rFonts w:hint="eastAsia"/>
-        </w:rPr>
-        <w:br w:type="page"/>
       </w:r>
     </w:p>
     <w:p>

--- a/Labs/Lab1/group15 lab1.docx
+++ b/Labs/Lab1/group15 lab1.docx
@@ -37,9 +37,83 @@
         <w:rPr>
           <w:rFonts w:eastAsiaTheme="minorEastAsia"/>
         </w:rPr>
+        <w:t>Light Intensity</w:t>
+      </w:r>
+      <w:r>
+        <w:rPr>
+          <w:rFonts w:hint="eastAsia"/>
+        </w:rPr>
+        <w:t>-</w:t>
+      </w:r>
+      <w:r>
+        <w:t>Resistance" Changes of LDR under Different Light Conditions with Ground and Power Supply Connections</w:t>
+      </w:r>
+    </w:p>
+    <w:p>
+      <w:pPr>
+        <w:ind w:firstLine="480"/>
+      </w:pPr>
+      <w:r>
+        <w:t xml:space="preserve">When connected to ground, the voltage </w:t>
+      </w:r>
+      <w:proofErr w:type="gramStart"/>
+      <w:r>
+        <w:t>drop</w:t>
+      </w:r>
+      <w:proofErr w:type="gramEnd"/>
+      <w:r>
+        <w:t xml:space="preserve"> across the light-dependent resistor (LDR) is measured. As the light intensity increases, the voltage </w:t>
+      </w:r>
+      <w:proofErr w:type="gramStart"/>
+      <w:r>
+        <w:t>drop</w:t>
+      </w:r>
+      <w:proofErr w:type="gramEnd"/>
+      <w:r>
+        <w:t xml:space="preserve"> across the LDR decreases from weak light to strong light.</w:t>
+      </w:r>
+      <w:r>
+        <w:rPr>
+          <w:rFonts w:eastAsiaTheme="minorEastAsia" w:hint="eastAsia"/>
+        </w:rPr>
         <w:t xml:space="preserve"> </w:t>
       </w:r>
       <w:r>
+        <w:t xml:space="preserve">When connected to the power supply, the voltage </w:t>
+      </w:r>
+      <w:proofErr w:type="gramStart"/>
+      <w:r>
+        <w:t>drop</w:t>
+      </w:r>
+      <w:proofErr w:type="gramEnd"/>
+      <w:r>
+        <w:t xml:space="preserve"> across the resistor is measured. As the light intensity increases, the voltage </w:t>
+      </w:r>
+      <w:proofErr w:type="gramStart"/>
+      <w:r>
+        <w:t>drop</w:t>
+      </w:r>
+      <w:proofErr w:type="gramEnd"/>
+      <w:r>
+        <w:t xml:space="preserve"> across the resistor increases from weak light to strong light.</w:t>
+      </w:r>
+    </w:p>
+    <w:p>
+      <w:pPr>
+        <w:ind w:firstLine="480"/>
+        <w:rPr>
+          <w:rFonts w:eastAsiaTheme="minorEastAsia"/>
+        </w:rPr>
+      </w:pPr>
+    </w:p>
+    <w:p>
+      <w:pPr>
+        <w:pStyle w:val="2"/>
+      </w:pPr>
+      <w:r>
+        <w:t>Experiment 2: Plotting the "</w:t>
+      </w:r>
+      <w:r>
         <w:rPr>
           <w:rFonts w:eastAsiaTheme="minorEastAsia"/>
         </w:rPr>
@@ -52,58 +126,7 @@
         <w:t>-</w:t>
       </w:r>
       <w:r>
-        <w:t>Resistance" Changes of LDR under Different Light Conditions with Ground and Power Supply Connections</w:t>
-      </w:r>
-    </w:p>
-    <w:p>
-      <w:pPr>
-        <w:ind w:firstLine="480"/>
-      </w:pPr>
-      <w:r>
-        <w:t>When connected to ground, the voltage drop across the light-dependent resistor (LDR) is measured. As the light intensity increases, the voltage drop across the LDR decreases from weak light to strong light.</w:t>
-      </w:r>
-      <w:r>
-        <w:rPr>
-          <w:rFonts w:eastAsiaTheme="minorEastAsia" w:hint="eastAsia"/>
-        </w:rPr>
-        <w:t xml:space="preserve"> </w:t>
-      </w:r>
-      <w:r>
-        <w:t>When connected to the power supply, the voltage drop across the resistor is measured. As the light intensity increases, the voltage drop across the resistor increases from weak light to strong light.</w:t>
-      </w:r>
-    </w:p>
-    <w:p>
-      <w:pPr>
-        <w:ind w:firstLine="480"/>
-        <w:rPr>
-          <w:rFonts w:eastAsiaTheme="minorEastAsia"/>
-        </w:rPr>
-      </w:pPr>
-    </w:p>
-    <w:p>
-      <w:pPr>
-        <w:pStyle w:val="2"/>
-      </w:pPr>
-      <w:r>
-        <w:t>Experiment 2: Plotting the "</w:t>
-      </w:r>
-      <w:r>
-        <w:t xml:space="preserve"> </w:t>
-      </w:r>
-      <w:r>
-        <w:rPr>
-          <w:rFonts w:eastAsiaTheme="minorEastAsia"/>
-        </w:rPr>
-        <w:t>Light Intensity</w:t>
-      </w:r>
-      <w:r>
-        <w:rPr>
-          <w:rFonts w:hint="eastAsia"/>
-        </w:rPr>
-        <w:t>-</w:t>
-      </w:r>
-      <w:r>
-        <w:t xml:space="preserve">Resistance </w:t>
+        <w:t>Resistance</w:t>
       </w:r>
       <w:r>
         <w:t>" Changes of LDR under Different Light Intensities</w:t>
@@ -453,7 +476,7 @@
                   <w:pPr>
                     <w:ind w:firstLineChars="0" w:firstLine="0"/>
                     <w:rPr>
-                      <w:rFonts w:asciiTheme="minorEastAsia" w:eastAsiaTheme="minorEastAsia" w:hAnsiTheme="minorEastAsia" w:hint="eastAsia"/>
+                      <w:rFonts w:asciiTheme="minorEastAsia" w:eastAsiaTheme="minorEastAsia" w:hAnsiTheme="minorEastAsia"/>
                     </w:rPr>
                   </w:pPr>
                   <w:r>
@@ -676,7 +699,13 @@
         </w:rPr>
       </w:pPr>
       <w:r>
-        <w:t>This experiment can be further divided into two sub-experiments: LDR1 &amp;LDR2 both connected to ground, and LDR1 &amp;LDR2 both connected to the power supply.</w:t>
+        <w:t>This experiment can be further divided into two sub-experiments: LDR1 &amp;</w:t>
+      </w:r>
+      <w:r>
+        <w:t xml:space="preserve"> </w:t>
+      </w:r>
+      <w:r>
+        <w:t>LDR2 both connected to ground, and LDR1 &amp;LDR2 both connected to the power supply.</w:t>
       </w:r>
       <w:r>
         <w:rPr>
@@ -1457,15 +1486,13 @@
         </w:rPr>
       </w:pPr>
       <w:r>
-        <w:t xml:space="preserve">The program is written using Arduino IDE to obtain the voltage value from analog pin A0 and convert it to a digital value through ADC. The corresponding </w:t>
-      </w:r>
-      <w:proofErr w:type="spellStart"/>
-      <w:r>
-        <w:t>sensorValue</w:t>
-      </w:r>
-      <w:proofErr w:type="spellEnd"/>
-      <w:r>
-        <w:t xml:space="preserve"> is obtained through the Serial Monitor in the IDE.</w:t>
+        <w:t>The program is written using Arduino IDE to obtain the voltage value from analog pin A0 and convert it to a digital value through ADC. The corresponding sensor</w:t>
+      </w:r>
+      <w:r>
+        <w:t xml:space="preserve"> </w:t>
+      </w:r>
+      <w:r>
+        <w:t>Value is obtained through the Serial Monitor in the IDE.</w:t>
       </w:r>
     </w:p>
     <w:p>
@@ -2055,7 +2082,7 @@
         <w:ind w:firstLineChars="0" w:firstLine="0"/>
         <w:jc w:val="center"/>
         <w:rPr>
-          <w:rFonts w:ascii="宋体" w:eastAsia="宋体" w:hAnsi="宋体" w:cs="宋体" w:hint="eastAsia"/>
+          <w:rFonts w:ascii="宋体" w:eastAsia="宋体" w:hAnsi="宋体" w:cs="宋体"/>
           <w:kern w:val="0"/>
           <w14:ligatures w14:val="none"/>
         </w:rPr>
@@ -2171,7 +2198,7 @@
       </w:pPr>
       <w:r>
         <w:rPr>
-          <w:rFonts w:asciiTheme="minorEastAsia" w:eastAsiaTheme="minorEastAsia" w:hAnsiTheme="minorEastAsia" w:hint="eastAsia"/>
+          <w:rFonts w:eastAsiaTheme="minorEastAsia" w:cs="Times New Roman"/>
         </w:rPr>
         <w:t>With</w:t>
       </w:r>
@@ -2814,7 +2841,7 @@
           <w14:ligatures w14:val="none"/>
         </w:rPr>
         <w:drawing>
-          <wp:anchor distT="0" distB="0" distL="114300" distR="114300" simplePos="0" relativeHeight="251664384" behindDoc="0" locked="0" layoutInCell="1" allowOverlap="1" wp14:anchorId="6395CD77" wp14:editId="6E53D804">
+          <wp:anchor distT="0" distB="0" distL="114300" distR="114300" simplePos="0" relativeHeight="251664384" behindDoc="0" locked="0" layoutInCell="1" allowOverlap="1" wp14:anchorId="6395CD77" wp14:editId="5FF242D5">
             <wp:simplePos x="0" y="0"/>
             <wp:positionH relativeFrom="column">
               <wp:posOffset>1219200</wp:posOffset>
@@ -3230,7 +3257,7 @@
         </w:rPr>
         <w:lastRenderedPageBreak/>
         <w:drawing>
-          <wp:anchor distT="0" distB="0" distL="114300" distR="114300" simplePos="0" relativeHeight="251662336" behindDoc="0" locked="0" layoutInCell="1" allowOverlap="1" wp14:anchorId="15385237" wp14:editId="7F836202">
+          <wp:anchor distT="0" distB="0" distL="114300" distR="114300" simplePos="0" relativeHeight="251662336" behindDoc="0" locked="0" layoutInCell="1" allowOverlap="1" wp14:anchorId="15385237" wp14:editId="0DF7367E">
             <wp:simplePos x="0" y="0"/>
             <wp:positionH relativeFrom="column">
               <wp:posOffset>314008</wp:posOffset>
@@ -4173,7 +4200,7 @@
           <w:noProof/>
         </w:rPr>
         <w:drawing>
-          <wp:anchor distT="0" distB="0" distL="114300" distR="114300" simplePos="0" relativeHeight="251661312" behindDoc="0" locked="0" layoutInCell="1" allowOverlap="1" wp14:anchorId="1F916777" wp14:editId="0EEB9A19">
+          <wp:anchor distT="0" distB="0" distL="114300" distR="114300" simplePos="0" relativeHeight="251661312" behindDoc="0" locked="0" layoutInCell="1" allowOverlap="1" wp14:anchorId="1F916777" wp14:editId="73F15FDA">
             <wp:simplePos x="0" y="0"/>
             <wp:positionH relativeFrom="column">
               <wp:posOffset>4763</wp:posOffset>
@@ -4471,6 +4498,12 @@
         <w:rPr>
           <w:rFonts w:eastAsia="宋体"/>
         </w:rPr>
+        <w:t xml:space="preserve"> </w:t>
+      </w:r>
+      <w:r>
+        <w:rPr>
+          <w:rFonts w:eastAsia="宋体"/>
+        </w:rPr>
         <w:t>It verified the characteristic of the LDR, where its resistance decreases as the light intensity increases.</w:t>
       </w:r>
     </w:p>
@@ -4497,6 +4530,12 @@
         <w:rPr>
           <w:rFonts w:eastAsia="宋体"/>
         </w:rPr>
+        <w:t xml:space="preserve"> </w:t>
+      </w:r>
+      <w:r>
+        <w:rPr>
+          <w:rFonts w:eastAsia="宋体"/>
+        </w:rPr>
         <w:t>It was determined that, for our LDR, using a 1kΩ series resistor in the voltage divider results in the maximum range of resistance variation from darkness to bright light. This finding will assist in selecting an appropriate voltage divider resistor in subsequent experiments to enhance the sensitivity of the LDR's response.</w:t>
       </w:r>
     </w:p>
@@ -4504,20 +4543,26 @@
       <w:pPr>
         <w:ind w:firstLine="480"/>
         <w:rPr>
+          <w:rFonts w:eastAsia="宋体"/>
+        </w:rPr>
+      </w:pPr>
+      <w:r>
+        <w:rPr>
+          <w:rFonts w:eastAsia="宋体"/>
+        </w:rPr>
+        <w:t>3</w:t>
+      </w:r>
+      <w:r>
+        <w:rPr>
           <w:rFonts w:eastAsia="宋体" w:hint="eastAsia"/>
         </w:rPr>
-      </w:pPr>
+        <w:t>)</w:t>
+      </w:r>
       <w:r>
         <w:rPr>
           <w:rFonts w:eastAsia="宋体"/>
         </w:rPr>
-        <w:t>3</w:t>
-      </w:r>
-      <w:r>
-        <w:rPr>
-          <w:rFonts w:eastAsia="宋体" w:hint="eastAsia"/>
-        </w:rPr>
-        <w:t>)</w:t>
+        <w:t xml:space="preserve"> </w:t>
       </w:r>
       <w:r>
         <w:rPr>
@@ -4574,6 +4619,12 @@
         <w:rPr>
           <w:rFonts w:eastAsia="宋体"/>
         </w:rPr>
+        <w:t xml:space="preserve"> </w:t>
+      </w:r>
+      <w:r>
+        <w:rPr>
+          <w:rFonts w:eastAsia="宋体"/>
+        </w:rPr>
         <w:t>The experimental environment could not fully eliminate the influence of the laboratory lighting, which led to the observed curve exhibiting an initial increase followed by a decrease.</w:t>
       </w:r>
     </w:p>
@@ -4593,6 +4644,12 @@
           <w:rFonts w:eastAsia="宋体" w:hint="eastAsia"/>
         </w:rPr>
         <w:t>)</w:t>
+      </w:r>
+      <w:r>
+        <w:rPr>
+          <w:rFonts w:eastAsia="宋体"/>
+        </w:rPr>
+        <w:t xml:space="preserve"> </w:t>
       </w:r>
       <w:r>
         <w:rPr>
@@ -4606,7 +4663,7 @@
         <w:widowControl/>
         <w:ind w:firstLineChars="0" w:firstLine="0"/>
         <w:rPr>
-          <w:rFonts w:eastAsiaTheme="minorEastAsia" w:hint="eastAsia"/>
+          <w:rFonts w:eastAsiaTheme="minorEastAsia"/>
         </w:rPr>
       </w:pPr>
     </w:p>

--- a/Labs/Lab1/group15 lab1.docx
+++ b/Labs/Lab1/group15 lab1.docx
@@ -28,6 +28,17 @@
     </w:p>
     <w:p>
       <w:pPr>
+        <w:ind w:firstLine="480"/>
+      </w:pPr>
+      <w:r>
+        <w:t xml:space="preserve">Lab 1 basically seeks for characters of light dependent register (LDR). </w:t>
+      </w:r>
+      <w:r>
+        <w:t>All approaches are succeeded through 4 experiments.</w:t>
+      </w:r>
+    </w:p>
+    <w:p>
+      <w:pPr>
         <w:pStyle w:val="2"/>
       </w:pPr>
       <w:r>
@@ -52,189 +63,400 @@
     <w:p>
       <w:pPr>
         <w:ind w:firstLine="480"/>
-      </w:pPr>
-      <w:r>
-        <w:t xml:space="preserve">When connected to ground, the voltage </w:t>
-      </w:r>
-      <w:proofErr w:type="gramStart"/>
-      <w:r>
-        <w:t>drop</w:t>
-      </w:r>
-      <w:proofErr w:type="gramEnd"/>
-      <w:r>
-        <w:t xml:space="preserve"> across the light-dependent resistor (LDR) is measured. As the light intensity increases, the voltage </w:t>
-      </w:r>
-      <w:proofErr w:type="gramStart"/>
-      <w:r>
-        <w:t>drop</w:t>
-      </w:r>
-      <w:proofErr w:type="gramEnd"/>
-      <w:r>
-        <w:t xml:space="preserve"> across the LDR decreases from weak light to strong light.</w:t>
+        <w:rPr>
+          <w:rFonts w:hint="eastAsia"/>
+        </w:rPr>
+      </w:pPr>
+      <w:r>
+        <w:t xml:space="preserve">This experiment investigates the relationship between light intensity and electrical response in light-dependent resistor (LDR) circuits. By constructing two distinct configurations – a ground-connected LDR voltage divider and a supply-connected fixed resistor voltage divider – we characterize how varying illumination levels affect output signals. </w:t>
+      </w:r>
+    </w:p>
+    <w:p>
+      <w:pPr>
+        <w:ind w:firstLine="480"/>
+      </w:pPr>
+      <w:r>
+        <w:t>Key measurements reveal an inverse relationship: when the LDR forms the lower branch of a voltage divider (connected to ground), its resistance decreases with increasing light intensity. Conversely, when the LDR serves as the upper branch (connected to power supply), the fixed resistor's voltage increases</w:t>
+      </w:r>
+      <w:r>
+        <w:t xml:space="preserve"> </w:t>
+      </w:r>
+      <w:r>
+        <w:t xml:space="preserve">under identical illumination conditions. </w:t>
+      </w:r>
+    </w:p>
+    <w:p>
+      <w:pPr>
+        <w:ind w:firstLine="480"/>
+      </w:pPr>
+      <w:r>
+        <w:t>These opposing trends demonstrate how component placement in voltage divider networks fundamentally determines a circuit's response to environmental stimuli.</w:t>
+      </w:r>
+    </w:p>
+    <w:p>
+      <w:pPr>
+        <w:ind w:firstLine="480"/>
+        <w:rPr>
+          <w:rFonts w:eastAsiaTheme="minorEastAsia"/>
+        </w:rPr>
+      </w:pPr>
+    </w:p>
+    <w:p>
+      <w:pPr>
+        <w:pStyle w:val="2"/>
+      </w:pPr>
+      <w:r>
+        <w:t>Experiment 2: Plotting the "</w:t>
+      </w:r>
+      <w:r>
+        <w:rPr>
+          <w:rFonts w:eastAsiaTheme="minorEastAsia"/>
+        </w:rPr>
+        <w:t>Light Intensity</w:t>
+      </w:r>
+      <w:r>
+        <w:rPr>
+          <w:rFonts w:hint="eastAsia"/>
+        </w:rPr>
+        <w:t>-</w:t>
+      </w:r>
+      <w:r>
+        <w:t>Resistance</w:t>
+      </w:r>
+      <w:r>
+        <w:t>" Changes of LDR under Different Light Intensities</w:t>
+      </w:r>
+    </w:p>
+    <w:p>
+      <w:pPr>
+        <w:ind w:firstLine="480"/>
+        <w:rPr>
+          <w:rFonts w:eastAsiaTheme="minorEastAsia"/>
+        </w:rPr>
+      </w:pPr>
+      <w:r>
+        <w:t>As the incident light intensity increases, the resistance of the LDR decreases; conversely, as the incident light intensity decreases, the resistance of the LDR increases.</w:t>
+      </w:r>
+    </w:p>
+    <w:p>
+      <w:pPr>
+        <w:ind w:firstLine="480"/>
+        <w:rPr>
+          <w:rFonts w:eastAsiaTheme="minorEastAsia"/>
+        </w:rPr>
+      </w:pPr>
+    </w:p>
+    <w:p>
+      <w:pPr>
+        <w:pStyle w:val="2"/>
+      </w:pPr>
+      <w:r>
+        <w:t>Experiment 3: Comparison of the Change Range When LDR is Connected in Series with Different Voltage Divider Resistors</w:t>
+      </w:r>
+    </w:p>
+    <w:p>
+      <w:pPr>
+        <w:ind w:firstLine="480"/>
+        <w:rPr>
+          <w:rFonts w:eastAsiaTheme="minorEastAsia"/>
+        </w:rPr>
+      </w:pPr>
+      <w:r>
+        <w:t>When the LDR is connected in series with a 1kΩ resistor, the change range from weak light to strong light is the largest.</w:t>
+      </w:r>
+    </w:p>
+    <w:p>
+      <w:pPr>
+        <w:ind w:firstLine="480"/>
+        <w:rPr>
+          <w:rFonts w:eastAsiaTheme="minorEastAsia"/>
+        </w:rPr>
+      </w:pPr>
+    </w:p>
+    <w:p>
+      <w:pPr>
+        <w:pStyle w:val="2"/>
+      </w:pPr>
+      <w:r>
+        <w:t>Experiment 4: Investigating the Resistance Difference Between Two LDRs Under Identical Light Conditions</w:t>
+      </w:r>
+    </w:p>
+    <w:p>
+      <w:pPr>
+        <w:ind w:firstLine="480"/>
+      </w:pPr>
+      <w:r>
+        <w:t xml:space="preserve">Under the same light conditions, the resistance difference between the two LDRs exceeds </w:t>
       </w:r>
       <w:r>
         <w:rPr>
           <w:rFonts w:eastAsiaTheme="minorEastAsia" w:hint="eastAsia"/>
         </w:rPr>
+        <w:t>20</w:t>
+      </w:r>
+      <w:r>
+        <w:t>0Ω.</w:t>
+      </w:r>
+    </w:p>
+    <w:p>
+      <w:pPr>
+        <w:ind w:firstLineChars="0" w:firstLine="0"/>
+        <w:rPr>
+          <w:rFonts w:eastAsiaTheme="minorEastAsia"/>
+        </w:rPr>
+      </w:pPr>
+    </w:p>
+    <w:p>
+      <w:pPr>
+        <w:pStyle w:val="1"/>
+      </w:pPr>
+      <w:r>
+        <w:rPr>
+          <w:rFonts w:hint="eastAsia"/>
+        </w:rPr>
+        <w:t>Theory and Technical Background</w:t>
+      </w:r>
+    </w:p>
+    <w:p>
+      <w:pPr>
+        <w:ind w:firstLine="480"/>
+      </w:pPr>
+      <w:r>
+        <w:t xml:space="preserve">LDRs’ register changing theory originally comes from semiconductor material. Those chemical material such as </w:t>
+      </w:r>
+      <w:r>
+        <w:t>cadmium sulfide</w:t>
+      </w:r>
+      <w:r>
+        <w:t xml:space="preserve"> (</w:t>
+      </w:r>
+      <w:proofErr w:type="spellStart"/>
+      <w:r>
+        <w:t>CdS</w:t>
+      </w:r>
+      <w:proofErr w:type="spellEnd"/>
+      <w:r>
+        <w:t xml:space="preserve">) offers election-hole pairs under light. Finally, the increasement of </w:t>
+      </w:r>
+      <w:r>
+        <w:t>carrier concentration</w:t>
+      </w:r>
+      <w:r>
+        <w:t xml:space="preserve"> leads to higher electrical conductivity. </w:t>
+      </w:r>
+      <w:r>
+        <w:t>This property turns out to be a negative correlation between light and resistance. The relationship between them is not linear</w:t>
+      </w:r>
+      <w:r>
+        <w:t xml:space="preserve">. Usually </w:t>
+      </w:r>
+      <w:r>
+        <w:rPr>
+          <w:rFonts w:hint="eastAsia"/>
+        </w:rPr>
+        <w:t>sa</w:t>
+      </w:r>
+      <w:r>
+        <w:t>tisfies the formula (1). That is, a</w:t>
+      </w:r>
+      <w:r>
+        <w:rPr>
+          <w:rFonts w:hint="eastAsia"/>
+        </w:rPr>
+        <w:t xml:space="preserve"> photoresistor is a semiconductor element based on the internal photoelectric effect, and its resistance value depends on the incident light intensity. As the incident light intensity increases, the resistance value of the photoresistor decreases, and as the incident light decreases, the resistance value of the photoresistor increases.</w:t>
+      </w:r>
+      <w:r>
+        <w:t xml:space="preserve"> Additionally, d</w:t>
+      </w:r>
+      <w:r>
+        <w:t>ark and bright light turns to totally different</w:t>
+      </w:r>
+      <w:r>
+        <w:t xml:space="preserve"> trends, with high resistance (up to 1.5</w:t>
+      </w:r>
+      <w:r>
+        <w:rPr>
+          <w:rFonts w:hint="eastAsia"/>
+        </w:rPr>
         <w:t xml:space="preserve"> </w:t>
       </w:r>
       <w:r>
-        <w:t xml:space="preserve">When connected to the power supply, the voltage </w:t>
-      </w:r>
-      <w:proofErr w:type="gramStart"/>
-      <w:r>
-        <w:t>drop</w:t>
-      </w:r>
-      <w:proofErr w:type="gramEnd"/>
-      <w:r>
-        <w:t xml:space="preserve"> across the resistor is measured. As the light intensity increases, the voltage </w:t>
-      </w:r>
-      <w:proofErr w:type="gramStart"/>
-      <w:r>
-        <w:t>drop</w:t>
-      </w:r>
-      <w:proofErr w:type="gramEnd"/>
-      <w:r>
-        <w:t xml:space="preserve"> across the resistor increases from weak light to strong light.</w:t>
-      </w:r>
-    </w:p>
-    <w:p>
-      <w:pPr>
-        <w:ind w:firstLine="480"/>
-        <w:rPr>
-          <w:rFonts w:eastAsiaTheme="minorEastAsia"/>
-        </w:rPr>
-      </w:pPr>
-    </w:p>
-    <w:p>
-      <w:pPr>
-        <w:pStyle w:val="2"/>
-      </w:pPr>
-      <w:r>
-        <w:t>Experiment 2: Plotting the "</w:t>
-      </w:r>
-      <w:r>
-        <w:rPr>
-          <w:rFonts w:eastAsiaTheme="minorEastAsia"/>
-        </w:rPr>
-        <w:t>Light Intensity</w:t>
-      </w:r>
-      <w:r>
         <w:rPr>
           <w:rFonts w:hint="eastAsia"/>
         </w:rPr>
-        <w:t>-</w:t>
-      </w:r>
-      <w:r>
-        <w:t>Resistance</w:t>
-      </w:r>
-      <w:r>
-        <w:t>" Changes of LDR under Different Light Intensities</w:t>
-      </w:r>
-    </w:p>
-    <w:p>
-      <w:pPr>
-        <w:ind w:firstLine="480"/>
-        <w:rPr>
-          <w:rFonts w:eastAsiaTheme="minorEastAsia"/>
-        </w:rPr>
-      </w:pPr>
-      <w:r>
-        <w:t>As the incident light intensity increases, the resistance of the LDR decreases; conversely, as the incident light intensity decreases, the resistance of the LDR increases.</w:t>
-      </w:r>
-    </w:p>
-    <w:p>
-      <w:pPr>
-        <w:ind w:firstLine="480"/>
-        <w:rPr>
-          <w:rFonts w:eastAsiaTheme="minorEastAsia"/>
-        </w:rPr>
-      </w:pPr>
-    </w:p>
-    <w:p>
-      <w:pPr>
-        <w:pStyle w:val="2"/>
-      </w:pPr>
-      <w:r>
-        <w:t>Experiment 3: Comparison of the Change Range When LDR is Connected in Series with Different Voltage Divider Resistors</w:t>
-      </w:r>
-    </w:p>
-    <w:p>
-      <w:pPr>
-        <w:ind w:firstLine="480"/>
-        <w:rPr>
-          <w:rFonts w:eastAsiaTheme="minorEastAsia"/>
-        </w:rPr>
-      </w:pPr>
-      <w:r>
-        <w:t>When the LDR is connected in series with a 1kΩ resistor, the change range from weak light to strong light is the largest.</w:t>
-      </w:r>
-    </w:p>
-    <w:p>
-      <w:pPr>
-        <w:ind w:firstLine="480"/>
-        <w:rPr>
-          <w:rFonts w:eastAsiaTheme="minorEastAsia"/>
-        </w:rPr>
-      </w:pPr>
-    </w:p>
-    <w:p>
-      <w:pPr>
-        <w:pStyle w:val="2"/>
-      </w:pPr>
-      <w:r>
-        <w:t>Experiment 4: Investigating the Resistance Difference Between Two LDRs Under Identical Light Conditions</w:t>
-      </w:r>
-    </w:p>
-    <w:p>
-      <w:pPr>
-        <w:ind w:firstLine="480"/>
-      </w:pPr>
-      <w:r>
-        <w:t xml:space="preserve">Under the same light conditions, the resistance difference between the two LDRs exceeds </w:t>
-      </w:r>
-      <w:r>
-        <w:rPr>
-          <w:rFonts w:eastAsiaTheme="minorEastAsia" w:hint="eastAsia"/>
-        </w:rPr>
-        <w:t>20</w:t>
-      </w:r>
-      <w:r>
-        <w:t>0Ω.</w:t>
-      </w:r>
-    </w:p>
+        <w:t>MΩ</w:t>
+      </w:r>
+      <w:r>
+        <w:t xml:space="preserve">) in dark conditions opposing to a much lower resistive (small as </w:t>
+      </w:r>
+      <w:r>
+        <w:rPr>
+          <w:rFonts w:hint="eastAsia"/>
+        </w:rPr>
+        <w:t>1KΩ or less</w:t>
+      </w:r>
+      <w:r>
+        <w:t>).</w:t>
+      </w:r>
+    </w:p>
+    <w:tbl>
+      <w:tblPr>
+        <w:tblStyle w:val="ae"/>
+        <w:tblW w:w="0" w:type="auto"/>
+        <w:tblBorders>
+          <w:top w:val="none" w:sz="0" w:space="0" w:color="auto"/>
+          <w:left w:val="none" w:sz="0" w:space="0" w:color="auto"/>
+          <w:bottom w:val="none" w:sz="0" w:space="0" w:color="auto"/>
+          <w:right w:val="none" w:sz="0" w:space="0" w:color="auto"/>
+          <w:insideH w:val="none" w:sz="0" w:space="0" w:color="auto"/>
+          <w:insideV w:val="none" w:sz="0" w:space="0" w:color="auto"/>
+        </w:tblBorders>
+        <w:tblLook w:val="04A0" w:firstRow="1" w:lastRow="0" w:firstColumn="1" w:lastColumn="0" w:noHBand="0" w:noVBand="1"/>
+      </w:tblPr>
+      <w:tblGrid>
+        <w:gridCol w:w="817"/>
+        <w:gridCol w:w="6946"/>
+        <w:gridCol w:w="1296"/>
+      </w:tblGrid>
+      <w:tr>
+        <w:tc>
+          <w:tcPr>
+            <w:tcW w:w="817" w:type="dxa"/>
+          </w:tcPr>
+          <w:p>
+            <w:pPr>
+              <w:ind w:firstLineChars="0" w:firstLine="0"/>
+              <w:rPr>
+                <w:rFonts w:eastAsiaTheme="minorEastAsia"/>
+              </w:rPr>
+            </w:pPr>
+          </w:p>
+        </w:tc>
+        <w:tc>
+          <w:tcPr>
+            <w:tcW w:w="6946" w:type="dxa"/>
+          </w:tcPr>
+          <w:p>
+            <w:pPr>
+              <w:ind w:firstLine="480"/>
+              <w:jc w:val="center"/>
+              <w:rPr>
+                <w:rFonts w:ascii="Cambria Math" w:hAnsi="Cambria Math"/>
+                <w:i/>
+              </w:rPr>
+            </w:pPr>
+            <m:oMath>
+              <m:r>
+                <w:rPr>
+                  <w:rFonts w:ascii="Cambria Math" w:hAnsi="Cambria Math"/>
+                </w:rPr>
+                <m:t>R</m:t>
+              </m:r>
+              <m:r>
+                <m:rPr>
+                  <m:sty m:val="p"/>
+                </m:rPr>
+                <w:rPr>
+                  <w:rFonts w:ascii="Cambria Math" w:eastAsia="宋体" w:hAnsi="Cambria Math" w:cs="宋体" w:hint="eastAsia"/>
+                </w:rPr>
+                <m:t>∝</m:t>
+              </m:r>
+              <m:sSup>
+                <m:sSupPr>
+                  <m:ctrlPr>
+                    <w:rPr>
+                      <w:rFonts w:ascii="Cambria Math" w:eastAsia="宋体" w:hAnsi="Cambria Math" w:cs="宋体"/>
+                      <w:i/>
+                    </w:rPr>
+                  </m:ctrlPr>
+                </m:sSupPr>
+                <m:e>
+                  <m:r>
+                    <w:rPr>
+                      <w:rFonts w:ascii="Cambria Math" w:eastAsia="宋体" w:hAnsi="Cambria Math" w:cs="宋体"/>
+                    </w:rPr>
+                    <m:t>E</m:t>
+                  </m:r>
+                  <m:ctrlPr>
+                    <w:rPr>
+                      <w:rFonts w:ascii="Cambria Math" w:eastAsia="宋体" w:hAnsi="Cambria Math" w:cs="宋体"/>
+                    </w:rPr>
+                  </m:ctrlPr>
+                </m:e>
+                <m:sup>
+                  <m:r>
+                    <w:rPr>
+                      <w:rFonts w:ascii="Cambria Math" w:eastAsia="宋体" w:hAnsi="Cambria Math" w:cs="宋体"/>
+                    </w:rPr>
+                    <m:t>-</m:t>
+                  </m:r>
+                  <m:r>
+                    <w:rPr>
+                      <w:rFonts w:ascii="Cambria Math" w:eastAsia="宋体" w:hAnsi="Cambria Math" w:cs="宋体"/>
+                    </w:rPr>
+                    <m:t>γ</m:t>
+                  </m:r>
+                </m:sup>
+              </m:sSup>
+            </m:oMath>
+            <w:r>
+              <w:rPr>
+                <w:rFonts w:ascii="Cambria Math" w:hAnsi="Cambria Math"/>
+                <w:i/>
+              </w:rPr>
+              <w:t xml:space="preserve">, where </w:t>
+            </w:r>
+            <m:oMath>
+              <m:r>
+                <w:rPr>
+                  <w:rFonts w:ascii="Cambria Math" w:hAnsi="Cambria Math"/>
+                </w:rPr>
+                <m:t>γ</m:t>
+              </m:r>
+            </m:oMath>
+            <w:r>
+              <w:rPr>
+                <w:rFonts w:ascii="Cambria Math" w:hAnsi="Cambria Math"/>
+                <w:i/>
+              </w:rPr>
+              <w:t xml:space="preserve"> is material constant.</w:t>
+            </w:r>
+          </w:p>
+        </w:tc>
+        <w:tc>
+          <w:tcPr>
+            <w:tcW w:w="759" w:type="dxa"/>
+          </w:tcPr>
+          <w:p>
+            <w:pPr>
+              <w:ind w:firstLine="480"/>
+            </w:pPr>
+            <w:r>
+              <w:rPr>
+                <w:rFonts w:ascii="宋体" w:eastAsia="宋体" w:hAnsi="宋体" w:cs="宋体" w:hint="eastAsia"/>
+              </w:rPr>
+              <w:t>（</w:t>
+            </w:r>
+            <w:r>
+              <w:rPr>
+                <w:rFonts w:hint="eastAsia"/>
+              </w:rPr>
+              <w:t>1</w:t>
+            </w:r>
+            <w:r>
+              <w:rPr>
+                <w:rFonts w:ascii="宋体" w:eastAsia="宋体" w:hAnsi="宋体" w:cs="宋体" w:hint="eastAsia"/>
+              </w:rPr>
+              <w:t>）</w:t>
+            </w:r>
+          </w:p>
+        </w:tc>
+      </w:tr>
+    </w:tbl>
     <w:p>
       <w:pPr>
         <w:ind w:firstLineChars="0" w:firstLine="0"/>
-        <w:rPr>
-          <w:rFonts w:eastAsiaTheme="minorEastAsia"/>
-        </w:rPr>
-      </w:pPr>
-    </w:p>
-    <w:p>
-      <w:pPr>
-        <w:pStyle w:val="1"/>
-      </w:pPr>
-      <w:r>
-        <w:rPr>
-          <w:rFonts w:hint="eastAsia"/>
-        </w:rPr>
-        <w:t>Theory and Technical Background</w:t>
-      </w:r>
-    </w:p>
-    <w:p>
-      <w:pPr>
-        <w:ind w:firstLine="480"/>
-        <w:rPr>
-          <w:rFonts w:eastAsiaTheme="minorEastAsia"/>
-        </w:rPr>
-      </w:pPr>
-      <w:r>
-        <w:rPr>
-          <w:rFonts w:hint="eastAsia"/>
-        </w:rPr>
-        <w:t>A photoresistor is a semiconductor element based on the internal photoelectric effect, and its resistance value depends on the incident light intensity. As the incident light intensity increases, the resistance value of the photoresistor decreases, and as the incident light decreases, the resistance value of the photoresistor increases. The bright resistance value can be as small as 1KΩ or less. In the absence of light, the photoresistor is highly resistive, and the dark resistance is generally up to 1.5MΩ.</w:t>
-      </w:r>
+      </w:pPr>
     </w:p>
     <w:p>
       <w:pPr>
@@ -374,7 +596,6 @@
         <w:rPr>
           <w:rFonts w:hint="eastAsia"/>
         </w:rPr>
-        <w:lastRenderedPageBreak/>
         <w:t>Method</w:t>
       </w:r>
       <w:r>
@@ -827,6 +1048,7 @@
           <w:rFonts w:eastAsiaTheme="minorEastAsia" w:hint="eastAsia"/>
           <w:noProof/>
         </w:rPr>
+        <w:lastRenderedPageBreak/>
         <w:drawing>
           <wp:inline distT="0" distB="0" distL="0" distR="0" wp14:anchorId="6EF9F547" wp14:editId="32D15FF0">
             <wp:extent cx="2611972" cy="2424113"/>
@@ -1411,6 +1633,7 @@
           <w:rFonts w:eastAsiaTheme="minorEastAsia" w:hint="eastAsia"/>
           <w:noProof/>
         </w:rPr>
+        <w:lastRenderedPageBreak/>
         <w:drawing>
           <wp:inline distT="0" distB="0" distL="0" distR="0" wp14:anchorId="66D87D7C" wp14:editId="26B709C6">
             <wp:extent cx="2458320" cy="2629700"/>
@@ -1562,7 +1785,6 @@
           <w:rFonts w:eastAsiaTheme="minorEastAsia"/>
           <w:noProof/>
         </w:rPr>
-        <w:lastRenderedPageBreak/>
         <w:drawing>
           <wp:inline distT="0" distB="0" distL="0" distR="0" wp14:anchorId="7E6E1AB6" wp14:editId="50EA80EB">
             <wp:extent cx="4305300" cy="2497626"/>
@@ -1641,6 +1863,7 @@
           <w:bCs/>
           <w:noProof/>
         </w:rPr>
+        <w:lastRenderedPageBreak/>
         <w:drawing>
           <wp:anchor distT="0" distB="0" distL="114300" distR="114300" simplePos="0" relativeHeight="251660288" behindDoc="0" locked="0" layoutInCell="1" allowOverlap="1" wp14:anchorId="537FECA6" wp14:editId="5A7F58D4">
             <wp:simplePos x="0" y="0"/>
@@ -1932,14 +2155,7 @@
         <w:rPr>
           <w:rFonts w:eastAsia="宋体"/>
         </w:rPr>
-        <w:t xml:space="preserve">ADC, the polar </w:t>
-      </w:r>
-      <w:r>
-        <w:rPr>
-          <w:rFonts w:eastAsia="宋体"/>
-        </w:rPr>
-        <w:lastRenderedPageBreak/>
-        <w:t>differences are calculated and compared.</w:t>
+        <w:t>ADC, the polar differences are calculated and compared.</w:t>
       </w:r>
     </w:p>
     <w:p>
@@ -2002,6 +2218,7 @@
           <w:rFonts w:hint="eastAsia"/>
           <w:noProof/>
         </w:rPr>
+        <w:lastRenderedPageBreak/>
         <w:drawing>
           <wp:inline distT="0" distB="0" distL="0" distR="0" wp14:anchorId="46DB43F5" wp14:editId="4BC3FCFB">
             <wp:extent cx="2871235" cy="2328228"/>
@@ -2302,7 +2519,6 @@
           <w:rFonts w:eastAsiaTheme="minorEastAsia"/>
           <w:noProof/>
         </w:rPr>
-        <w:lastRenderedPageBreak/>
         <w:drawing>
           <wp:inline distT="0" distB="0" distL="0" distR="0" wp14:anchorId="2E2249E8" wp14:editId="04AEA90E">
             <wp:extent cx="5943600" cy="1274445"/>
@@ -2374,6 +2590,7 @@
           <w:rFonts w:eastAsiaTheme="minorEastAsia"/>
           <w:noProof/>
         </w:rPr>
+        <w:lastRenderedPageBreak/>
         <w:drawing>
           <wp:inline distT="0" distB="0" distL="0" distR="0" wp14:anchorId="2AC72808" wp14:editId="49AAE0D4">
             <wp:extent cx="5943600" cy="1744980"/>
@@ -2698,7 +2915,6 @@
         </w:rPr>
       </w:pPr>
       <w:r>
-        <w:lastRenderedPageBreak/>
         <w:t xml:space="preserve">Experiment </w:t>
       </w:r>
       <w:r>
@@ -2840,6 +3056,7 @@
           <w:noProof/>
           <w14:ligatures w14:val="none"/>
         </w:rPr>
+        <w:lastRenderedPageBreak/>
         <w:drawing>
           <wp:anchor distT="0" distB="0" distL="114300" distR="114300" simplePos="0" relativeHeight="251664384" behindDoc="0" locked="0" layoutInCell="1" allowOverlap="1" wp14:anchorId="6395CD77" wp14:editId="5FF242D5">
             <wp:simplePos x="0" y="0"/>
@@ -3255,7 +3472,6 @@
           <w:bCs/>
           <w:noProof/>
         </w:rPr>
-        <w:lastRenderedPageBreak/>
         <w:drawing>
           <wp:anchor distT="0" distB="0" distL="114300" distR="114300" simplePos="0" relativeHeight="251662336" behindDoc="0" locked="0" layoutInCell="1" allowOverlap="1" wp14:anchorId="15385237" wp14:editId="0DF7367E">
             <wp:simplePos x="0" y="0"/>
@@ -3408,6 +3624,7 @@
           <w:rFonts w:eastAsia="宋体"/>
           <w:noProof/>
         </w:rPr>
+        <w:lastRenderedPageBreak/>
         <w:drawing>
           <wp:inline distT="0" distB="0" distL="0" distR="0" wp14:anchorId="5CF614D7" wp14:editId="5B2C646F">
             <wp:extent cx="3238500" cy="1933952"/>
@@ -4114,34 +4331,34 @@
         </w:rPr>
       </w:pPr>
       <w:r>
+        <w:t xml:space="preserve">Experiment </w:t>
+      </w:r>
+      <w:r>
+        <w:rPr>
+          <w:rFonts w:eastAsiaTheme="minorEastAsia" w:hint="eastAsia"/>
+        </w:rPr>
+        <w:t>4</w:t>
+      </w:r>
+    </w:p>
+    <w:p>
+      <w:pPr>
+        <w:ind w:firstLine="480"/>
+        <w:rPr>
+          <w:rFonts w:eastAsiaTheme="minorEastAsia"/>
+        </w:rPr>
+      </w:pPr>
+      <w:r>
+        <w:rPr>
+          <w:rFonts w:eastAsiaTheme="minorEastAsia"/>
+        </w:rPr>
+        <w:t>When the light is swept from LDR1 to LDR2, the following data is obtained:</w:t>
+      </w:r>
+      <w:r>
+        <w:rPr>
+          <w:rFonts w:eastAsiaTheme="minorEastAsia"/>
+          <w:noProof/>
+        </w:rPr>
         <w:lastRenderedPageBreak/>
-        <w:t xml:space="preserve">Experiment </w:t>
-      </w:r>
-      <w:r>
-        <w:rPr>
-          <w:rFonts w:eastAsiaTheme="minorEastAsia" w:hint="eastAsia"/>
-        </w:rPr>
-        <w:t>4</w:t>
-      </w:r>
-    </w:p>
-    <w:p>
-      <w:pPr>
-        <w:ind w:firstLine="480"/>
-        <w:rPr>
-          <w:rFonts w:eastAsiaTheme="minorEastAsia"/>
-        </w:rPr>
-      </w:pPr>
-      <w:r>
-        <w:rPr>
-          <w:rFonts w:eastAsiaTheme="minorEastAsia"/>
-        </w:rPr>
-        <w:t>When the light is swept from LDR1 to LDR2, the following data is obtained:</w:t>
-      </w:r>
-      <w:r>
-        <w:rPr>
-          <w:rFonts w:eastAsiaTheme="minorEastAsia"/>
-          <w:noProof/>
-        </w:rPr>
         <w:drawing>
           <wp:inline distT="0" distB="0" distL="0" distR="0" wp14:anchorId="32186BD9" wp14:editId="404BDEE0">
             <wp:extent cx="5943600" cy="1350645"/>
@@ -4675,6 +4892,7 @@
         <w:rPr>
           <w:rFonts w:hint="eastAsia"/>
         </w:rPr>
+        <w:lastRenderedPageBreak/>
         <w:t>A</w:t>
       </w:r>
       <w:r>
@@ -9986,6 +10204,16 @@
       </w:tcPr>
     </w:tblStylePr>
   </w:style>
+  <w:style w:type="character" w:styleId="aff1">
+    <w:name w:val="Placeholder Text"/>
+    <w:basedOn w:val="a3"/>
+    <w:uiPriority w:val="99"/>
+    <w:unhideWhenUsed/>
+    <w:rsid w:val="006736EE"/>
+    <w:rPr>
+      <w:color w:val="666666"/>
+    </w:rPr>
+  </w:style>
 </w:styles>
 </file>
 

--- a/Labs/Lab1/group15 lab1.docx
+++ b/Labs/Lab1/group15 lab1.docx
@@ -31,10 +31,7 @@
         <w:ind w:firstLine="480"/>
       </w:pPr>
       <w:r>
-        <w:t xml:space="preserve">Lab 1 basically seeks for characters of light dependent register (LDR). </w:t>
-      </w:r>
-      <w:r>
-        <w:t>All approaches are succeeded through 4 experiments.</w:t>
+        <w:t>This laboratory investigation systematically characterizes the optoelectronic properties of light-dependent resistors (LDRs) through four complementary experimental approaches.</w:t>
       </w:r>
     </w:p>
     <w:p>
@@ -453,6 +450,11 @@
         </w:tc>
       </w:tr>
     </w:tbl>
+    <w:p>
+      <w:pPr>
+        <w:ind w:firstLineChars="0" w:firstLine="0"/>
+      </w:pPr>
+    </w:p>
     <w:p>
       <w:pPr>
         <w:ind w:firstLineChars="0" w:firstLine="0"/>
@@ -1616,7 +1618,7 @@
       <w:pPr>
         <w:ind w:firstLine="480"/>
         <w:rPr>
-          <w:rFonts w:eastAsiaTheme="minorEastAsia"/>
+          <w:rFonts w:eastAsiaTheme="minorEastAsia" w:hint="eastAsia"/>
         </w:rPr>
       </w:pPr>
     </w:p>

--- a/Labs/Lab1/group15 lab1.docx
+++ b/Labs/Lab1/group15 lab1.docx
@@ -18,10 +18,16 @@
     <w:p>
       <w:pPr>
         <w:pStyle w:val="1"/>
+        <w:rPr>
+          <w:sz w:val="28"/>
+          <w:szCs w:val="28"/>
+        </w:rPr>
       </w:pPr>
       <w:r>
         <w:rPr>
           <w:rFonts w:hint="eastAsia"/>
+          <w:sz w:val="28"/>
+          <w:szCs w:val="28"/>
         </w:rPr>
         <w:t>Introduction</w:t>
       </w:r>
@@ -33,27 +39,52 @@
       <w:r>
         <w:t>This laboratory investigation systematically characterizes the optoelectronic properties of light-dependent resistors (LDRs) through four complementary experimental approaches.</w:t>
       </w:r>
+      <w:r>
+        <w:rPr>
+          <w:rFonts w:hint="eastAsia"/>
+        </w:rPr>
+        <w:t xml:space="preserve"> The first</w:t>
+      </w:r>
+      <w:r>
+        <w:t xml:space="preserve"> two </w:t>
+      </w:r>
     </w:p>
     <w:p>
       <w:pPr>
         <w:pStyle w:val="2"/>
-      </w:pPr>
-      <w:r>
+        <w:rPr>
+          <w:sz w:val="24"/>
+          <w:szCs w:val="24"/>
+        </w:rPr>
+      </w:pPr>
+      <w:r>
+        <w:rPr>
+          <w:sz w:val="24"/>
+          <w:szCs w:val="24"/>
+        </w:rPr>
         <w:t>Experiment 1: Investigating the "</w:t>
       </w:r>
       <w:r>
         <w:rPr>
           <w:rFonts w:eastAsiaTheme="minorEastAsia"/>
+          <w:sz w:val="24"/>
+          <w:szCs w:val="24"/>
         </w:rPr>
         <w:t>Light Intensity</w:t>
       </w:r>
       <w:r>
         <w:rPr>
           <w:rFonts w:hint="eastAsia"/>
+          <w:sz w:val="24"/>
+          <w:szCs w:val="24"/>
         </w:rPr>
         <w:t>-</w:t>
       </w:r>
       <w:r>
+        <w:rPr>
+          <w:sz w:val="24"/>
+          <w:szCs w:val="24"/>
+        </w:rPr>
         <w:t>Resistance" Changes of LDR under Different Light Conditions with Ground and Power Supply Connections</w:t>
       </w:r>
     </w:p>
@@ -101,26 +132,46 @@
     <w:p>
       <w:pPr>
         <w:pStyle w:val="2"/>
-      </w:pPr>
-      <w:r>
+        <w:rPr>
+          <w:sz w:val="24"/>
+          <w:szCs w:val="24"/>
+        </w:rPr>
+      </w:pPr>
+      <w:r>
+        <w:rPr>
+          <w:sz w:val="24"/>
+          <w:szCs w:val="24"/>
+        </w:rPr>
         <w:t>Experiment 2: Plotting the "</w:t>
       </w:r>
       <w:r>
         <w:rPr>
           <w:rFonts w:eastAsiaTheme="minorEastAsia"/>
+          <w:sz w:val="24"/>
+          <w:szCs w:val="24"/>
         </w:rPr>
         <w:t>Light Intensity</w:t>
       </w:r>
       <w:r>
         <w:rPr>
           <w:rFonts w:hint="eastAsia"/>
+          <w:sz w:val="24"/>
+          <w:szCs w:val="24"/>
         </w:rPr>
         <w:t>-</w:t>
       </w:r>
       <w:r>
+        <w:rPr>
+          <w:sz w:val="24"/>
+          <w:szCs w:val="24"/>
+        </w:rPr>
         <w:t>Resistance</w:t>
       </w:r>
       <w:r>
+        <w:rPr>
+          <w:sz w:val="24"/>
+          <w:szCs w:val="24"/>
+        </w:rPr>
         <w:t>" Changes of LDR under Different Light Intensities</w:t>
       </w:r>
     </w:p>
@@ -146,8 +197,16 @@
     <w:p>
       <w:pPr>
         <w:pStyle w:val="2"/>
-      </w:pPr>
-      <w:r>
+        <w:rPr>
+          <w:sz w:val="24"/>
+          <w:szCs w:val="24"/>
+        </w:rPr>
+      </w:pPr>
+      <w:r>
+        <w:rPr>
+          <w:sz w:val="24"/>
+          <w:szCs w:val="24"/>
+        </w:rPr>
         <w:t>Experiment 3: Comparison of the Change Range When LDR is Connected in Series with Different Voltage Divider Resistors</w:t>
       </w:r>
     </w:p>
@@ -173,8 +232,16 @@
     <w:p>
       <w:pPr>
         <w:pStyle w:val="2"/>
-      </w:pPr>
-      <w:r>
+        <w:rPr>
+          <w:sz w:val="24"/>
+          <w:szCs w:val="24"/>
+        </w:rPr>
+      </w:pPr>
+      <w:r>
+        <w:rPr>
+          <w:sz w:val="24"/>
+          <w:szCs w:val="24"/>
+        </w:rPr>
         <w:t>Experiment 4: Investigating the Resistance Difference Between Two LDRs Under Identical Light Conditions</w:t>
       </w:r>
     </w:p>
@@ -206,10 +273,16 @@
     <w:p>
       <w:pPr>
         <w:pStyle w:val="1"/>
+        <w:rPr>
+          <w:sz w:val="28"/>
+          <w:szCs w:val="28"/>
+        </w:rPr>
       </w:pPr>
       <w:r>
         <w:rPr>
           <w:rFonts w:hint="eastAsia"/>
+          <w:sz w:val="28"/>
+          <w:szCs w:val="28"/>
         </w:rPr>
         <w:t>Theory and Technical Background</w:t>
       </w:r>
@@ -472,6 +545,7 @@
         <w:rPr>
           <w:noProof/>
         </w:rPr>
+        <w:lastRenderedPageBreak/>
         <w:drawing>
           <wp:inline distT="0" distB="0" distL="0" distR="0" wp14:anchorId="253792E2" wp14:editId="600AADEF">
             <wp:extent cx="2172353" cy="2195512"/>
@@ -593,18 +667,25 @@
     <w:p>
       <w:pPr>
         <w:pStyle w:val="1"/>
+        <w:rPr>
+          <w:sz w:val="28"/>
+          <w:szCs w:val="28"/>
+        </w:rPr>
       </w:pPr>
       <w:r>
         <w:rPr>
           <w:rFonts w:hint="eastAsia"/>
+          <w:sz w:val="28"/>
+          <w:szCs w:val="28"/>
         </w:rPr>
         <w:t>Method</w:t>
       </w:r>
       <w:r>
         <w:rPr>
-          <w:rFonts w:hint="eastAsia"/>
-        </w:rPr>
-        <w:t>：</w:t>
+          <w:sz w:val="28"/>
+          <w:szCs w:val="28"/>
+        </w:rPr>
+        <w:t xml:space="preserve">: </w:t>
       </w:r>
     </w:p>
     <w:tbl>
@@ -645,6 +726,7 @@
                 <w:p>
                   <w:pPr>
                     <w:ind w:firstLineChars="0" w:firstLine="0"/>
+                    <w:jc w:val="center"/>
                     <w:rPr>
                       <w:rFonts w:eastAsiaTheme="minorEastAsia"/>
                     </w:rPr>
@@ -685,6 +767,7 @@
                 <w:p>
                   <w:pPr>
                     <w:ind w:firstLineChars="0" w:firstLine="0"/>
+                    <w:jc w:val="center"/>
                   </w:pPr>
                   <w:r>
                     <w:t>ADC</w:t>
@@ -740,6 +823,7 @@
                 <w:p>
                   <w:pPr>
                     <w:ind w:firstLineChars="0" w:firstLine="0"/>
+                    <w:jc w:val="center"/>
                   </w:pPr>
                   <w:r>
                     <w:t>IDE</w:t>
@@ -768,6 +852,7 @@
                 <w:p>
                   <w:pPr>
                     <w:ind w:firstLineChars="0" w:firstLine="0"/>
+                    <w:jc w:val="center"/>
                   </w:pPr>
                   <w:r>
                     <w:rPr>
@@ -827,6 +912,7 @@
     <w:p>
       <w:pPr>
         <w:ind w:firstLine="480"/>
+        <w:jc w:val="center"/>
         <w:rPr>
           <w:rFonts w:eastAsia="宋体"/>
           <w:b/>
@@ -909,8 +995,16 @@
     <w:p>
       <w:pPr>
         <w:pStyle w:val="2"/>
-      </w:pPr>
-      <w:r>
+        <w:rPr>
+          <w:sz w:val="24"/>
+          <w:szCs w:val="24"/>
+        </w:rPr>
+      </w:pPr>
+      <w:r>
+        <w:rPr>
+          <w:sz w:val="24"/>
+          <w:szCs w:val="24"/>
+        </w:rPr>
         <w:t>Experiment 1: Investigating the "Resistance-Time" Changes of LDR under Different Light Conditions with Ground and Power Supply Connections</w:t>
       </w:r>
     </w:p>
@@ -1546,8 +1640,16 @@
     <w:p>
       <w:pPr>
         <w:pStyle w:val="2"/>
-      </w:pPr>
-      <w:r>
+        <w:rPr>
+          <w:sz w:val="24"/>
+          <w:szCs w:val="24"/>
+        </w:rPr>
+      </w:pPr>
+      <w:r>
+        <w:rPr>
+          <w:sz w:val="24"/>
+          <w:szCs w:val="24"/>
+        </w:rPr>
         <w:t>Experiment 2: Plotting the "Resistance-Time" Changes of LDR under Different Light Intensities</w:t>
       </w:r>
     </w:p>
@@ -1723,8 +1825,16 @@
     <w:p>
       <w:pPr>
         <w:pStyle w:val="2"/>
-      </w:pPr>
-      <w:r>
+        <w:rPr>
+          <w:sz w:val="24"/>
+          <w:szCs w:val="24"/>
+        </w:rPr>
+      </w:pPr>
+      <w:r>
+        <w:rPr>
+          <w:sz w:val="24"/>
+          <w:szCs w:val="24"/>
+        </w:rPr>
         <w:t>Experiment 3: Comparison of the Change Range When LDR is Connected in Series with Different Voltage Divider Resistors</w:t>
       </w:r>
     </w:p>
@@ -2173,9 +2283,15 @@
         <w:pStyle w:val="2"/>
         <w:rPr>
           <w:rFonts w:eastAsia="宋体"/>
-        </w:rPr>
-      </w:pPr>
-      <w:r>
+          <w:sz w:val="24"/>
+          <w:szCs w:val="24"/>
+        </w:rPr>
+      </w:pPr>
+      <w:r>
+        <w:rPr>
+          <w:sz w:val="24"/>
+          <w:szCs w:val="24"/>
+        </w:rPr>
         <w:t>Experiment 4: Investigating the Resistance Difference Between Two LDRs Under Identical Light Conditions</w:t>
       </w:r>
     </w:p>
@@ -2392,10 +2508,16 @@
     <w:p>
       <w:pPr>
         <w:pStyle w:val="1"/>
+        <w:rPr>
+          <w:sz w:val="28"/>
+          <w:szCs w:val="28"/>
+        </w:rPr>
       </w:pPr>
       <w:r>
         <w:rPr>
           <w:rFonts w:hint="eastAsia"/>
+          <w:sz w:val="28"/>
+          <w:szCs w:val="28"/>
         </w:rPr>
         <w:t>Result</w:t>
       </w:r>
@@ -2403,8 +2525,16 @@
     <w:p>
       <w:pPr>
         <w:pStyle w:val="2"/>
-      </w:pPr>
-      <w:r>
+        <w:rPr>
+          <w:sz w:val="24"/>
+          <w:szCs w:val="24"/>
+        </w:rPr>
+      </w:pPr>
+      <w:r>
+        <w:rPr>
+          <w:sz w:val="24"/>
+          <w:szCs w:val="24"/>
+        </w:rPr>
         <w:t>Experiment 1</w:t>
       </w:r>
     </w:p>
@@ -2914,14 +3044,22 @@
         <w:pStyle w:val="2"/>
         <w:rPr>
           <w:rFonts w:eastAsiaTheme="minorEastAsia"/>
-        </w:rPr>
-      </w:pPr>
-      <w:r>
+          <w:sz w:val="24"/>
+          <w:szCs w:val="24"/>
+        </w:rPr>
+      </w:pPr>
+      <w:r>
+        <w:rPr>
+          <w:sz w:val="24"/>
+          <w:szCs w:val="24"/>
+        </w:rPr>
         <w:t xml:space="preserve">Experiment </w:t>
       </w:r>
       <w:r>
         <w:rPr>
           <w:rFonts w:eastAsiaTheme="minorEastAsia" w:hint="eastAsia"/>
+          <w:sz w:val="24"/>
+          <w:szCs w:val="24"/>
         </w:rPr>
         <w:t>2</w:t>
       </w:r>
@@ -3209,14 +3347,22 @@
         <w:pStyle w:val="2"/>
         <w:rPr>
           <w:rFonts w:eastAsiaTheme="minorEastAsia"/>
-        </w:rPr>
-      </w:pPr>
-      <w:r>
+          <w:sz w:val="24"/>
+          <w:szCs w:val="24"/>
+        </w:rPr>
+      </w:pPr>
+      <w:r>
+        <w:rPr>
+          <w:sz w:val="24"/>
+          <w:szCs w:val="24"/>
+        </w:rPr>
         <w:t xml:space="preserve">Experiment </w:t>
       </w:r>
       <w:r>
         <w:rPr>
           <w:rFonts w:eastAsiaTheme="minorEastAsia" w:hint="eastAsia"/>
+          <w:sz w:val="24"/>
+          <w:szCs w:val="24"/>
         </w:rPr>
         <w:t>3</w:t>
       </w:r>
@@ -4889,20 +5035,32 @@
     <w:p>
       <w:pPr>
         <w:pStyle w:val="1"/>
+        <w:rPr>
+          <w:sz w:val="28"/>
+          <w:szCs w:val="28"/>
+        </w:rPr>
       </w:pPr>
       <w:r>
         <w:rPr>
           <w:rFonts w:hint="eastAsia"/>
+          <w:sz w:val="28"/>
+          <w:szCs w:val="28"/>
         </w:rPr>
         <w:lastRenderedPageBreak/>
         <w:t>A</w:t>
       </w:r>
       <w:r>
+        <w:rPr>
+          <w:sz w:val="28"/>
+          <w:szCs w:val="28"/>
+        </w:rPr>
         <w:t>ppendi</w:t>
       </w:r>
       <w:r>
         <w:rPr>
           <w:rFonts w:hint="eastAsia"/>
+          <w:sz w:val="28"/>
+          <w:szCs w:val="28"/>
         </w:rPr>
         <w:t>x</w:t>
       </w:r>

--- a/Labs/Lab1/group15 lab1.docx
+++ b/Labs/Lab1/group15 lab1.docx
@@ -5,6 +5,13 @@
     <w:p>
       <w:pPr>
         <w:pStyle w:val="ac"/>
+        <w:spacing w:line="360" w:lineRule="auto"/>
+      </w:pPr>
+    </w:p>
+    <w:p>
+      <w:pPr>
+        <w:pStyle w:val="ac"/>
+        <w:spacing w:line="360" w:lineRule="auto"/>
       </w:pPr>
       <w:r>
         <w:t>Lab1 - Properties of LDR</w:t>
@@ -17,7 +24,333 @@
     </w:p>
     <w:p>
       <w:pPr>
+        <w:spacing w:line="360" w:lineRule="auto"/>
+        <w:ind w:firstLineChars="0" w:firstLine="0"/>
+        <w:jc w:val="center"/>
+      </w:pPr>
+      <w:r>
+        <w:t>Yuwei ZHAO, Haohao QI, Yilin ZHANG</w:t>
+      </w:r>
+    </w:p>
+    <w:p>
+      <w:pPr>
+        <w:spacing w:line="360" w:lineRule="auto"/>
+        <w:ind w:firstLineChars="0" w:firstLine="0"/>
+        <w:jc w:val="center"/>
+      </w:pPr>
+      <w:r>
+        <w:t>March 24, 2025</w:t>
+      </w:r>
+    </w:p>
+    <w:p>
+      <w:pPr>
+        <w:spacing w:line="360" w:lineRule="auto"/>
+        <w:ind w:firstLineChars="0" w:firstLine="0"/>
+        <w:jc w:val="center"/>
+      </w:pPr>
+    </w:p>
+    <w:p>
+      <w:pPr>
+        <w:spacing w:line="360" w:lineRule="auto"/>
+        <w:ind w:firstLineChars="0" w:firstLine="0"/>
+        <w:jc w:val="center"/>
+        <w:rPr>
+          <w:b/>
+          <w:bCs/>
+          <w:sz w:val="28"/>
+          <w:szCs w:val="28"/>
+        </w:rPr>
+      </w:pPr>
+      <w:r>
+        <w:rPr>
+          <w:b/>
+          <w:bCs/>
+          <w:sz w:val="28"/>
+          <w:szCs w:val="28"/>
+        </w:rPr>
+        <w:t>Abstract</w:t>
+      </w:r>
+    </w:p>
+    <w:p>
+      <w:pPr>
+        <w:spacing w:line="360" w:lineRule="auto"/>
+        <w:ind w:firstLineChars="0" w:firstLine="0"/>
+        <w:rPr>
+          <w:b/>
+          <w:bCs/>
+          <w:sz w:val="28"/>
+          <w:szCs w:val="28"/>
+        </w:rPr>
+      </w:pPr>
+    </w:p>
+    <w:p>
+      <w:pPr>
+        <w:spacing w:line="360" w:lineRule="auto"/>
+        <w:ind w:firstLineChars="0" w:firstLine="0"/>
+        <w:rPr>
+          <w:b/>
+          <w:bCs/>
+          <w:sz w:val="28"/>
+          <w:szCs w:val="28"/>
+        </w:rPr>
+      </w:pPr>
+    </w:p>
+    <w:p>
+      <w:pPr>
+        <w:spacing w:line="360" w:lineRule="auto"/>
+        <w:ind w:firstLineChars="0" w:firstLine="0"/>
+        <w:rPr>
+          <w:b/>
+          <w:bCs/>
+          <w:sz w:val="28"/>
+          <w:szCs w:val="28"/>
+        </w:rPr>
+      </w:pPr>
+    </w:p>
+    <w:p>
+      <w:pPr>
+        <w:spacing w:line="360" w:lineRule="auto"/>
+        <w:ind w:firstLineChars="0" w:firstLine="0"/>
+        <w:rPr>
+          <w:b/>
+          <w:bCs/>
+          <w:sz w:val="28"/>
+          <w:szCs w:val="28"/>
+        </w:rPr>
+      </w:pPr>
+    </w:p>
+    <w:p>
+      <w:pPr>
+        <w:spacing w:line="360" w:lineRule="auto"/>
+        <w:ind w:firstLineChars="0" w:firstLine="0"/>
+        <w:rPr>
+          <w:b/>
+          <w:bCs/>
+          <w:sz w:val="28"/>
+          <w:szCs w:val="28"/>
+        </w:rPr>
+      </w:pPr>
+    </w:p>
+    <w:p>
+      <w:pPr>
+        <w:spacing w:line="360" w:lineRule="auto"/>
+        <w:ind w:firstLineChars="0" w:firstLine="0"/>
+        <w:rPr>
+          <w:b/>
+          <w:bCs/>
+          <w:sz w:val="28"/>
+          <w:szCs w:val="28"/>
+        </w:rPr>
+      </w:pPr>
+    </w:p>
+    <w:p>
+      <w:pPr>
+        <w:spacing w:line="360" w:lineRule="auto"/>
+        <w:ind w:firstLineChars="0" w:firstLine="0"/>
+        <w:rPr>
+          <w:b/>
+          <w:bCs/>
+          <w:sz w:val="28"/>
+          <w:szCs w:val="28"/>
+        </w:rPr>
+      </w:pPr>
+    </w:p>
+    <w:p>
+      <w:pPr>
+        <w:spacing w:line="360" w:lineRule="auto"/>
+        <w:ind w:firstLineChars="0" w:firstLine="0"/>
+        <w:rPr>
+          <w:b/>
+          <w:bCs/>
+          <w:sz w:val="28"/>
+          <w:szCs w:val="28"/>
+        </w:rPr>
+      </w:pPr>
+    </w:p>
+    <w:p>
+      <w:pPr>
+        <w:spacing w:line="360" w:lineRule="auto"/>
+        <w:ind w:firstLineChars="0" w:firstLine="0"/>
+        <w:rPr>
+          <w:b/>
+          <w:bCs/>
+          <w:sz w:val="28"/>
+          <w:szCs w:val="28"/>
+        </w:rPr>
+      </w:pPr>
+    </w:p>
+    <w:p>
+      <w:pPr>
+        <w:spacing w:line="360" w:lineRule="auto"/>
+        <w:ind w:firstLineChars="0" w:firstLine="0"/>
+        <w:rPr>
+          <w:b/>
+          <w:bCs/>
+          <w:sz w:val="28"/>
+          <w:szCs w:val="28"/>
+        </w:rPr>
+      </w:pPr>
+    </w:p>
+    <w:p>
+      <w:pPr>
+        <w:spacing w:line="360" w:lineRule="auto"/>
+        <w:ind w:firstLineChars="0" w:firstLine="0"/>
+        <w:rPr>
+          <w:b/>
+          <w:bCs/>
+          <w:sz w:val="28"/>
+          <w:szCs w:val="28"/>
+        </w:rPr>
+      </w:pPr>
+    </w:p>
+    <w:p>
+      <w:pPr>
+        <w:spacing w:line="360" w:lineRule="auto"/>
+        <w:ind w:firstLineChars="0" w:firstLine="0"/>
+        <w:rPr>
+          <w:b/>
+          <w:bCs/>
+          <w:sz w:val="28"/>
+          <w:szCs w:val="28"/>
+        </w:rPr>
+      </w:pPr>
+    </w:p>
+    <w:p>
+      <w:pPr>
+        <w:spacing w:line="360" w:lineRule="auto"/>
+        <w:ind w:firstLineChars="0" w:firstLine="0"/>
+        <w:rPr>
+          <w:b/>
+          <w:bCs/>
+          <w:sz w:val="28"/>
+          <w:szCs w:val="28"/>
+        </w:rPr>
+      </w:pPr>
+    </w:p>
+    <w:p>
+      <w:pPr>
+        <w:spacing w:line="360" w:lineRule="auto"/>
+        <w:ind w:firstLineChars="0" w:firstLine="0"/>
+        <w:rPr>
+          <w:b/>
+          <w:bCs/>
+          <w:sz w:val="28"/>
+          <w:szCs w:val="28"/>
+        </w:rPr>
+      </w:pPr>
+    </w:p>
+    <w:p>
+      <w:pPr>
+        <w:spacing w:line="360" w:lineRule="auto"/>
+        <w:ind w:firstLineChars="0" w:firstLine="0"/>
+        <w:rPr>
+          <w:b/>
+          <w:bCs/>
+          <w:sz w:val="28"/>
+          <w:szCs w:val="28"/>
+        </w:rPr>
+      </w:pPr>
+    </w:p>
+    <w:p>
+      <w:pPr>
+        <w:spacing w:line="360" w:lineRule="auto"/>
+        <w:ind w:firstLineChars="0" w:firstLine="0"/>
+        <w:rPr>
+          <w:b/>
+          <w:bCs/>
+          <w:sz w:val="28"/>
+          <w:szCs w:val="28"/>
+        </w:rPr>
+      </w:pPr>
+    </w:p>
+    <w:p>
+      <w:pPr>
+        <w:spacing w:line="360" w:lineRule="auto"/>
+        <w:ind w:firstLineChars="0" w:firstLine="0"/>
+        <w:rPr>
+          <w:b/>
+          <w:bCs/>
+          <w:sz w:val="28"/>
+          <w:szCs w:val="28"/>
+        </w:rPr>
+      </w:pPr>
+    </w:p>
+    <w:p>
+      <w:pPr>
+        <w:spacing w:line="360" w:lineRule="auto"/>
+        <w:ind w:firstLineChars="0" w:firstLine="0"/>
+        <w:rPr>
+          <w:b/>
+          <w:bCs/>
+          <w:sz w:val="28"/>
+          <w:szCs w:val="28"/>
+        </w:rPr>
+      </w:pPr>
+    </w:p>
+    <w:p>
+      <w:pPr>
+        <w:spacing w:line="360" w:lineRule="auto"/>
+        <w:ind w:firstLineChars="0" w:firstLine="0"/>
+        <w:rPr>
+          <w:b/>
+          <w:bCs/>
+          <w:sz w:val="28"/>
+          <w:szCs w:val="28"/>
+        </w:rPr>
+      </w:pPr>
+    </w:p>
+    <w:p>
+      <w:pPr>
+        <w:spacing w:line="360" w:lineRule="auto"/>
+        <w:ind w:firstLineChars="0" w:firstLine="0"/>
+        <w:rPr>
+          <w:b/>
+          <w:bCs/>
+          <w:sz w:val="28"/>
+          <w:szCs w:val="28"/>
+        </w:rPr>
+      </w:pPr>
+    </w:p>
+    <w:p>
+      <w:pPr>
+        <w:spacing w:line="360" w:lineRule="auto"/>
+        <w:ind w:firstLineChars="0" w:firstLine="0"/>
+        <w:rPr>
+          <w:b/>
+          <w:bCs/>
+          <w:sz w:val="28"/>
+          <w:szCs w:val="28"/>
+        </w:rPr>
+      </w:pPr>
+    </w:p>
+    <w:p>
+      <w:pPr>
+        <w:spacing w:line="360" w:lineRule="auto"/>
+        <w:ind w:firstLineChars="0" w:firstLine="0"/>
+        <w:rPr>
+          <w:b/>
+          <w:bCs/>
+          <w:sz w:val="28"/>
+          <w:szCs w:val="28"/>
+        </w:rPr>
+      </w:pPr>
+    </w:p>
+    <w:p>
+      <w:pPr>
+        <w:spacing w:line="360" w:lineRule="auto"/>
+        <w:ind w:firstLineChars="0" w:firstLine="0"/>
+        <w:rPr>
+          <w:b/>
+          <w:bCs/>
+          <w:sz w:val="28"/>
+          <w:szCs w:val="28"/>
+        </w:rPr>
+      </w:pPr>
+    </w:p>
+    <w:p>
+      <w:pPr>
         <w:pStyle w:val="1"/>
+        <w:spacing w:line="360" w:lineRule="auto"/>
         <w:rPr>
           <w:sz w:val="28"/>
           <w:szCs w:val="28"/>
@@ -29,12 +362,14 @@
           <w:sz w:val="28"/>
           <w:szCs w:val="28"/>
         </w:rPr>
+        <w:lastRenderedPageBreak/>
         <w:t>Introduction</w:t>
       </w:r>
     </w:p>
     <w:p>
       <w:pPr>
-        <w:ind w:firstLine="480"/>
+        <w:spacing w:line="360" w:lineRule="auto"/>
+        <w:ind w:firstLineChars="0" w:firstLine="0"/>
       </w:pPr>
       <w:r>
         <w:t>This laboratory investigation systematically characterizes the optoelectronic properties of light-dependent resistors (LDRs) through four complementary experimental approaches.</w:t>
@@ -52,6 +387,7 @@
     <w:p>
       <w:pPr>
         <w:pStyle w:val="2"/>
+        <w:spacing w:line="360" w:lineRule="auto"/>
         <w:rPr>
           <w:sz w:val="24"/>
           <w:szCs w:val="24"/>
@@ -90,7 +426,8 @@
     </w:p>
     <w:p>
       <w:pPr>
-        <w:ind w:firstLine="480"/>
+        <w:spacing w:line="360" w:lineRule="auto"/>
+        <w:ind w:firstLineChars="0" w:firstLine="0"/>
         <w:rPr>
           <w:rFonts w:hint="eastAsia"/>
         </w:rPr>
@@ -101,7 +438,8 @@
     </w:p>
     <w:p>
       <w:pPr>
-        <w:ind w:firstLine="480"/>
+        <w:spacing w:line="360" w:lineRule="auto"/>
+        <w:ind w:firstLineChars="0" w:firstLine="0"/>
       </w:pPr>
       <w:r>
         <w:t>Key measurements reveal an inverse relationship: when the LDR forms the lower branch of a voltage divider (connected to ground), its resistance decreases with increasing light intensity. Conversely, when the LDR serves as the upper branch (connected to power supply), the fixed resistor's voltage increases</w:t>
@@ -115,7 +453,8 @@
     </w:p>
     <w:p>
       <w:pPr>
-        <w:ind w:firstLine="480"/>
+        <w:spacing w:line="360" w:lineRule="auto"/>
+        <w:ind w:firstLineChars="0" w:firstLine="0"/>
       </w:pPr>
       <w:r>
         <w:t>These opposing trends demonstrate how component placement in voltage divider networks fundamentally determines a circuit's response to environmental stimuli.</w:t>
@@ -123,7 +462,8 @@
     </w:p>
     <w:p>
       <w:pPr>
-        <w:ind w:firstLine="480"/>
+        <w:spacing w:line="360" w:lineRule="auto"/>
+        <w:ind w:firstLineChars="0" w:firstLine="0"/>
         <w:rPr>
           <w:rFonts w:eastAsiaTheme="minorEastAsia"/>
         </w:rPr>
@@ -132,6 +472,7 @@
     <w:p>
       <w:pPr>
         <w:pStyle w:val="2"/>
+        <w:spacing w:line="360" w:lineRule="auto"/>
         <w:rPr>
           <w:sz w:val="24"/>
           <w:szCs w:val="24"/>
@@ -177,7 +518,8 @@
     </w:p>
     <w:p>
       <w:pPr>
-        <w:ind w:firstLine="480"/>
+        <w:spacing w:line="360" w:lineRule="auto"/>
+        <w:ind w:firstLineChars="0" w:firstLine="0"/>
         <w:rPr>
           <w:rFonts w:eastAsiaTheme="minorEastAsia"/>
         </w:rPr>
@@ -188,7 +530,8 @@
     </w:p>
     <w:p>
       <w:pPr>
-        <w:ind w:firstLine="480"/>
+        <w:spacing w:line="360" w:lineRule="auto"/>
+        <w:ind w:firstLineChars="0" w:firstLine="0"/>
         <w:rPr>
           <w:rFonts w:eastAsiaTheme="minorEastAsia"/>
         </w:rPr>
@@ -197,6 +540,7 @@
     <w:p>
       <w:pPr>
         <w:pStyle w:val="2"/>
+        <w:spacing w:line="360" w:lineRule="auto"/>
         <w:rPr>
           <w:sz w:val="24"/>
           <w:szCs w:val="24"/>
@@ -212,7 +556,8 @@
     </w:p>
     <w:p>
       <w:pPr>
-        <w:ind w:firstLine="480"/>
+        <w:spacing w:line="360" w:lineRule="auto"/>
+        <w:ind w:firstLineChars="0" w:firstLine="0"/>
         <w:rPr>
           <w:rFonts w:eastAsiaTheme="minorEastAsia"/>
         </w:rPr>
@@ -223,7 +568,8 @@
     </w:p>
     <w:p>
       <w:pPr>
-        <w:ind w:firstLine="480"/>
+        <w:spacing w:line="360" w:lineRule="auto"/>
+        <w:ind w:firstLineChars="0" w:firstLine="0"/>
         <w:rPr>
           <w:rFonts w:eastAsiaTheme="minorEastAsia"/>
         </w:rPr>
@@ -232,6 +578,7 @@
     <w:p>
       <w:pPr>
         <w:pStyle w:val="2"/>
+        <w:spacing w:line="360" w:lineRule="auto"/>
         <w:rPr>
           <w:sz w:val="24"/>
           <w:szCs w:val="24"/>
@@ -247,7 +594,8 @@
     </w:p>
     <w:p>
       <w:pPr>
-        <w:ind w:firstLine="480"/>
+        <w:spacing w:line="360" w:lineRule="auto"/>
+        <w:ind w:firstLineChars="0" w:firstLine="0"/>
       </w:pPr>
       <w:r>
         <w:t xml:space="preserve">Under the same light conditions, the resistance difference between the two LDRs exceeds </w:t>
@@ -264,6 +612,7 @@
     </w:p>
     <w:p>
       <w:pPr>
+        <w:spacing w:line="360" w:lineRule="auto"/>
         <w:ind w:firstLineChars="0" w:firstLine="0"/>
         <w:rPr>
           <w:rFonts w:eastAsiaTheme="minorEastAsia"/>
@@ -273,6 +622,7 @@
     <w:p>
       <w:pPr>
         <w:pStyle w:val="1"/>
+        <w:spacing w:line="360" w:lineRule="auto"/>
         <w:rPr>
           <w:sz w:val="28"/>
           <w:szCs w:val="28"/>
@@ -289,10 +639,15 @@
     </w:p>
     <w:p>
       <w:pPr>
-        <w:ind w:firstLine="480"/>
-      </w:pPr>
-      <w:r>
-        <w:t xml:space="preserve">LDRs’ register changing theory originally comes from semiconductor material. Those chemical material such as </w:t>
+        <w:spacing w:line="360" w:lineRule="auto"/>
+        <w:ind w:firstLineChars="0" w:firstLine="0"/>
+      </w:pPr>
+      <w:r>
+        <w:t xml:space="preserve">LDRs’ register changing theory originally comes from semiconductor material. Those </w:t>
+      </w:r>
+      <w:r>
+        <w:lastRenderedPageBreak/>
+        <w:t xml:space="preserve">chemical material such as </w:t>
       </w:r>
       <w:r>
         <w:t>cadmium sulfide</w:t>
@@ -327,7 +682,33 @@
         <w:t>sa</w:t>
       </w:r>
       <w:r>
-        <w:t>tisfies the formula (1). That is, a</w:t>
+        <w:t xml:space="preserve">tisfies the formula </w:t>
+      </w:r>
+      <w:hyperlink w:anchor="Formula_01" w:history="1">
+        <w:r>
+          <w:rPr>
+            <w:rStyle w:val="af1"/>
+            <w:u w:val="none"/>
+          </w:rPr>
+          <w:t>(</w:t>
+        </w:r>
+        <w:r>
+          <w:rPr>
+            <w:rStyle w:val="af1"/>
+            <w:u w:val="none"/>
+          </w:rPr>
+          <w:t>1</w:t>
+        </w:r>
+        <w:r>
+          <w:rPr>
+            <w:rStyle w:val="af1"/>
+            <w:u w:val="none"/>
+          </w:rPr>
+          <w:t>)</w:t>
+        </w:r>
+      </w:hyperlink>
+      <w:r>
+        <w:t>. That is, a</w:t>
       </w:r>
       <w:r>
         <w:rPr>
@@ -386,7 +767,7 @@
       <w:tblGrid>
         <w:gridCol w:w="817"/>
         <w:gridCol w:w="6946"/>
-        <w:gridCol w:w="1296"/>
+        <w:gridCol w:w="816"/>
       </w:tblGrid>
       <w:tr>
         <w:tc>
@@ -395,11 +776,13 @@
           </w:tcPr>
           <w:p>
             <w:pPr>
+              <w:spacing w:line="360" w:lineRule="auto"/>
               <w:ind w:firstLineChars="0" w:firstLine="0"/>
               <w:rPr>
                 <w:rFonts w:eastAsiaTheme="minorEastAsia"/>
               </w:rPr>
             </w:pPr>
+            <w:bookmarkStart w:id="0" w:name="Formula_01" w:colFirst="1" w:colLast="2"/>
           </w:p>
         </w:tc>
         <w:tc>
@@ -408,7 +791,8 @@
           </w:tcPr>
           <w:p>
             <w:pPr>
-              <w:ind w:firstLine="480"/>
+              <w:spacing w:line="360" w:lineRule="auto"/>
+              <w:ind w:firstLineChars="0" w:firstLine="0"/>
               <w:jc w:val="center"/>
               <w:rPr>
                 <w:rFonts w:ascii="Cambria Math" w:hAnsi="Cambria Math"/>
@@ -499,7 +883,8 @@
           </w:tcPr>
           <w:p>
             <w:pPr>
-              <w:ind w:firstLine="480"/>
+              <w:spacing w:line="360" w:lineRule="auto"/>
+              <w:ind w:firstLineChars="0" w:firstLine="0"/>
             </w:pPr>
             <w:r>
               <w:rPr>
@@ -522,20 +907,18 @@
           </w:p>
         </w:tc>
       </w:tr>
+      <w:bookmarkEnd w:id="0"/>
     </w:tbl>
     <w:p>
       <w:pPr>
-        <w:ind w:firstLineChars="0" w:firstLine="0"/>
-      </w:pPr>
-    </w:p>
-    <w:p>
-      <w:pPr>
-        <w:ind w:firstLineChars="0" w:firstLine="0"/>
-      </w:pPr>
-    </w:p>
-    <w:p>
-      <w:pPr>
-        <w:ind w:firstLine="480"/>
+        <w:spacing w:line="360" w:lineRule="auto"/>
+        <w:ind w:firstLineChars="0" w:firstLine="0"/>
+      </w:pPr>
+    </w:p>
+    <w:p>
+      <w:pPr>
+        <w:spacing w:line="360" w:lineRule="auto"/>
+        <w:ind w:firstLineChars="0" w:firstLine="0"/>
         <w:jc w:val="center"/>
         <w:rPr>
           <w:rFonts w:eastAsiaTheme="minorEastAsia"/>
@@ -545,7 +928,6 @@
         <w:rPr>
           <w:noProof/>
         </w:rPr>
-        <w:lastRenderedPageBreak/>
         <w:drawing>
           <wp:inline distT="0" distB="0" distL="0" distR="0" wp14:anchorId="253792E2" wp14:editId="600AADEF">
             <wp:extent cx="2172353" cy="2195512"/>
@@ -653,20 +1035,15 @@
     <w:p>
       <w:pPr>
         <w:pStyle w:val="a"/>
-        <w:rPr>
-          <w:rFonts w:eastAsiaTheme="minorEastAsia"/>
-        </w:rPr>
-      </w:pPr>
-      <w:r>
-        <w:rPr>
-          <w:rFonts w:eastAsiaTheme="minorEastAsia"/>
-        </w:rPr>
+      </w:pPr>
+      <w:r>
         <w:t>Photoresistors and their “Light Intensity-Resistance” curves</w:t>
       </w:r>
     </w:p>
     <w:p>
       <w:pPr>
         <w:pStyle w:val="1"/>
+        <w:spacing w:line="360" w:lineRule="auto"/>
         <w:rPr>
           <w:sz w:val="28"/>
           <w:szCs w:val="28"/>
@@ -695,7 +1072,7 @@
         <w:tblLook w:val="04A0" w:firstRow="1" w:lastRow="0" w:firstColumn="1" w:lastColumn="0" w:noHBand="0" w:noVBand="1"/>
       </w:tblPr>
       <w:tblGrid>
-        <w:gridCol w:w="9350"/>
+        <w:gridCol w:w="9026"/>
       </w:tblGrid>
       <w:tr>
         <w:trPr>
@@ -712,8 +1089,8 @@
               <w:tblLook w:val="04A0" w:firstRow="1" w:lastRow="0" w:firstColumn="1" w:lastColumn="0" w:noHBand="0" w:noVBand="1"/>
             </w:tblPr>
             <w:tblGrid>
-              <w:gridCol w:w="4560"/>
-              <w:gridCol w:w="4574"/>
+              <w:gridCol w:w="4385"/>
+              <w:gridCol w:w="4425"/>
             </w:tblGrid>
             <w:tr>
               <w:trPr>
@@ -722,39 +1099,55 @@
               <w:tc>
                 <w:tcPr>
                   <w:tcW w:w="4675" w:type="dxa"/>
+                  <w:tcBorders>
+                    <w:top w:val="nil"/>
+                  </w:tcBorders>
                 </w:tcPr>
                 <w:p>
                   <w:pPr>
+                    <w:spacing w:line="360" w:lineRule="auto"/>
                     <w:ind w:firstLineChars="0" w:firstLine="0"/>
                     <w:jc w:val="center"/>
                     <w:rPr>
-                      <w:rFonts w:eastAsiaTheme="minorEastAsia"/>
+                      <w:rFonts w:eastAsiaTheme="minorEastAsia" w:cs="Times New Roman"/>
+                      <w:b/>
+                      <w:bCs/>
                     </w:rPr>
                   </w:pPr>
                   <w:r>
                     <w:rPr>
-                      <w:rFonts w:ascii="宋体" w:eastAsia="宋体" w:hAnsi="宋体" w:cs="宋体"/>
+                      <w:rFonts w:eastAsia="宋体" w:cs="Times New Roman"/>
+                      <w:b/>
+                      <w:bCs/>
                     </w:rPr>
-                    <w:t>abridge</w:t>
+                    <w:t>Symbol</w:t>
                   </w:r>
                 </w:p>
               </w:tc>
               <w:tc>
                 <w:tcPr>
                   <w:tcW w:w="4675" w:type="dxa"/>
+                  <w:tcBorders>
+                    <w:top w:val="nil"/>
+                  </w:tcBorders>
                 </w:tcPr>
                 <w:p>
                   <w:pPr>
+                    <w:spacing w:line="360" w:lineRule="auto"/>
                     <w:ind w:firstLineChars="0" w:firstLine="0"/>
                     <w:rPr>
-                      <w:rFonts w:eastAsiaTheme="minorEastAsia"/>
+                      <w:rFonts w:eastAsiaTheme="minorEastAsia" w:cs="Times New Roman"/>
+                      <w:b/>
+                      <w:bCs/>
                     </w:rPr>
                   </w:pPr>
                   <w:r>
                     <w:rPr>
-                      <w:rFonts w:asciiTheme="minorEastAsia" w:eastAsiaTheme="minorEastAsia" w:hAnsiTheme="minorEastAsia"/>
+                      <w:rFonts w:eastAsiaTheme="minorEastAsia" w:cs="Times New Roman"/>
+                      <w:b/>
+                      <w:bCs/>
                     </w:rPr>
-                    <w:t>full name</w:t>
+                    <w:t>Description</w:t>
                   </w:r>
                 </w:p>
               </w:tc>
@@ -766,10 +1159,21 @@
                 </w:tcPr>
                 <w:p>
                   <w:pPr>
+                    <w:spacing w:line="360" w:lineRule="auto"/>
                     <w:ind w:firstLineChars="0" w:firstLine="0"/>
                     <w:jc w:val="center"/>
+                    <w:rPr>
+                      <w:rFonts w:cs="Times New Roman"/>
+                      <w:i/>
+                      <w:iCs/>
+                    </w:rPr>
                   </w:pPr>
                   <w:r>
+                    <w:rPr>
+                      <w:rFonts w:cs="Times New Roman"/>
+                      <w:i/>
+                      <w:iCs/>
+                    </w:rPr>
                     <w:t>ADC</w:t>
                   </w:r>
                 </w:p>
@@ -780,52 +1184,76 @@
                 </w:tcPr>
                 <w:p>
                   <w:pPr>
+                    <w:spacing w:line="360" w:lineRule="auto"/>
                     <w:ind w:firstLineChars="0" w:firstLine="0"/>
                     <w:rPr>
-                      <w:rFonts w:asciiTheme="minorEastAsia" w:eastAsiaTheme="minorEastAsia" w:hAnsiTheme="minorEastAsia"/>
+                      <w:rFonts w:eastAsiaTheme="minorEastAsia" w:cs="Times New Roman"/>
                     </w:rPr>
                   </w:pPr>
                   <w:r>
                     <w:rPr>
-                      <w:rFonts w:asciiTheme="minorEastAsia" w:eastAsiaTheme="minorEastAsia" w:hAnsiTheme="minorEastAsia" w:hint="eastAsia"/>
+                      <w:rFonts w:eastAsiaTheme="minorEastAsia" w:cs="Times New Roman"/>
                     </w:rPr>
                     <w:t>A</w:t>
                   </w:r>
                   <w:r>
+                    <w:rPr>
+                      <w:rFonts w:cs="Times New Roman"/>
+                    </w:rPr>
                     <w:t>nalog-to-</w:t>
                   </w:r>
                   <w:r>
                     <w:rPr>
-                      <w:rFonts w:asciiTheme="minorEastAsia" w:eastAsiaTheme="minorEastAsia" w:hAnsiTheme="minorEastAsia" w:hint="eastAsia"/>
+                      <w:rFonts w:eastAsiaTheme="minorEastAsia" w:cs="Times New Roman"/>
                     </w:rPr>
                     <w:t>D</w:t>
                   </w:r>
                   <w:r>
+                    <w:rPr>
+                      <w:rFonts w:cs="Times New Roman"/>
+                    </w:rPr>
                     <w:t xml:space="preserve">igital </w:t>
                   </w:r>
                   <w:r>
                     <w:rPr>
-                      <w:rFonts w:asciiTheme="minorEastAsia" w:eastAsiaTheme="minorEastAsia" w:hAnsiTheme="minorEastAsia" w:hint="eastAsia"/>
+                      <w:rFonts w:eastAsiaTheme="minorEastAsia" w:cs="Times New Roman"/>
                     </w:rPr>
                     <w:t>C</w:t>
                   </w:r>
                   <w:r>
+                    <w:rPr>
+                      <w:rFonts w:cs="Times New Roman"/>
+                    </w:rPr>
                     <w:t>onversion</w:t>
                   </w:r>
                 </w:p>
               </w:tc>
             </w:tr>
             <w:tr>
+              <w:trPr>
+                <w:trHeight w:val="70"/>
+              </w:trPr>
               <w:tc>
                 <w:tcPr>
                   <w:tcW w:w="4675" w:type="dxa"/>
                 </w:tcPr>
                 <w:p>
                   <w:pPr>
+                    <w:spacing w:line="360" w:lineRule="auto"/>
                     <w:ind w:firstLineChars="0" w:firstLine="0"/>
                     <w:jc w:val="center"/>
+                    <w:rPr>
+                      <w:rFonts w:cs="Times New Roman"/>
+                      <w:i/>
+                      <w:iCs/>
+                    </w:rPr>
                   </w:pPr>
                   <w:r>
+                    <w:rPr>
+                      <w:rFonts w:cs="Times New Roman"/>
+                      <w:i/>
+                      <w:iCs/>
+                    </w:rPr>
                     <w:t>IDE</w:t>
                   </w:r>
                 </w:p>
@@ -836,9 +1264,16 @@
                 </w:tcPr>
                 <w:p>
                   <w:pPr>
+                    <w:spacing w:line="360" w:lineRule="auto"/>
                     <w:ind w:firstLineChars="0" w:firstLine="0"/>
+                    <w:rPr>
+                      <w:rFonts w:cs="Times New Roman"/>
+                    </w:rPr>
                   </w:pPr>
                   <w:r>
+                    <w:rPr>
+                      <w:rFonts w:cs="Times New Roman"/>
+                    </w:rPr>
                     <w:t>Integrated Development Environment</w:t>
                   </w:r>
                 </w:p>
@@ -848,15 +1283,26 @@
               <w:tc>
                 <w:tcPr>
                   <w:tcW w:w="4675" w:type="dxa"/>
+                  <w:tcBorders>
+                    <w:bottom w:val="single" w:sz="12" w:space="0" w:color="auto"/>
+                  </w:tcBorders>
                 </w:tcPr>
                 <w:p>
                   <w:pPr>
+                    <w:spacing w:line="360" w:lineRule="auto"/>
                     <w:ind w:firstLineChars="0" w:firstLine="0"/>
                     <w:jc w:val="center"/>
+                    <w:rPr>
+                      <w:rFonts w:cs="Times New Roman"/>
+                      <w:i/>
+                      <w:iCs/>
+                    </w:rPr>
                   </w:pPr>
                   <w:r>
                     <w:rPr>
-                      <w:rFonts w:asciiTheme="minorEastAsia" w:eastAsiaTheme="minorEastAsia" w:hAnsiTheme="minorEastAsia" w:hint="eastAsia"/>
+                      <w:rFonts w:eastAsiaTheme="minorEastAsia" w:cs="Times New Roman"/>
+                      <w:i/>
+                      <w:iCs/>
                     </w:rPr>
                     <w:t>LDR</w:t>
                   </w:r>
@@ -865,36 +1311,52 @@
               <w:tc>
                 <w:tcPr>
                   <w:tcW w:w="4675" w:type="dxa"/>
+                  <w:tcBorders>
+                    <w:bottom w:val="single" w:sz="12" w:space="0" w:color="auto"/>
+                  </w:tcBorders>
                 </w:tcPr>
                 <w:p>
                   <w:pPr>
+                    <w:spacing w:line="360" w:lineRule="auto"/>
                     <w:ind w:firstLineChars="0" w:firstLine="0"/>
+                    <w:rPr>
+                      <w:rFonts w:cs="Times New Roman"/>
+                    </w:rPr>
                   </w:pPr>
                   <w:r>
                     <w:rPr>
-                      <w:rFonts w:asciiTheme="minorEastAsia" w:eastAsiaTheme="minorEastAsia" w:hAnsiTheme="minorEastAsia" w:hint="eastAsia"/>
+                      <w:rFonts w:eastAsiaTheme="minorEastAsia" w:cs="Times New Roman"/>
                     </w:rPr>
                     <w:t>L</w:t>
                   </w:r>
                   <w:r>
+                    <w:rPr>
+                      <w:rFonts w:cs="Times New Roman"/>
+                    </w:rPr>
                     <w:t>ight-</w:t>
                   </w:r>
                   <w:r>
                     <w:rPr>
-                      <w:rFonts w:asciiTheme="minorEastAsia" w:eastAsiaTheme="minorEastAsia" w:hAnsiTheme="minorEastAsia" w:hint="eastAsia"/>
+                      <w:rFonts w:eastAsiaTheme="minorEastAsia" w:cs="Times New Roman"/>
                     </w:rPr>
                     <w:t>D</w:t>
                   </w:r>
                   <w:r>
+                    <w:rPr>
+                      <w:rFonts w:cs="Times New Roman"/>
+                    </w:rPr>
                     <w:t xml:space="preserve">ependent </w:t>
                   </w:r>
                   <w:r>
                     <w:rPr>
-                      <w:rFonts w:asciiTheme="minorEastAsia" w:eastAsiaTheme="minorEastAsia" w:hAnsiTheme="minorEastAsia" w:hint="eastAsia"/>
+                      <w:rFonts w:eastAsiaTheme="minorEastAsia" w:cs="Times New Roman"/>
                     </w:rPr>
                     <w:t>R</w:t>
                   </w:r>
                   <w:r>
+                    <w:rPr>
+                      <w:rFonts w:cs="Times New Roman"/>
+                    </w:rPr>
                     <w:t>esistor</w:t>
                   </w:r>
                 </w:p>
@@ -903,6 +1365,7 @@
           </w:tbl>
           <w:p>
             <w:pPr>
+              <w:spacing w:line="360" w:lineRule="auto"/>
               <w:ind w:firstLineChars="0" w:firstLine="0"/>
             </w:pPr>
           </w:p>
@@ -911,7 +1374,8 @@
     </w:tbl>
     <w:p>
       <w:pPr>
-        <w:ind w:firstLine="480"/>
+        <w:spacing w:line="360" w:lineRule="auto"/>
+        <w:ind w:firstLineChars="0" w:firstLine="0"/>
         <w:jc w:val="center"/>
         <w:rPr>
           <w:rFonts w:eastAsia="宋体"/>
@@ -984,7 +1448,8 @@
     </w:p>
     <w:p>
       <w:pPr>
-        <w:ind w:firstLine="480"/>
+        <w:spacing w:line="360" w:lineRule="auto"/>
+        <w:ind w:firstLineChars="0" w:firstLine="0"/>
         <w:rPr>
           <w:rFonts w:eastAsiaTheme="minorEastAsia"/>
           <w:b/>
@@ -995,6 +1460,7 @@
     <w:p>
       <w:pPr>
         <w:pStyle w:val="2"/>
+        <w:spacing w:line="360" w:lineRule="auto"/>
         <w:rPr>
           <w:sz w:val="24"/>
           <w:szCs w:val="24"/>
@@ -1010,7 +1476,8 @@
     </w:p>
     <w:p>
       <w:pPr>
-        <w:ind w:firstLine="480"/>
+        <w:spacing w:line="360" w:lineRule="auto"/>
+        <w:ind w:firstLineChars="0" w:firstLine="0"/>
         <w:rPr>
           <w:rFonts w:eastAsiaTheme="minorEastAsia"/>
         </w:rPr>
@@ -1053,7 +1520,8 @@
     </w:p>
     <w:p>
       <w:pPr>
-        <w:ind w:firstLine="480"/>
+        <w:spacing w:line="360" w:lineRule="auto"/>
+        <w:ind w:firstLineChars="0" w:firstLine="0"/>
         <w:jc w:val="center"/>
         <w:rPr>
           <w:rFonts w:eastAsiaTheme="minorEastAsia"/>
@@ -1064,6 +1532,7 @@
           <w:rFonts w:eastAsiaTheme="minorEastAsia" w:hint="eastAsia"/>
           <w:noProof/>
         </w:rPr>
+        <w:lastRenderedPageBreak/>
         <w:drawing>
           <wp:inline distT="0" distB="0" distL="0" distR="0" wp14:anchorId="73BD3E5A" wp14:editId="255A4BF0">
             <wp:extent cx="2296180" cy="2602341"/>
@@ -1120,20 +1589,18 @@
     <w:p>
       <w:pPr>
         <w:pStyle w:val="a"/>
-        <w:rPr>
-          <w:rFonts w:eastAsiaTheme="minorEastAsia"/>
-        </w:rPr>
-      </w:pPr>
-      <w:r>
-        <w:rPr>
-          <w:rFonts w:eastAsiaTheme="minorEastAsia" w:hint="eastAsia"/>
+      </w:pPr>
+      <w:r>
+        <w:rPr>
+          <w:rFonts w:hint="eastAsia"/>
         </w:rPr>
         <w:t>Grounding</w:t>
       </w:r>
     </w:p>
     <w:p>
       <w:pPr>
-        <w:ind w:firstLine="480"/>
+        <w:spacing w:line="360" w:lineRule="auto"/>
+        <w:ind w:firstLineChars="0" w:firstLine="0"/>
         <w:jc w:val="center"/>
         <w:rPr>
           <w:rFonts w:eastAsiaTheme="minorEastAsia"/>
@@ -1144,7 +1611,6 @@
           <w:rFonts w:eastAsiaTheme="minorEastAsia" w:hint="eastAsia"/>
           <w:noProof/>
         </w:rPr>
-        <w:lastRenderedPageBreak/>
         <w:drawing>
           <wp:inline distT="0" distB="0" distL="0" distR="0" wp14:anchorId="6EF9F547" wp14:editId="32D15FF0">
             <wp:extent cx="2611972" cy="2424113"/>
@@ -1201,40 +1667,39 @@
     <w:p>
       <w:pPr>
         <w:pStyle w:val="a"/>
-        <w:rPr>
-          <w:rFonts w:eastAsiaTheme="minorEastAsia"/>
-        </w:rPr>
-      </w:pPr>
-      <w:r>
-        <w:rPr>
-          <w:rFonts w:eastAsiaTheme="minorEastAsia" w:hint="eastAsia"/>
+      </w:pPr>
+      <w:r>
+        <w:rPr>
+          <w:rFonts w:hint="eastAsia"/>
         </w:rPr>
         <w:t xml:space="preserve">Power </w:t>
       </w:r>
       <w:r>
         <w:rPr>
-          <w:rFonts w:eastAsiaTheme="minorEastAsia" w:hint="eastAsia"/>
+          <w:rFonts w:hint="eastAsia"/>
         </w:rPr>
         <w:t>s</w:t>
       </w:r>
       <w:r>
         <w:rPr>
-          <w:rFonts w:eastAsiaTheme="minorEastAsia" w:hint="eastAsia"/>
+          <w:rFonts w:hint="eastAsia"/>
         </w:rPr>
         <w:t>upply</w:t>
       </w:r>
     </w:p>
     <w:p>
       <w:pPr>
-        <w:ind w:firstLine="480"/>
-        <w:rPr>
-          <w:rFonts w:eastAsiaTheme="minorEastAsia"/>
-        </w:rPr>
-      </w:pPr>
-    </w:p>
-    <w:p>
-      <w:pPr>
-        <w:ind w:firstLine="480"/>
+        <w:spacing w:line="360" w:lineRule="auto"/>
+        <w:ind w:firstLineChars="0" w:firstLine="0"/>
+        <w:rPr>
+          <w:rFonts w:eastAsiaTheme="minorEastAsia"/>
+        </w:rPr>
+      </w:pPr>
+    </w:p>
+    <w:p>
+      <w:pPr>
+        <w:spacing w:line="360" w:lineRule="auto"/>
+        <w:ind w:firstLineChars="0" w:firstLine="0"/>
         <w:rPr>
           <w:rFonts w:eastAsiaTheme="minorEastAsia"/>
         </w:rPr>
@@ -1269,7 +1734,7 @@
       <w:tblGrid>
         <w:gridCol w:w="817"/>
         <w:gridCol w:w="6946"/>
-        <w:gridCol w:w="1296"/>
+        <w:gridCol w:w="816"/>
       </w:tblGrid>
       <w:tr>
         <w:tc>
@@ -1278,7 +1743,8 @@
           </w:tcPr>
           <w:p>
             <w:pPr>
-              <w:ind w:firstLine="480"/>
+              <w:spacing w:line="360" w:lineRule="auto"/>
+              <w:ind w:firstLineChars="0" w:firstLine="0"/>
               <w:jc w:val="center"/>
               <w:rPr>
                 <w:rFonts w:eastAsiaTheme="minorEastAsia"/>
@@ -1292,7 +1758,8 @@
           </w:tcPr>
           <w:p>
             <w:pPr>
-              <w:ind w:firstLine="480"/>
+              <w:spacing w:line="360" w:lineRule="auto"/>
+              <w:ind w:firstLineChars="0" w:firstLine="0"/>
               <w:jc w:val="center"/>
             </w:pPr>
             <w:r>
@@ -1350,7 +1817,8 @@
           </w:tcPr>
           <w:p>
             <w:pPr>
-              <w:ind w:firstLine="480"/>
+              <w:spacing w:line="360" w:lineRule="auto"/>
+              <w:ind w:firstLineChars="0" w:firstLine="0"/>
             </w:pPr>
             <w:r>
               <w:rPr>
@@ -1364,7 +1832,8 @@
     </w:tbl>
     <w:p>
       <w:pPr>
-        <w:ind w:firstLine="480"/>
+        <w:spacing w:line="360" w:lineRule="auto"/>
+        <w:ind w:firstLineChars="0" w:firstLine="0"/>
       </w:pPr>
     </w:p>
     <w:tbl>
@@ -1384,7 +1853,7 @@
       <w:tblGrid>
         <w:gridCol w:w="817"/>
         <w:gridCol w:w="6946"/>
-        <w:gridCol w:w="1296"/>
+        <w:gridCol w:w="816"/>
       </w:tblGrid>
       <w:tr>
         <w:tc>
@@ -1393,7 +1862,8 @@
           </w:tcPr>
           <w:p>
             <w:pPr>
-              <w:ind w:firstLine="480"/>
+              <w:spacing w:line="360" w:lineRule="auto"/>
+              <w:ind w:firstLineChars="0" w:firstLine="0"/>
               <w:jc w:val="center"/>
               <w:rPr>
                 <w:rFonts w:eastAsiaTheme="minorEastAsia"/>
@@ -1413,7 +1883,8 @@
           </w:tcPr>
           <w:p>
             <w:pPr>
-              <w:ind w:firstLine="480"/>
+              <w:spacing w:line="360" w:lineRule="auto"/>
+              <w:ind w:firstLineChars="0" w:firstLine="0"/>
               <w:jc w:val="center"/>
             </w:pPr>
             <w:r>
@@ -1477,7 +1948,8 @@
           </w:tcPr>
           <w:p>
             <w:pPr>
-              <w:ind w:firstLine="480"/>
+              <w:spacing w:line="360" w:lineRule="auto"/>
+              <w:ind w:firstLineChars="0" w:firstLine="0"/>
             </w:pPr>
             <w:r>
               <w:rPr>
@@ -1491,7 +1963,8 @@
     </w:tbl>
     <w:p>
       <w:pPr>
-        <w:ind w:firstLine="480"/>
+        <w:spacing w:line="360" w:lineRule="auto"/>
+        <w:ind w:firstLineChars="0" w:firstLine="0"/>
       </w:pPr>
     </w:p>
     <w:tbl>
@@ -1511,7 +1984,7 @@
       <w:tblGrid>
         <w:gridCol w:w="817"/>
         <w:gridCol w:w="6946"/>
-        <w:gridCol w:w="1296"/>
+        <w:gridCol w:w="816"/>
       </w:tblGrid>
       <w:tr>
         <w:tc>
@@ -1520,7 +1993,8 @@
           </w:tcPr>
           <w:p>
             <w:pPr>
-              <w:ind w:firstLine="480"/>
+              <w:spacing w:line="360" w:lineRule="auto"/>
+              <w:ind w:firstLineChars="0" w:firstLine="0"/>
               <w:jc w:val="center"/>
             </w:pPr>
           </w:p>
@@ -1531,7 +2005,8 @@
           </w:tcPr>
           <w:p>
             <w:pPr>
-              <w:ind w:firstLine="480"/>
+              <w:spacing w:line="360" w:lineRule="auto"/>
+              <w:ind w:firstLineChars="0" w:firstLine="0"/>
               <w:jc w:val="center"/>
             </w:pPr>
             <w:r>
@@ -1595,7 +2070,8 @@
           </w:tcPr>
           <w:p>
             <w:pPr>
-              <w:ind w:firstLine="480"/>
+              <w:spacing w:line="360" w:lineRule="auto"/>
+              <w:ind w:firstLineChars="0" w:firstLine="0"/>
             </w:pPr>
             <w:r>
               <w:rPr>
@@ -1609,21 +2085,27 @@
     </w:tbl>
     <w:p>
       <w:pPr>
-        <w:ind w:firstLineChars="0" w:firstLine="0"/>
-        <w:rPr>
-          <w:rFonts w:eastAsiaTheme="minorEastAsia"/>
-        </w:rPr>
-      </w:pPr>
-    </w:p>
-    <w:p>
-      <w:pPr>
-        <w:ind w:firstLine="480"/>
-        <w:rPr>
-          <w:rFonts w:eastAsiaTheme="minorEastAsia"/>
-        </w:rPr>
-      </w:pPr>
-      <w:r>
-        <w:t>Finally, get the corresponding sensorValue1 and sensorValue2 from the IDE's Serial Monitor. Then, using a sixth-order polynomial fitting, 300 points are inserted between the two data points to obtain a smooth curve.</w:t>
+        <w:spacing w:line="360" w:lineRule="auto"/>
+        <w:ind w:firstLineChars="0" w:firstLine="0"/>
+        <w:rPr>
+          <w:rFonts w:eastAsiaTheme="minorEastAsia"/>
+        </w:rPr>
+      </w:pPr>
+    </w:p>
+    <w:p>
+      <w:pPr>
+        <w:spacing w:line="360" w:lineRule="auto"/>
+        <w:ind w:firstLineChars="0" w:firstLine="0"/>
+        <w:rPr>
+          <w:rFonts w:eastAsiaTheme="minorEastAsia"/>
+        </w:rPr>
+      </w:pPr>
+      <w:r>
+        <w:t xml:space="preserve">Finally, get the corresponding sensorValue1 and sensorValue2 from the IDE's Serial Monitor. Then, using a sixth-order polynomial fitting, 300 points are inserted between the two data </w:t>
+      </w:r>
+      <w:r>
+        <w:lastRenderedPageBreak/>
+        <w:t>points to obtain a smooth curve.</w:t>
       </w:r>
       <w:r>
         <w:t xml:space="preserve"> The drawing of the image in the following experiments will use the same method, so we will not repeat it.</w:t>
@@ -1631,7 +2113,8 @@
     </w:p>
     <w:p>
       <w:pPr>
-        <w:ind w:firstLine="480"/>
+        <w:spacing w:line="360" w:lineRule="auto"/>
+        <w:ind w:firstLineChars="0" w:firstLine="0"/>
         <w:rPr>
           <w:rFonts w:eastAsiaTheme="minorEastAsia"/>
         </w:rPr>
@@ -1640,6 +2123,7 @@
     <w:p>
       <w:pPr>
         <w:pStyle w:val="2"/>
+        <w:spacing w:line="360" w:lineRule="auto"/>
         <w:rPr>
           <w:sz w:val="24"/>
           <w:szCs w:val="24"/>
@@ -1655,7 +2139,8 @@
     </w:p>
     <w:p>
       <w:pPr>
-        <w:ind w:firstLine="480"/>
+        <w:spacing w:line="360" w:lineRule="auto"/>
+        <w:ind w:firstLineChars="0" w:firstLine="0"/>
         <w:rPr>
           <w:rFonts w:eastAsiaTheme="minorEastAsia"/>
         </w:rPr>
@@ -1718,7 +2203,8 @@
     </w:p>
     <w:p>
       <w:pPr>
-        <w:ind w:firstLine="480"/>
+        <w:spacing w:line="360" w:lineRule="auto"/>
+        <w:ind w:firstLineChars="0" w:firstLine="0"/>
         <w:rPr>
           <w:rFonts w:eastAsiaTheme="minorEastAsia" w:hint="eastAsia"/>
         </w:rPr>
@@ -1726,7 +2212,8 @@
     </w:p>
     <w:p>
       <w:pPr>
-        <w:ind w:firstLine="480"/>
+        <w:spacing w:line="360" w:lineRule="auto"/>
+        <w:ind w:firstLineChars="0" w:firstLine="0"/>
         <w:jc w:val="center"/>
         <w:rPr>
           <w:rFonts w:eastAsiaTheme="minorEastAsia"/>
@@ -1737,7 +2224,6 @@
           <w:rFonts w:eastAsiaTheme="minorEastAsia" w:hint="eastAsia"/>
           <w:noProof/>
         </w:rPr>
-        <w:lastRenderedPageBreak/>
         <w:drawing>
           <wp:inline distT="0" distB="0" distL="0" distR="0" wp14:anchorId="66D87D7C" wp14:editId="26B709C6">
             <wp:extent cx="2458320" cy="2629700"/>
@@ -1794,20 +2280,18 @@
     <w:p>
       <w:pPr>
         <w:pStyle w:val="a"/>
-        <w:rPr>
-          <w:rFonts w:eastAsiaTheme="minorEastAsia"/>
-        </w:rPr>
-      </w:pPr>
-      <w:r>
-        <w:rPr>
-          <w:rFonts w:eastAsiaTheme="minorEastAsia" w:hint="eastAsia"/>
+      </w:pPr>
+      <w:r>
+        <w:rPr>
+          <w:rFonts w:hint="eastAsia"/>
         </w:rPr>
         <w:t>Grounding</w:t>
       </w:r>
     </w:p>
     <w:p>
       <w:pPr>
-        <w:ind w:firstLine="480"/>
+        <w:spacing w:line="360" w:lineRule="auto"/>
+        <w:ind w:firstLineChars="0" w:firstLine="0"/>
         <w:rPr>
           <w:rFonts w:eastAsiaTheme="minorEastAsia"/>
         </w:rPr>
@@ -1825,6 +2309,7 @@
     <w:p>
       <w:pPr>
         <w:pStyle w:val="2"/>
+        <w:spacing w:line="360" w:lineRule="auto"/>
         <w:rPr>
           <w:sz w:val="24"/>
           <w:szCs w:val="24"/>
@@ -1845,7 +2330,8 @@
           <w:ilvl w:val="0"/>
           <w:numId w:val="21"/>
         </w:numPr>
-        <w:ind w:firstLineChars="0"/>
+        <w:spacing w:line="360" w:lineRule="auto"/>
+        <w:ind w:left="0" w:firstLineChars="0" w:firstLine="0"/>
         <w:rPr>
           <w:rFonts w:eastAsiaTheme="minorEastAsia"/>
           <w:b/>
@@ -1886,7 +2372,8 @@
     <w:p>
       <w:pPr>
         <w:widowControl/>
-        <w:ind w:firstLine="480"/>
+        <w:spacing w:line="360" w:lineRule="auto"/>
+        <w:ind w:firstLineChars="0" w:firstLine="0"/>
         <w:jc w:val="center"/>
         <w:rPr>
           <w:rFonts w:eastAsiaTheme="minorEastAsia"/>
@@ -1942,6 +2429,7 @@
         <w:rPr>
           <w:rFonts w:hint="eastAsia"/>
         </w:rPr>
+        <w:lastRenderedPageBreak/>
         <w:t>270</w:t>
       </w:r>
       <w:r>
@@ -1949,7 +2437,7 @@
       </w:r>
       <w:r>
         <w:rPr>
-          <w:rFonts w:eastAsiaTheme="minorEastAsia" w:hint="eastAsia"/>
+          <w:rFonts w:hint="eastAsia"/>
         </w:rPr>
         <w:t xml:space="preserve"> grounding</w:t>
       </w:r>
@@ -1961,7 +2449,8 @@
           <w:ilvl w:val="0"/>
           <w:numId w:val="21"/>
         </w:numPr>
-        <w:ind w:firstLineChars="0"/>
+        <w:spacing w:line="360" w:lineRule="auto"/>
+        <w:ind w:left="0" w:firstLineChars="0" w:firstLine="0"/>
         <w:rPr>
           <w:rFonts w:eastAsiaTheme="minorEastAsia"/>
           <w:b/>
@@ -1975,7 +2464,6 @@
           <w:bCs/>
           <w:noProof/>
         </w:rPr>
-        <w:lastRenderedPageBreak/>
         <w:drawing>
           <wp:anchor distT="0" distB="0" distL="114300" distR="114300" simplePos="0" relativeHeight="251660288" behindDoc="0" locked="0" layoutInCell="1" allowOverlap="1" wp14:anchorId="537FECA6" wp14:editId="5A7F58D4">
             <wp:simplePos x="0" y="0"/>
@@ -2082,7 +2570,7 @@
       </w:r>
       <w:r>
         <w:rPr>
-          <w:rFonts w:eastAsiaTheme="minorEastAsia" w:hint="eastAsia"/>
+          <w:rFonts w:hint="eastAsia"/>
         </w:rPr>
         <w:t xml:space="preserve"> grounding</w:t>
       </w:r>
@@ -2094,7 +2582,8 @@
           <w:ilvl w:val="0"/>
           <w:numId w:val="21"/>
         </w:numPr>
-        <w:ind w:firstLineChars="0"/>
+        <w:spacing w:line="360" w:lineRule="auto"/>
+        <w:ind w:left="0" w:firstLineChars="0" w:firstLine="0"/>
         <w:rPr>
           <w:b/>
           <w:bCs/>
@@ -2220,33 +2709,22 @@
         <w:rPr>
           <w:rFonts w:hint="eastAsia"/>
         </w:rPr>
-        <w:t>1</w:t>
-      </w:r>
-      <w:r>
-        <w:rPr>
-          <w:rFonts w:eastAsiaTheme="minorEastAsia" w:hint="eastAsia"/>
-        </w:rPr>
-        <w:t>0</w:t>
+        <w:t>10k</w:t>
+      </w:r>
+      <w:r>
+        <w:t>Ω</w:t>
       </w:r>
       <w:r>
         <w:rPr>
           <w:rFonts w:hint="eastAsia"/>
         </w:rPr>
-        <w:t>k</w:t>
-      </w:r>
-      <w:r>
-        <w:t>Ω</w:t>
-      </w:r>
-      <w:r>
-        <w:rPr>
-          <w:rFonts w:eastAsiaTheme="minorEastAsia" w:hint="eastAsia"/>
-        </w:rPr>
         <w:t xml:space="preserve"> grounding</w:t>
       </w:r>
     </w:p>
     <w:p>
       <w:pPr>
-        <w:ind w:firstLine="480"/>
+        <w:spacing w:line="360" w:lineRule="auto"/>
+        <w:ind w:firstLineChars="0" w:firstLine="0"/>
         <w:rPr>
           <w:rFonts w:eastAsia="宋体"/>
         </w:rPr>
@@ -2272,7 +2750,8 @@
     </w:p>
     <w:p>
       <w:pPr>
-        <w:ind w:firstLine="480"/>
+        <w:spacing w:line="360" w:lineRule="auto"/>
+        <w:ind w:firstLineChars="0" w:firstLine="0"/>
         <w:rPr>
           <w:rFonts w:eastAsia="宋体"/>
         </w:rPr>
@@ -2281,6 +2760,7 @@
     <w:p>
       <w:pPr>
         <w:pStyle w:val="2"/>
+        <w:spacing w:line="360" w:lineRule="auto"/>
         <w:rPr>
           <w:rFonts w:eastAsia="宋体"/>
           <w:sz w:val="24"/>
@@ -2297,7 +2777,8 @@
     </w:p>
     <w:p>
       <w:pPr>
-        <w:ind w:firstLine="480"/>
+        <w:spacing w:line="360" w:lineRule="auto"/>
+        <w:ind w:firstLineChars="0" w:firstLine="0"/>
         <w:rPr>
           <w:rFonts w:eastAsia="宋体"/>
         </w:rPr>
@@ -2311,7 +2792,8 @@
     </w:p>
     <w:p>
       <w:pPr>
-        <w:ind w:firstLine="480"/>
+        <w:spacing w:line="360" w:lineRule="auto"/>
+        <w:ind w:firstLineChars="0" w:firstLine="0"/>
         <w:rPr>
           <w:rFonts w:eastAsia="宋体"/>
         </w:rPr>
@@ -2325,7 +2807,8 @@
     </w:p>
     <w:p>
       <w:pPr>
-        <w:ind w:firstLine="480"/>
+        <w:spacing w:line="360" w:lineRule="auto"/>
+        <w:ind w:firstLineChars="0" w:firstLine="0"/>
         <w:jc w:val="center"/>
         <w:rPr>
           <w:rFonts w:eastAsiaTheme="minorEastAsia"/>
@@ -2393,19 +2876,13 @@
     <w:p>
       <w:pPr>
         <w:pStyle w:val="a"/>
-        <w:rPr>
-          <w:rFonts w:eastAsiaTheme="minorEastAsia"/>
-        </w:rPr>
-      </w:pPr>
-      <w:r>
-        <w:rPr>
-          <w:rFonts w:eastAsiaTheme="minorEastAsia"/>
-        </w:rPr>
+      </w:pPr>
+      <w:r>
         <w:t>B</w:t>
       </w:r>
       <w:r>
         <w:rPr>
-          <w:rFonts w:eastAsiaTheme="minorEastAsia" w:hint="eastAsia"/>
+          <w:rFonts w:hint="eastAsia"/>
         </w:rPr>
         <w:t>oth power supply</w:t>
       </w:r>
@@ -2413,7 +2890,7 @@
     <w:p>
       <w:pPr>
         <w:widowControl/>
-        <w:spacing w:before="100" w:beforeAutospacing="1" w:after="100" w:afterAutospacing="1"/>
+        <w:spacing w:line="360" w:lineRule="auto"/>
         <w:ind w:firstLineChars="0" w:firstLine="0"/>
         <w:jc w:val="center"/>
         <w:rPr>
@@ -2483,31 +2960,27 @@
     <w:p>
       <w:pPr>
         <w:pStyle w:val="a"/>
-        <w:rPr>
-          <w:rFonts w:eastAsia="宋体"/>
-        </w:rPr>
-      </w:pPr>
-      <w:r>
-        <w:rPr>
-          <w:rFonts w:eastAsia="宋体"/>
-        </w:rPr>
+      </w:pPr>
+      <w:r>
         <w:t>B</w:t>
       </w:r>
       <w:r>
         <w:rPr>
-          <w:rFonts w:eastAsia="宋体" w:hint="eastAsia"/>
+          <w:rFonts w:hint="eastAsia"/>
         </w:rPr>
         <w:t>oth grounding</w:t>
       </w:r>
     </w:p>
     <w:p>
       <w:pPr>
-        <w:ind w:firstLine="480"/>
+        <w:spacing w:line="360" w:lineRule="auto"/>
+        <w:ind w:firstLineChars="0" w:firstLine="0"/>
       </w:pPr>
     </w:p>
     <w:p>
       <w:pPr>
         <w:pStyle w:val="1"/>
+        <w:spacing w:line="360" w:lineRule="auto"/>
         <w:rPr>
           <w:sz w:val="28"/>
           <w:szCs w:val="28"/>
@@ -2525,6 +2998,7 @@
     <w:p>
       <w:pPr>
         <w:pStyle w:val="2"/>
+        <w:spacing w:line="360" w:lineRule="auto"/>
         <w:rPr>
           <w:sz w:val="24"/>
           <w:szCs w:val="24"/>
@@ -2540,7 +3014,8 @@
     </w:p>
     <w:p>
       <w:pPr>
-        <w:ind w:firstLine="480"/>
+        <w:spacing w:line="360" w:lineRule="auto"/>
+        <w:ind w:firstLineChars="0" w:firstLine="0"/>
         <w:rPr>
           <w:rFonts w:eastAsiaTheme="minorEastAsia"/>
         </w:rPr>
@@ -2615,7 +3090,8 @@
     </w:p>
     <w:p>
       <w:pPr>
-        <w:ind w:firstLine="480"/>
+        <w:spacing w:line="360" w:lineRule="auto"/>
+        <w:ind w:firstLineChars="0" w:firstLine="0"/>
         <w:rPr>
           <w:rFonts w:eastAsiaTheme="minorEastAsia"/>
         </w:rPr>
@@ -2641,7 +3117,8 @@
     </w:p>
     <w:p>
       <w:pPr>
-        <w:ind w:firstLine="480"/>
+        <w:spacing w:line="360" w:lineRule="auto"/>
+        <w:ind w:firstLineChars="0" w:firstLine="0"/>
         <w:rPr>
           <w:rFonts w:eastAsiaTheme="minorEastAsia"/>
         </w:rPr>
@@ -2690,15 +3167,17 @@
     </w:p>
     <w:p>
       <w:pPr>
-        <w:ind w:firstLine="480"/>
-        <w:rPr>
-          <w:rFonts w:eastAsiaTheme="minorEastAsia"/>
-        </w:rPr>
-      </w:pPr>
-    </w:p>
-    <w:p>
-      <w:pPr>
-        <w:ind w:firstLine="480"/>
+        <w:spacing w:line="360" w:lineRule="auto"/>
+        <w:ind w:firstLineChars="0" w:firstLine="0"/>
+        <w:rPr>
+          <w:rFonts w:eastAsiaTheme="minorEastAsia"/>
+        </w:rPr>
+      </w:pPr>
+    </w:p>
+    <w:p>
+      <w:pPr>
+        <w:spacing w:line="360" w:lineRule="auto"/>
+        <w:ind w:firstLineChars="0" w:firstLine="0"/>
         <w:rPr>
           <w:rFonts w:eastAsiaTheme="minorEastAsia"/>
         </w:rPr>
@@ -2712,7 +3191,8 @@
     </w:p>
     <w:p>
       <w:pPr>
-        <w:ind w:firstLine="480"/>
+        <w:spacing w:line="360" w:lineRule="auto"/>
+        <w:ind w:firstLineChars="0" w:firstLine="0"/>
         <w:rPr>
           <w:rFonts w:eastAsiaTheme="minorEastAsia"/>
         </w:rPr>
@@ -2763,7 +3243,8 @@
     <w:p>
       <w:pPr>
         <w:widowControl/>
-        <w:ind w:firstLine="480"/>
+        <w:spacing w:line="360" w:lineRule="auto"/>
+        <w:ind w:firstLineChars="0" w:firstLine="0"/>
         <w:rPr>
           <w:rFonts w:eastAsiaTheme="minorEastAsia"/>
         </w:rPr>
@@ -2840,13 +3321,10 @@
     <w:p>
       <w:pPr>
         <w:pStyle w:val="a"/>
-        <w:rPr>
-          <w:rFonts w:eastAsiaTheme="minorEastAsia"/>
-        </w:rPr>
-      </w:pPr>
-      <w:r>
-        <w:rPr>
-          <w:rFonts w:eastAsiaTheme="minorEastAsia" w:hint="eastAsia"/>
+      </w:pPr>
+      <w:r>
+        <w:rPr>
+          <w:rFonts w:hint="eastAsia"/>
         </w:rPr>
         <w:t>LDR1&amp;LDR2</w:t>
       </w:r>
@@ -2857,9 +3335,6 @@
         <w:t>Resistance-</w:t>
       </w:r>
       <w:r>
-        <w:rPr>
-          <w:rFonts w:eastAsiaTheme="minorEastAsia"/>
-        </w:rPr>
         <w:t xml:space="preserve"> Light Intensity Curve at Ground Level</w:t>
       </w:r>
     </w:p>
@@ -2870,13 +3345,9 @@
           <w:ilvl w:val="0"/>
           <w:numId w:val="0"/>
         </w:numPr>
-        <w:rPr>
-          <w:rFonts w:eastAsiaTheme="minorEastAsia"/>
-        </w:rPr>
-      </w:pPr>
-      <w:r>
-        <w:rPr>
-          <w:rFonts w:eastAsiaTheme="minorEastAsia"/>
+      </w:pPr>
+      <w:r>
+        <w:rPr>
           <w:noProof/>
         </w:rPr>
         <w:drawing>
@@ -2919,121 +3390,111 @@
     <w:p>
       <w:pPr>
         <w:pStyle w:val="a"/>
-        <w:rPr>
-          <w:rFonts w:eastAsiaTheme="minorEastAsia"/>
-        </w:rPr>
-      </w:pPr>
+      </w:pPr>
+      <w:r>
+        <w:rPr>
+          <w:rFonts w:hint="eastAsia"/>
+        </w:rPr>
+        <w:t>LDR1&amp;LDR2</w:t>
+      </w:r>
+      <w:r>
+        <w:t xml:space="preserve"> </w:t>
+      </w:r>
+      <w:r>
+        <w:t>Resistance-</w:t>
+      </w:r>
+      <w:r>
+        <w:t xml:space="preserve"> Light </w:t>
+      </w:r>
+      <w:r>
+        <w:rPr>
+          <w:rFonts w:hint="eastAsia"/>
+        </w:rPr>
+        <w:t>i</w:t>
+      </w:r>
+      <w:r>
+        <w:t xml:space="preserve">ntensity </w:t>
+      </w:r>
+      <w:r>
+        <w:rPr>
+          <w:rFonts w:hint="eastAsia"/>
+        </w:rPr>
+        <w:t>c</w:t>
+      </w:r>
+      <w:r>
+        <w:t xml:space="preserve">urve </w:t>
+      </w:r>
+      <w:r>
+        <w:rPr>
+          <w:rFonts w:hint="eastAsia"/>
+        </w:rPr>
+        <w:t>a</w:t>
+      </w:r>
+      <w:r>
+        <w:rPr>
+          <w:rFonts w:hint="eastAsia"/>
+        </w:rPr>
+        <w:t xml:space="preserve">t </w:t>
+      </w:r>
+      <w:r>
+        <w:rPr>
+          <w:rFonts w:hint="eastAsia"/>
+        </w:rPr>
+        <w:t>p</w:t>
+      </w:r>
+      <w:r>
+        <w:rPr>
+          <w:rFonts w:hint="eastAsia"/>
+        </w:rPr>
+        <w:t xml:space="preserve">ower </w:t>
+      </w:r>
+      <w:r>
+        <w:rPr>
+          <w:rFonts w:hint="eastAsia"/>
+        </w:rPr>
+        <w:t>s</w:t>
+      </w:r>
+      <w:r>
+        <w:rPr>
+          <w:rFonts w:hint="eastAsia"/>
+        </w:rPr>
+        <w:t>upply</w:t>
+      </w:r>
+    </w:p>
+    <w:p>
+      <w:pPr>
+        <w:spacing w:line="360" w:lineRule="auto"/>
+        <w:ind w:firstLineChars="0" w:firstLine="0"/>
+      </w:pPr>
+      <w:r>
+        <w:rPr>
+          <w:rFonts w:eastAsiaTheme="minorEastAsia"/>
+        </w:rPr>
+        <w:t>Through experimental data and images, we demonstrate that in both cases of LDR connected to power and ground.</w:t>
+      </w:r>
       <w:r>
         <w:rPr>
           <w:rFonts w:eastAsiaTheme="minorEastAsia" w:hint="eastAsia"/>
         </w:rPr>
-        <w:t>LDR1&amp;LDR2</w:t>
-      </w:r>
-      <w:r>
         <w:t xml:space="preserve"> </w:t>
       </w:r>
       <w:r>
-        <w:t>Resistance-</w:t>
-      </w:r>
-      <w:r>
-        <w:rPr>
-          <w:rFonts w:eastAsiaTheme="minorEastAsia"/>
-        </w:rPr>
-        <w:t xml:space="preserve"> Light </w:t>
+        <w:t>When connected to ground, the voltage drop across the light-dependent resistor (LDR) is measured. As the light intensity increases, the voltage drop across the LDR decreases from weak light to strong light.</w:t>
       </w:r>
       <w:r>
         <w:rPr>
           <w:rFonts w:eastAsiaTheme="minorEastAsia" w:hint="eastAsia"/>
         </w:rPr>
-        <w:t>i</w:t>
-      </w:r>
-      <w:r>
-        <w:rPr>
-          <w:rFonts w:eastAsiaTheme="minorEastAsia"/>
-        </w:rPr>
-        <w:t xml:space="preserve">ntensity </w:t>
-      </w:r>
-      <w:r>
-        <w:rPr>
-          <w:rFonts w:eastAsiaTheme="minorEastAsia" w:hint="eastAsia"/>
-        </w:rPr>
-        <w:t>c</w:t>
-      </w:r>
-      <w:r>
-        <w:rPr>
-          <w:rFonts w:eastAsiaTheme="minorEastAsia"/>
-        </w:rPr>
-        <w:t xml:space="preserve">urve </w:t>
-      </w:r>
-      <w:r>
-        <w:rPr>
-          <w:rFonts w:eastAsiaTheme="minorEastAsia" w:hint="eastAsia"/>
-        </w:rPr>
-        <w:t>a</w:t>
-      </w:r>
-      <w:r>
-        <w:rPr>
-          <w:rFonts w:eastAsiaTheme="minorEastAsia" w:hint="eastAsia"/>
-        </w:rPr>
-        <w:t xml:space="preserve">t </w:t>
-      </w:r>
-      <w:r>
-        <w:rPr>
-          <w:rFonts w:eastAsiaTheme="minorEastAsia" w:hint="eastAsia"/>
-        </w:rPr>
-        <w:t>p</w:t>
-      </w:r>
-      <w:r>
-        <w:rPr>
-          <w:rFonts w:eastAsiaTheme="minorEastAsia" w:hint="eastAsia"/>
-        </w:rPr>
-        <w:t xml:space="preserve">ower </w:t>
-      </w:r>
-      <w:r>
-        <w:rPr>
-          <w:rFonts w:eastAsiaTheme="minorEastAsia" w:hint="eastAsia"/>
-        </w:rPr>
-        <w:t>s</w:t>
-      </w:r>
-      <w:r>
-        <w:rPr>
-          <w:rFonts w:eastAsiaTheme="minorEastAsia" w:hint="eastAsia"/>
-        </w:rPr>
-        <w:t>upply</w:t>
-      </w:r>
-    </w:p>
-    <w:p>
-      <w:pPr>
-        <w:ind w:firstLine="480"/>
-      </w:pPr>
-      <w:r>
-        <w:rPr>
-          <w:rFonts w:eastAsiaTheme="minorEastAsia"/>
-        </w:rPr>
-        <w:t>Through experimental data and images, we demonstrate that in both cases of LDR connected to power and ground.</w:t>
-      </w:r>
-      <w:r>
-        <w:rPr>
-          <w:rFonts w:eastAsiaTheme="minorEastAsia" w:hint="eastAsia"/>
-        </w:rPr>
         <w:t xml:space="preserve"> </w:t>
       </w:r>
       <w:r>
-        <w:t>When connected to ground, the voltage drop across the light-dependent resistor (LDR) is measured. As the light intensity increases, the voltage drop across the LDR decreases from weak light to strong light.</w:t>
-      </w:r>
-      <w:r>
-        <w:rPr>
-          <w:rFonts w:eastAsiaTheme="minorEastAsia" w:hint="eastAsia"/>
-        </w:rPr>
-        <w:t xml:space="preserve"> </w:t>
-      </w:r>
-      <w:r>
         <w:t>When connected to the power supply, the voltage drop across the resistor is measured. As the light intensity increases, the voltage drop across the resistor increases from weak light to strong light.</w:t>
       </w:r>
     </w:p>
     <w:p>
       <w:pPr>
-        <w:ind w:firstLine="480"/>
+        <w:spacing w:line="360" w:lineRule="auto"/>
+        <w:ind w:firstLineChars="0" w:firstLine="0"/>
         <w:rPr>
           <w:rFonts w:eastAsiaTheme="minorEastAsia"/>
         </w:rPr>
@@ -3042,6 +3503,7 @@
     <w:p>
       <w:pPr>
         <w:pStyle w:val="2"/>
+        <w:spacing w:line="360" w:lineRule="auto"/>
         <w:rPr>
           <w:rFonts w:eastAsiaTheme="minorEastAsia"/>
           <w:sz w:val="24"/>
@@ -3066,7 +3528,8 @@
     </w:p>
     <w:p>
       <w:pPr>
-        <w:ind w:firstLine="480"/>
+        <w:spacing w:line="360" w:lineRule="auto"/>
+        <w:ind w:firstLineChars="0" w:firstLine="0"/>
         <w:rPr>
           <w:rFonts w:eastAsia="宋体"/>
         </w:rPr>
@@ -3130,7 +3593,8 @@
     </w:p>
     <w:p>
       <w:pPr>
-        <w:ind w:firstLine="480"/>
+        <w:spacing w:line="360" w:lineRule="auto"/>
+        <w:ind w:firstLineChars="0" w:firstLine="0"/>
         <w:rPr>
           <w:rFonts w:eastAsia="宋体"/>
         </w:rPr>
@@ -3186,7 +3650,8 @@
     </w:p>
     <w:p>
       <w:pPr>
-        <w:ind w:firstLine="480"/>
+        <w:spacing w:line="360" w:lineRule="auto"/>
+        <w:ind w:firstLineChars="0" w:firstLine="0"/>
         <w:rPr>
           <w:rFonts w:eastAsiaTheme="minorEastAsia"/>
         </w:rPr>
@@ -3269,7 +3734,8 @@
     </w:p>
     <w:p>
       <w:pPr>
-        <w:ind w:firstLine="480"/>
+        <w:spacing w:line="360" w:lineRule="auto"/>
+        <w:ind w:firstLineChars="0" w:firstLine="0"/>
         <w:jc w:val="center"/>
         <w:rPr>
           <w:rFonts w:eastAsia="宋体"/>
@@ -3279,13 +3745,10 @@
     <w:p>
       <w:pPr>
         <w:pStyle w:val="a"/>
-        <w:rPr>
-          <w:rFonts w:eastAsiaTheme="minorEastAsia"/>
-        </w:rPr>
-      </w:pPr>
-      <w:r>
-        <w:rPr>
-          <w:rFonts w:eastAsiaTheme="minorEastAsia" w:hint="eastAsia"/>
+      </w:pPr>
+      <w:r>
+        <w:rPr>
+          <w:rFonts w:hint="eastAsia"/>
         </w:rPr>
         <w:t>LDR1</w:t>
       </w:r>
@@ -3296,15 +3759,13 @@
         <w:t>Resistance-</w:t>
       </w:r>
       <w:r>
-        <w:rPr>
-          <w:rFonts w:eastAsiaTheme="minorEastAsia"/>
-        </w:rPr>
         <w:t xml:space="preserve"> Light Intensity Curve at Ground Level</w:t>
       </w:r>
     </w:p>
     <w:p>
       <w:pPr>
-        <w:ind w:firstLine="480"/>
+        <w:spacing w:line="360" w:lineRule="auto"/>
+        <w:ind w:firstLineChars="0" w:firstLine="0"/>
         <w:rPr>
           <w:rFonts w:eastAsiaTheme="minorEastAsia"/>
         </w:rPr>
@@ -3318,7 +3779,8 @@
     </w:p>
     <w:p>
       <w:pPr>
-        <w:ind w:firstLine="480"/>
+        <w:spacing w:line="360" w:lineRule="auto"/>
+        <w:ind w:firstLineChars="0" w:firstLine="0"/>
         <w:rPr>
           <w:rFonts w:eastAsiaTheme="minorEastAsia"/>
         </w:rPr>
@@ -3332,7 +3794,8 @@
     </w:p>
     <w:p>
       <w:pPr>
-        <w:ind w:firstLine="560"/>
+        <w:spacing w:line="360" w:lineRule="auto"/>
+        <w:ind w:firstLineChars="0" w:firstLine="0"/>
         <w:rPr>
           <w:rFonts w:eastAsiaTheme="minorEastAsia" w:cstheme="majorBidi"/>
           <w:b/>
@@ -3345,6 +3808,7 @@
     <w:p>
       <w:pPr>
         <w:pStyle w:val="2"/>
+        <w:spacing w:line="360" w:lineRule="auto"/>
         <w:rPr>
           <w:rFonts w:eastAsiaTheme="minorEastAsia"/>
           <w:sz w:val="24"/>
@@ -3374,7 +3838,8 @@
           <w:ilvl w:val="0"/>
           <w:numId w:val="16"/>
         </w:numPr>
-        <w:ind w:firstLineChars="0"/>
+        <w:spacing w:line="360" w:lineRule="auto"/>
+        <w:ind w:left="0" w:firstLineChars="0" w:firstLine="0"/>
         <w:rPr>
           <w:rFonts w:eastAsiaTheme="minorEastAsia"/>
           <w:b/>
@@ -3440,7 +3905,8 @@
     </w:p>
     <w:p>
       <w:pPr>
-        <w:ind w:firstLine="480"/>
+        <w:spacing w:line="360" w:lineRule="auto"/>
+        <w:ind w:firstLineChars="0" w:firstLine="0"/>
         <w:rPr>
           <w:rFonts w:eastAsiaTheme="minorEastAsia"/>
         </w:rPr>
@@ -3496,7 +3962,8 @@
     </w:p>
     <w:p>
       <w:pPr>
-        <w:ind w:firstLine="480"/>
+        <w:spacing w:line="360" w:lineRule="auto"/>
+        <w:ind w:firstLineChars="0" w:firstLine="0"/>
         <w:jc w:val="center"/>
         <w:rPr>
           <w:rFonts w:eastAsiaTheme="minorEastAsia"/>
@@ -3547,13 +4014,10 @@
     <w:p>
       <w:pPr>
         <w:pStyle w:val="a"/>
-        <w:rPr>
-          <w:rFonts w:eastAsiaTheme="minorEastAsia"/>
-        </w:rPr>
-      </w:pPr>
-      <w:r>
-        <w:rPr>
-          <w:rFonts w:eastAsiaTheme="minorEastAsia" w:hint="eastAsia"/>
+      </w:pPr>
+      <w:r>
+        <w:rPr>
+          <w:rFonts w:hint="eastAsia"/>
         </w:rPr>
         <w:t>LDR1</w:t>
       </w:r>
@@ -3562,7 +4026,7 @@
       </w:r>
       <w:r>
         <w:rPr>
-          <w:rFonts w:eastAsiaTheme="minorEastAsia" w:hint="eastAsia"/>
+          <w:rFonts w:hint="eastAsia"/>
         </w:rPr>
         <w:t xml:space="preserve"> 270</w:t>
       </w:r>
@@ -3574,26 +4038,18 @@
       </w:r>
       <w:r>
         <w:rPr>
-          <w:rFonts w:eastAsiaTheme="minorEastAsia" w:hint="eastAsia"/>
+          <w:rFonts w:hint="eastAsia"/>
         </w:rPr>
         <w:t xml:space="preserve"> </w:t>
       </w:r>
       <w:r>
-        <w:t>Resistance-</w:t>
-      </w:r>
-      <w:r>
-        <w:rPr>
-          <w:rFonts w:eastAsiaTheme="minorEastAsia"/>
-        </w:rPr>
-        <w:t xml:space="preserve"> </w:t>
-      </w:r>
-      <w:r>
-        <w:t>Light Intensity Curve at Ground Level</w:t>
-      </w:r>
-    </w:p>
-    <w:p>
-      <w:pPr>
-        <w:ind w:firstLine="480"/>
+        <w:t>Resistance- Light Intensity Curve at Ground Level</w:t>
+      </w:r>
+    </w:p>
+    <w:p>
+      <w:pPr>
+        <w:spacing w:line="360" w:lineRule="auto"/>
+        <w:ind w:firstLineChars="0" w:firstLine="0"/>
         <w:rPr>
           <w:rFonts w:eastAsiaTheme="minorEastAsia"/>
         </w:rPr>
@@ -3606,7 +4062,8 @@
           <w:ilvl w:val="0"/>
           <w:numId w:val="16"/>
         </w:numPr>
-        <w:ind w:firstLineChars="0"/>
+        <w:spacing w:line="360" w:lineRule="auto"/>
+        <w:ind w:left="0" w:firstLineChars="0" w:firstLine="0"/>
         <w:rPr>
           <w:rFonts w:eastAsiaTheme="minorEastAsia"/>
           <w:b/>
@@ -3751,7 +4208,8 @@
     <w:p>
       <w:pPr>
         <w:pStyle w:val="af4"/>
-        <w:ind w:left="920" w:firstLineChars="0" w:firstLine="0"/>
+        <w:spacing w:line="360" w:lineRule="auto"/>
+        <w:ind w:left="0" w:firstLineChars="0" w:firstLine="0"/>
         <w:rPr>
           <w:rFonts w:eastAsiaTheme="minorEastAsia"/>
           <w:b/>
@@ -3761,7 +4219,8 @@
     </w:p>
     <w:p>
       <w:pPr>
-        <w:ind w:firstLine="480"/>
+        <w:spacing w:line="360" w:lineRule="auto"/>
+        <w:ind w:firstLineChars="0" w:firstLine="0"/>
         <w:jc w:val="center"/>
         <w:rPr>
           <w:rFonts w:eastAsiaTheme="minorEastAsia"/>
@@ -3772,7 +4231,6 @@
           <w:rFonts w:eastAsia="宋体"/>
           <w:noProof/>
         </w:rPr>
-        <w:lastRenderedPageBreak/>
         <w:drawing>
           <wp:inline distT="0" distB="0" distL="0" distR="0" wp14:anchorId="5CF614D7" wp14:editId="5B2C646F">
             <wp:extent cx="3238500" cy="1933952"/>
@@ -3820,13 +4278,10 @@
     <w:p>
       <w:pPr>
         <w:pStyle w:val="a"/>
-        <w:rPr>
-          <w:rFonts w:eastAsiaTheme="minorEastAsia"/>
-        </w:rPr>
-      </w:pPr>
-      <w:r>
-        <w:rPr>
-          <w:rFonts w:eastAsiaTheme="minorEastAsia" w:hint="eastAsia"/>
+      </w:pPr>
+      <w:r>
+        <w:rPr>
+          <w:rFonts w:hint="eastAsia"/>
         </w:rPr>
         <w:t>LDR1</w:t>
       </w:r>
@@ -3835,13 +4290,13 @@
       </w:r>
       <w:r>
         <w:rPr>
-          <w:rFonts w:eastAsiaTheme="minorEastAsia" w:hint="eastAsia"/>
+          <w:rFonts w:hint="eastAsia"/>
         </w:rPr>
         <w:t xml:space="preserve"> </w:t>
       </w:r>
       <w:r>
         <w:rPr>
-          <w:rFonts w:eastAsiaTheme="minorEastAsia" w:hint="eastAsia"/>
+          <w:rFonts w:hint="eastAsia"/>
         </w:rPr>
         <w:t>1k</w:t>
       </w:r>
@@ -3853,21 +4308,12 @@
       </w:r>
       <w:r>
         <w:rPr>
-          <w:rFonts w:eastAsiaTheme="minorEastAsia" w:hint="eastAsia"/>
+          <w:rFonts w:hint="eastAsia"/>
         </w:rPr>
         <w:t xml:space="preserve"> </w:t>
       </w:r>
       <w:r>
-        <w:t>Resistance-</w:t>
-      </w:r>
-      <w:r>
-        <w:rPr>
-          <w:rFonts w:eastAsiaTheme="minorEastAsia"/>
-        </w:rPr>
-        <w:t xml:space="preserve"> </w:t>
-      </w:r>
-      <w:r>
-        <w:t>Light Intensity Curve at Ground Level</w:t>
+        <w:t>Resistance- Light Intensity Curve at Ground Level</w:t>
       </w:r>
     </w:p>
     <w:p>
@@ -3877,10 +4323,6 @@
           <w:ilvl w:val="0"/>
           <w:numId w:val="0"/>
         </w:numPr>
-        <w:ind w:left="360"/>
-        <w:rPr>
-          <w:rFonts w:eastAsiaTheme="minorEastAsia"/>
-        </w:rPr>
       </w:pPr>
     </w:p>
     <w:p>
@@ -3890,7 +4332,8 @@
           <w:ilvl w:val="0"/>
           <w:numId w:val="16"/>
         </w:numPr>
-        <w:ind w:firstLineChars="0"/>
+        <w:spacing w:line="360" w:lineRule="auto"/>
+        <w:ind w:left="0" w:firstLineChars="0" w:firstLine="0"/>
         <w:rPr>
           <w:rFonts w:eastAsiaTheme="minorEastAsia"/>
           <w:b/>
@@ -3964,7 +4407,8 @@
     </w:p>
     <w:p>
       <w:pPr>
-        <w:ind w:firstLine="480"/>
+        <w:spacing w:line="360" w:lineRule="auto"/>
+        <w:ind w:firstLineChars="0" w:firstLine="0"/>
         <w:rPr>
           <w:rFonts w:eastAsiaTheme="minorEastAsia"/>
         </w:rPr>
@@ -4020,7 +4464,8 @@
     </w:p>
     <w:p>
       <w:pPr>
-        <w:ind w:firstLine="480"/>
+        <w:spacing w:line="360" w:lineRule="auto"/>
+        <w:ind w:firstLineChars="0" w:firstLine="0"/>
         <w:jc w:val="center"/>
         <w:rPr>
           <w:rFonts w:eastAsiaTheme="minorEastAsia"/>
@@ -4074,7 +4519,7 @@
       </w:pPr>
       <w:r>
         <w:rPr>
-          <w:rFonts w:eastAsiaTheme="minorEastAsia" w:hint="eastAsia"/>
+          <w:rFonts w:hint="eastAsia"/>
         </w:rPr>
         <w:t>LDR1</w:t>
       </w:r>
@@ -4083,25 +4528,25 @@
       </w:r>
       <w:r>
         <w:rPr>
-          <w:rFonts w:eastAsiaTheme="minorEastAsia" w:hint="eastAsia"/>
+          <w:rFonts w:hint="eastAsia"/>
         </w:rPr>
         <w:t xml:space="preserve"> </w:t>
       </w:r>
       <w:r>
         <w:rPr>
-          <w:rFonts w:eastAsiaTheme="minorEastAsia" w:hint="eastAsia"/>
+          <w:rFonts w:hint="eastAsia"/>
         </w:rPr>
         <w:t>1</w:t>
       </w:r>
       <w:r>
         <w:rPr>
-          <w:rFonts w:eastAsiaTheme="minorEastAsia" w:hint="eastAsia"/>
+          <w:rFonts w:hint="eastAsia"/>
         </w:rPr>
         <w:t>0</w:t>
       </w:r>
       <w:r>
         <w:rPr>
-          <w:rFonts w:eastAsiaTheme="minorEastAsia" w:hint="eastAsia"/>
+          <w:rFonts w:hint="eastAsia"/>
         </w:rPr>
         <w:t>k</w:t>
       </w:r>
@@ -4113,26 +4558,18 @@
       </w:r>
       <w:r>
         <w:rPr>
-          <w:rFonts w:eastAsiaTheme="minorEastAsia" w:hint="eastAsia"/>
+          <w:rFonts w:hint="eastAsia"/>
         </w:rPr>
         <w:t xml:space="preserve"> </w:t>
       </w:r>
       <w:r>
-        <w:t>Resistance-</w:t>
-      </w:r>
-      <w:r>
-        <w:rPr>
-          <w:rFonts w:eastAsiaTheme="minorEastAsia"/>
-        </w:rPr>
-        <w:t xml:space="preserve"> </w:t>
-      </w:r>
-      <w:r>
-        <w:t>Light Intensity Curve at Ground Level</w:t>
+        <w:t>Resistance- Light Intensity Curve at Ground Level</w:t>
       </w:r>
     </w:p>
     <w:p>
       <w:pPr>
         <w:widowControl/>
+        <w:spacing w:line="360" w:lineRule="auto"/>
         <w:ind w:firstLineChars="0" w:firstLine="0"/>
         <w:rPr>
           <w:rFonts w:eastAsiaTheme="minorEastAsia"/>
@@ -4144,50 +4581,35 @@
       <w:pPr>
         <w:pStyle w:val="a0"/>
         <w:spacing w:before="120"/>
-        <w:rPr>
-          <w:rFonts w:eastAsiaTheme="minorEastAsia"/>
-        </w:rPr>
-      </w:pPr>
-      <w:r>
-        <w:rPr>
-          <w:rFonts w:eastAsia="宋体"/>
-        </w:rPr>
+      </w:pPr>
+      <w:r>
         <w:t>The polar differences</w:t>
       </w:r>
       <w:r>
         <w:rPr>
-          <w:rFonts w:eastAsia="宋体" w:hint="eastAsia"/>
+          <w:rFonts w:hint="eastAsia"/>
         </w:rPr>
         <w:t xml:space="preserve"> </w:t>
       </w:r>
       <w:r>
-        <w:rPr>
-          <w:rFonts w:eastAsia="宋体"/>
-        </w:rPr>
         <w:t>of</w:t>
       </w:r>
       <w:r>
         <w:rPr>
-          <w:rFonts w:eastAsia="宋体" w:hint="eastAsia"/>
+          <w:rFonts w:hint="eastAsia"/>
         </w:rPr>
         <w:t xml:space="preserve"> </w:t>
       </w:r>
       <w:r>
-        <w:rPr>
-          <w:rFonts w:eastAsia="宋体"/>
-        </w:rPr>
         <w:t>different</w:t>
       </w:r>
       <w:r>
         <w:rPr>
-          <w:rFonts w:eastAsia="宋体" w:hint="eastAsia"/>
+          <w:rFonts w:hint="eastAsia"/>
         </w:rPr>
         <w:t xml:space="preserve"> </w:t>
       </w:r>
       <w:r>
-        <w:rPr>
-          <w:rFonts w:eastAsia="宋体"/>
-        </w:rPr>
         <w:t>resistance</w:t>
       </w:r>
     </w:p>
@@ -4198,8 +4620,8 @@
         <w:tblLook w:val="04A0" w:firstRow="1" w:lastRow="0" w:firstColumn="1" w:lastColumn="0" w:noHBand="0" w:noVBand="1"/>
       </w:tblPr>
       <w:tblGrid>
-        <w:gridCol w:w="4675"/>
-        <w:gridCol w:w="4675"/>
+        <w:gridCol w:w="4509"/>
+        <w:gridCol w:w="4507"/>
       </w:tblGrid>
       <w:tr>
         <w:trPr>
@@ -4218,21 +4640,14 @@
                 <w:numId w:val="0"/>
               </w:numPr>
               <w:spacing w:before="120"/>
-              <w:ind w:left="360"/>
-              <w:rPr>
-                <w:rFonts w:eastAsiaTheme="minorEastAsia"/>
-              </w:rPr>
             </w:pPr>
             <w:r>
               <w:rPr>
-                <w:rFonts w:eastAsia="宋体" w:hint="eastAsia"/>
+                <w:rFonts w:hint="eastAsia"/>
               </w:rPr>
               <w:t>R</w:t>
             </w:r>
             <w:r>
-              <w:rPr>
-                <w:rFonts w:eastAsia="宋体"/>
-              </w:rPr>
               <w:t>esistance</w:t>
             </w:r>
           </w:p>
@@ -4249,13 +4664,10 @@
                 <w:numId w:val="0"/>
               </w:numPr>
               <w:cnfStyle w:val="100000000000" w:firstRow="1" w:lastRow="0" w:firstColumn="0" w:lastColumn="0" w:oddVBand="0" w:evenVBand="0" w:oddHBand="0" w:evenHBand="0" w:firstRowFirstColumn="0" w:firstRowLastColumn="0" w:lastRowFirstColumn="0" w:lastRowLastColumn="0"/>
-              <w:rPr>
-                <w:rFonts w:eastAsiaTheme="minorEastAsia"/>
-              </w:rPr>
             </w:pPr>
             <w:r>
               <w:rPr>
-                <w:rFonts w:eastAsiaTheme="minorEastAsia" w:hint="eastAsia"/>
+                <w:rFonts w:hint="eastAsia"/>
               </w:rPr>
               <w:t>Polar difference</w:t>
             </w:r>
@@ -4278,13 +4690,10 @@
                 <w:ilvl w:val="0"/>
                 <w:numId w:val="0"/>
               </w:numPr>
-              <w:rPr>
-                <w:rFonts w:eastAsiaTheme="minorEastAsia"/>
-              </w:rPr>
             </w:pPr>
             <w:r>
               <w:rPr>
-                <w:rFonts w:eastAsiaTheme="minorEastAsia" w:hint="eastAsia"/>
+                <w:rFonts w:hint="eastAsia"/>
               </w:rPr>
               <w:t>270</w:t>
             </w:r>
@@ -4305,13 +4714,10 @@
                 <w:numId w:val="0"/>
               </w:numPr>
               <w:cnfStyle w:val="000000100000" w:firstRow="0" w:lastRow="0" w:firstColumn="0" w:lastColumn="0" w:oddVBand="0" w:evenVBand="0" w:oddHBand="1" w:evenHBand="0" w:firstRowFirstColumn="0" w:firstRowLastColumn="0" w:lastRowFirstColumn="0" w:lastRowLastColumn="0"/>
-              <w:rPr>
-                <w:rFonts w:eastAsiaTheme="minorEastAsia"/>
-              </w:rPr>
             </w:pPr>
             <w:r>
               <w:rPr>
-                <w:rFonts w:eastAsiaTheme="minorEastAsia" w:hint="eastAsia"/>
+                <w:rFonts w:hint="eastAsia"/>
               </w:rPr>
               <w:t>624</w:t>
             </w:r>
@@ -4331,13 +4737,10 @@
                 <w:ilvl w:val="0"/>
                 <w:numId w:val="0"/>
               </w:numPr>
-              <w:rPr>
-                <w:rFonts w:eastAsiaTheme="minorEastAsia"/>
-              </w:rPr>
             </w:pPr>
             <w:r>
               <w:rPr>
-                <w:rFonts w:eastAsiaTheme="minorEastAsia" w:hint="eastAsia"/>
+                <w:rFonts w:hint="eastAsia"/>
               </w:rPr>
               <w:t>1k</w:t>
             </w:r>
@@ -4358,13 +4761,10 @@
                 <w:numId w:val="0"/>
               </w:numPr>
               <w:cnfStyle w:val="000000000000" w:firstRow="0" w:lastRow="0" w:firstColumn="0" w:lastColumn="0" w:oddVBand="0" w:evenVBand="0" w:oddHBand="0" w:evenHBand="0" w:firstRowFirstColumn="0" w:firstRowLastColumn="0" w:lastRowFirstColumn="0" w:lastRowLastColumn="0"/>
-              <w:rPr>
-                <w:rFonts w:eastAsiaTheme="minorEastAsia"/>
-              </w:rPr>
             </w:pPr>
             <w:r>
               <w:rPr>
-                <w:rFonts w:eastAsiaTheme="minorEastAsia" w:hint="eastAsia"/>
+                <w:rFonts w:hint="eastAsia"/>
               </w:rPr>
               <w:t>690</w:t>
             </w:r>
@@ -4387,13 +4787,10 @@
                 <w:ilvl w:val="0"/>
                 <w:numId w:val="0"/>
               </w:numPr>
-              <w:rPr>
-                <w:rFonts w:eastAsiaTheme="minorEastAsia"/>
-              </w:rPr>
             </w:pPr>
             <w:r>
               <w:rPr>
-                <w:rFonts w:eastAsiaTheme="minorEastAsia" w:hint="eastAsia"/>
+                <w:rFonts w:hint="eastAsia"/>
               </w:rPr>
               <w:t>10k</w:t>
             </w:r>
@@ -4414,13 +4811,10 @@
                 <w:numId w:val="0"/>
               </w:numPr>
               <w:cnfStyle w:val="000000100000" w:firstRow="0" w:lastRow="0" w:firstColumn="0" w:lastColumn="0" w:oddVBand="0" w:evenVBand="0" w:oddHBand="1" w:evenHBand="0" w:firstRowFirstColumn="0" w:firstRowLastColumn="0" w:lastRowFirstColumn="0" w:lastRowLastColumn="0"/>
-              <w:rPr>
-                <w:rFonts w:eastAsiaTheme="minorEastAsia"/>
-              </w:rPr>
             </w:pPr>
             <w:r>
               <w:rPr>
-                <w:rFonts w:eastAsiaTheme="minorEastAsia" w:hint="eastAsia"/>
+                <w:rFonts w:hint="eastAsia"/>
               </w:rPr>
               <w:t>558</w:t>
             </w:r>
@@ -4430,7 +4824,8 @@
     </w:tbl>
     <w:p>
       <w:pPr>
-        <w:ind w:firstLine="480"/>
+        <w:spacing w:line="360" w:lineRule="auto"/>
+        <w:ind w:firstLineChars="0" w:firstLine="0"/>
         <w:rPr>
           <w:rFonts w:eastAsiaTheme="minorEastAsia"/>
         </w:rPr>
@@ -4465,7 +4860,8 @@
     </w:p>
     <w:p>
       <w:pPr>
-        <w:ind w:firstLine="480"/>
+        <w:spacing w:line="360" w:lineRule="auto"/>
+        <w:ind w:firstLineChars="0" w:firstLine="0"/>
         <w:rPr>
           <w:rFonts w:eastAsiaTheme="minorEastAsia"/>
         </w:rPr>
@@ -4474,6 +4870,7 @@
     <w:p>
       <w:pPr>
         <w:pStyle w:val="2"/>
+        <w:spacing w:line="360" w:lineRule="auto"/>
         <w:rPr>
           <w:rFonts w:eastAsiaTheme="minorEastAsia"/>
         </w:rPr>
@@ -4490,7 +4887,8 @@
     </w:p>
     <w:p>
       <w:pPr>
-        <w:ind w:firstLine="480"/>
+        <w:spacing w:line="360" w:lineRule="auto"/>
+        <w:ind w:firstLineChars="0" w:firstLine="0"/>
         <w:rPr>
           <w:rFonts w:eastAsiaTheme="minorEastAsia"/>
         </w:rPr>
@@ -4546,15 +4944,17 @@
     </w:p>
     <w:p>
       <w:pPr>
-        <w:ind w:firstLine="480"/>
-        <w:rPr>
-          <w:rFonts w:eastAsiaTheme="minorEastAsia"/>
-        </w:rPr>
-      </w:pPr>
-    </w:p>
-    <w:p>
-      <w:pPr>
-        <w:ind w:firstLine="480"/>
+        <w:spacing w:line="360" w:lineRule="auto"/>
+        <w:ind w:firstLineChars="0" w:firstLine="0"/>
+        <w:rPr>
+          <w:rFonts w:eastAsiaTheme="minorEastAsia"/>
+        </w:rPr>
+      </w:pPr>
+    </w:p>
+    <w:p>
+      <w:pPr>
+        <w:spacing w:line="360" w:lineRule="auto"/>
+        <w:ind w:firstLineChars="0" w:firstLine="0"/>
         <w:rPr>
           <w:rFonts w:eastAsiaTheme="minorEastAsia"/>
         </w:rPr>
@@ -4654,7 +5054,8 @@
     <w:p>
       <w:pPr>
         <w:widowControl/>
-        <w:ind w:firstLine="480"/>
+        <w:spacing w:line="360" w:lineRule="auto"/>
+        <w:ind w:firstLineChars="0" w:firstLine="0"/>
         <w:rPr>
           <w:rFonts w:eastAsiaTheme="minorEastAsia"/>
         </w:rPr>
@@ -4669,7 +5070,8 @@
     <w:p>
       <w:pPr>
         <w:widowControl/>
-        <w:ind w:firstLine="480"/>
+        <w:spacing w:line="360" w:lineRule="auto"/>
+        <w:ind w:firstLineChars="0" w:firstLine="0"/>
         <w:rPr>
           <w:rFonts w:eastAsiaTheme="minorEastAsia"/>
         </w:rPr>
@@ -4678,7 +5080,8 @@
     <w:p>
       <w:pPr>
         <w:widowControl/>
-        <w:ind w:firstLine="480"/>
+        <w:spacing w:line="360" w:lineRule="auto"/>
+        <w:ind w:firstLineChars="0" w:firstLine="0"/>
         <w:rPr>
           <w:rFonts w:eastAsiaTheme="minorEastAsia"/>
           <w:szCs w:val="21"/>
@@ -4729,52 +5132,44 @@
     <w:p>
       <w:pPr>
         <w:pStyle w:val="a"/>
-        <w:rPr>
-          <w:rFonts w:eastAsiaTheme="minorEastAsia"/>
-        </w:rPr>
-      </w:pPr>
-      <w:r>
-        <w:rPr>
-          <w:rFonts w:eastAsiaTheme="minorEastAsia"/>
-        </w:rPr>
+      </w:pPr>
+      <w:r>
         <w:t>light swept from LDR</w:t>
       </w:r>
       <w:r>
         <w:rPr>
+          <w:rFonts w:hint="eastAsia"/>
+        </w:rPr>
+        <w:t>2</w:t>
+      </w:r>
+      <w:r>
+        <w:t xml:space="preserve"> to LDR</w:t>
+      </w:r>
+      <w:r>
+        <w:rPr>
+          <w:rFonts w:hint="eastAsia"/>
+        </w:rPr>
+        <w:t>1&amp;from LDR1 to LDR2</w:t>
+      </w:r>
+    </w:p>
+    <w:p>
+      <w:pPr>
+        <w:spacing w:line="360" w:lineRule="auto"/>
+        <w:ind w:firstLineChars="0" w:firstLine="0"/>
+        <w:rPr>
+          <w:rFonts w:eastAsiaTheme="minorEastAsia"/>
+        </w:rPr>
+      </w:pPr>
+      <w:r>
+        <w:rPr>
+          <w:rFonts w:eastAsiaTheme="minorEastAsia"/>
+        </w:rPr>
+        <w:t xml:space="preserve">Through the data and </w:t>
+      </w:r>
+      <w:r>
+        <w:rPr>
           <w:rFonts w:eastAsiaTheme="minorEastAsia" w:hint="eastAsia"/>
         </w:rPr>
-        <w:t>2</w:t>
-      </w:r>
-      <w:r>
-        <w:rPr>
-          <w:rFonts w:eastAsiaTheme="minorEastAsia"/>
-        </w:rPr>
-        <w:t xml:space="preserve"> to LDR</w:t>
-      </w:r>
-      <w:r>
-        <w:rPr>
-          <w:rFonts w:eastAsiaTheme="minorEastAsia" w:hint="eastAsia"/>
-        </w:rPr>
-        <w:t>1&amp;from LDR1 to LDR2</w:t>
-      </w:r>
-    </w:p>
-    <w:p>
-      <w:pPr>
-        <w:ind w:firstLine="480"/>
-        <w:rPr>
-          <w:rFonts w:eastAsiaTheme="minorEastAsia"/>
-        </w:rPr>
-      </w:pPr>
-      <w:r>
-        <w:rPr>
-          <w:rFonts w:eastAsiaTheme="minorEastAsia"/>
-        </w:rPr>
-        <w:t xml:space="preserve">Through the data and </w:t>
-      </w:r>
-      <w:r>
-        <w:rPr>
-          <w:rFonts w:eastAsiaTheme="minorEastAsia" w:hint="eastAsia"/>
-        </w:rPr>
         <w:t>curves</w:t>
       </w:r>
       <w:r>
@@ -4786,7 +5181,8 @@
     </w:p>
     <w:p>
       <w:pPr>
-        <w:ind w:firstLine="480"/>
+        <w:spacing w:line="360" w:lineRule="auto"/>
+        <w:ind w:firstLineChars="0" w:firstLine="0"/>
         <w:rPr>
           <w:rFonts w:eastAsiaTheme="minorEastAsia"/>
         </w:rPr>
@@ -4795,6 +5191,7 @@
     <w:p>
       <w:pPr>
         <w:pStyle w:val="1"/>
+        <w:spacing w:line="360" w:lineRule="auto"/>
       </w:pPr>
       <w:r>
         <w:rPr>
@@ -4810,7 +5207,8 @@
           <w:ilvl w:val="0"/>
           <w:numId w:val="16"/>
         </w:numPr>
-        <w:ind w:firstLineChars="0"/>
+        <w:spacing w:line="360" w:lineRule="auto"/>
+        <w:ind w:left="0" w:firstLineChars="0" w:firstLine="0"/>
         <w:rPr>
           <w:rFonts w:eastAsia="宋体"/>
           <w:b/>
@@ -4828,7 +5226,8 @@
     </w:p>
     <w:p>
       <w:pPr>
-        <w:ind w:firstLine="480"/>
+        <w:spacing w:line="360" w:lineRule="auto"/>
+        <w:ind w:firstLineChars="0" w:firstLine="0"/>
         <w:rPr>
           <w:rFonts w:eastAsia="宋体"/>
         </w:rPr>
@@ -4842,7 +5241,8 @@
     </w:p>
     <w:p>
       <w:pPr>
-        <w:ind w:firstLine="480"/>
+        <w:spacing w:line="360" w:lineRule="auto"/>
+        <w:ind w:firstLineChars="0" w:firstLine="0"/>
         <w:rPr>
           <w:rFonts w:eastAsia="宋体"/>
         </w:rPr>
@@ -4874,7 +5274,8 @@
     </w:p>
     <w:p>
       <w:pPr>
-        <w:ind w:firstLine="480"/>
+        <w:spacing w:line="360" w:lineRule="auto"/>
+        <w:ind w:firstLineChars="0" w:firstLine="0"/>
         <w:rPr>
           <w:rFonts w:eastAsia="宋体"/>
         </w:rPr>
@@ -4906,7 +5307,8 @@
     </w:p>
     <w:p>
       <w:pPr>
-        <w:ind w:firstLine="480"/>
+        <w:spacing w:line="360" w:lineRule="auto"/>
+        <w:ind w:firstLineChars="0" w:firstLine="0"/>
         <w:rPr>
           <w:rFonts w:eastAsia="宋体"/>
         </w:rPr>
@@ -4933,7 +5335,14 @@
         <w:rPr>
           <w:rFonts w:eastAsia="宋体"/>
         </w:rPr>
-        <w:t>It was observed that the resistance difference between two LDRs under different lighting conditions in the same light environment is significant, providing a reliable basis for using the resistance difference of the two LDRs as a judgment criterion in future experiments.</w:t>
+        <w:t xml:space="preserve">It was observed that the resistance difference between two LDRs under different lighting conditions in the same light environment is significant, providing a reliable basis for using </w:t>
+      </w:r>
+      <w:r>
+        <w:rPr>
+          <w:rFonts w:eastAsia="宋体"/>
+        </w:rPr>
+        <w:lastRenderedPageBreak/>
+        <w:t>the resistance difference of the two LDRs as a judgment criterion in future experiments.</w:t>
       </w:r>
     </w:p>
     <w:p>
@@ -4944,7 +5353,8 @@
           <w:ilvl w:val="0"/>
           <w:numId w:val="16"/>
         </w:numPr>
-        <w:ind w:firstLineChars="0"/>
+        <w:spacing w:line="360" w:lineRule="auto"/>
+        <w:ind w:left="0" w:firstLineChars="0" w:firstLine="0"/>
         <w:rPr>
           <w:rFonts w:eastAsia="宋体"/>
           <w:b/>
@@ -4963,7 +5373,8 @@
     <w:p>
       <w:pPr>
         <w:widowControl/>
-        <w:ind w:firstLine="480"/>
+        <w:spacing w:line="360" w:lineRule="auto"/>
+        <w:ind w:firstLineChars="0" w:firstLine="0"/>
         <w:rPr>
           <w:rFonts w:eastAsia="宋体"/>
         </w:rPr>
@@ -4996,7 +5407,8 @@
     <w:p>
       <w:pPr>
         <w:widowControl/>
-        <w:ind w:firstLine="480"/>
+        <w:spacing w:line="360" w:lineRule="auto"/>
+        <w:ind w:firstLineChars="0" w:firstLine="0"/>
       </w:pPr>
       <w:r>
         <w:rPr>
@@ -5026,6 +5438,207 @@
     <w:p>
       <w:pPr>
         <w:widowControl/>
+        <w:spacing w:line="360" w:lineRule="auto"/>
+        <w:ind w:firstLineChars="0" w:firstLine="0"/>
+        <w:rPr>
+          <w:rFonts w:eastAsiaTheme="minorEastAsia"/>
+        </w:rPr>
+      </w:pPr>
+    </w:p>
+    <w:p>
+      <w:pPr>
+        <w:widowControl/>
+        <w:spacing w:line="360" w:lineRule="auto"/>
+        <w:ind w:firstLineChars="0" w:firstLine="0"/>
+        <w:rPr>
+          <w:rFonts w:eastAsiaTheme="minorEastAsia"/>
+        </w:rPr>
+      </w:pPr>
+    </w:p>
+    <w:p>
+      <w:pPr>
+        <w:widowControl/>
+        <w:spacing w:line="360" w:lineRule="auto"/>
+        <w:ind w:firstLineChars="0" w:firstLine="0"/>
+        <w:rPr>
+          <w:rFonts w:eastAsiaTheme="minorEastAsia"/>
+        </w:rPr>
+      </w:pPr>
+    </w:p>
+    <w:p>
+      <w:pPr>
+        <w:widowControl/>
+        <w:spacing w:line="360" w:lineRule="auto"/>
+        <w:ind w:firstLineChars="0" w:firstLine="0"/>
+        <w:rPr>
+          <w:rFonts w:eastAsiaTheme="minorEastAsia"/>
+        </w:rPr>
+      </w:pPr>
+    </w:p>
+    <w:p>
+      <w:pPr>
+        <w:widowControl/>
+        <w:spacing w:line="360" w:lineRule="auto"/>
+        <w:ind w:firstLineChars="0" w:firstLine="0"/>
+        <w:rPr>
+          <w:rFonts w:eastAsiaTheme="minorEastAsia"/>
+        </w:rPr>
+      </w:pPr>
+    </w:p>
+    <w:p>
+      <w:pPr>
+        <w:widowControl/>
+        <w:spacing w:line="360" w:lineRule="auto"/>
+        <w:ind w:firstLineChars="0" w:firstLine="0"/>
+        <w:rPr>
+          <w:rFonts w:eastAsiaTheme="minorEastAsia"/>
+        </w:rPr>
+      </w:pPr>
+    </w:p>
+    <w:p>
+      <w:pPr>
+        <w:widowControl/>
+        <w:spacing w:line="360" w:lineRule="auto"/>
+        <w:ind w:firstLineChars="0" w:firstLine="0"/>
+        <w:rPr>
+          <w:rFonts w:eastAsiaTheme="minorEastAsia"/>
+        </w:rPr>
+      </w:pPr>
+    </w:p>
+    <w:p>
+      <w:pPr>
+        <w:widowControl/>
+        <w:spacing w:line="360" w:lineRule="auto"/>
+        <w:ind w:firstLineChars="0" w:firstLine="0"/>
+        <w:rPr>
+          <w:rFonts w:eastAsiaTheme="minorEastAsia"/>
+        </w:rPr>
+      </w:pPr>
+    </w:p>
+    <w:p>
+      <w:pPr>
+        <w:widowControl/>
+        <w:spacing w:line="360" w:lineRule="auto"/>
+        <w:ind w:firstLineChars="0" w:firstLine="0"/>
+        <w:rPr>
+          <w:rFonts w:eastAsiaTheme="minorEastAsia"/>
+        </w:rPr>
+      </w:pPr>
+    </w:p>
+    <w:p>
+      <w:pPr>
+        <w:widowControl/>
+        <w:spacing w:line="360" w:lineRule="auto"/>
+        <w:ind w:firstLineChars="0" w:firstLine="0"/>
+        <w:rPr>
+          <w:rFonts w:eastAsiaTheme="minorEastAsia"/>
+        </w:rPr>
+      </w:pPr>
+    </w:p>
+    <w:p>
+      <w:pPr>
+        <w:widowControl/>
+        <w:spacing w:line="360" w:lineRule="auto"/>
+        <w:ind w:firstLineChars="0" w:firstLine="0"/>
+        <w:rPr>
+          <w:rFonts w:eastAsiaTheme="minorEastAsia"/>
+        </w:rPr>
+      </w:pPr>
+    </w:p>
+    <w:p>
+      <w:pPr>
+        <w:widowControl/>
+        <w:spacing w:line="360" w:lineRule="auto"/>
+        <w:ind w:firstLineChars="0" w:firstLine="0"/>
+        <w:rPr>
+          <w:rFonts w:eastAsiaTheme="minorEastAsia"/>
+        </w:rPr>
+      </w:pPr>
+    </w:p>
+    <w:p>
+      <w:pPr>
+        <w:widowControl/>
+        <w:spacing w:line="360" w:lineRule="auto"/>
+        <w:ind w:firstLineChars="0" w:firstLine="0"/>
+        <w:rPr>
+          <w:rFonts w:eastAsiaTheme="minorEastAsia"/>
+        </w:rPr>
+      </w:pPr>
+    </w:p>
+    <w:p>
+      <w:pPr>
+        <w:widowControl/>
+        <w:spacing w:line="360" w:lineRule="auto"/>
+        <w:ind w:firstLineChars="0" w:firstLine="0"/>
+        <w:rPr>
+          <w:rFonts w:eastAsiaTheme="minorEastAsia"/>
+        </w:rPr>
+      </w:pPr>
+    </w:p>
+    <w:p>
+      <w:pPr>
+        <w:widowControl/>
+        <w:spacing w:line="360" w:lineRule="auto"/>
+        <w:ind w:firstLineChars="0" w:firstLine="0"/>
+        <w:rPr>
+          <w:rFonts w:eastAsiaTheme="minorEastAsia"/>
+        </w:rPr>
+      </w:pPr>
+    </w:p>
+    <w:p>
+      <w:pPr>
+        <w:widowControl/>
+        <w:spacing w:line="360" w:lineRule="auto"/>
+        <w:ind w:firstLineChars="0" w:firstLine="0"/>
+        <w:rPr>
+          <w:rFonts w:eastAsiaTheme="minorEastAsia"/>
+        </w:rPr>
+      </w:pPr>
+    </w:p>
+    <w:p>
+      <w:pPr>
+        <w:widowControl/>
+        <w:spacing w:line="360" w:lineRule="auto"/>
+        <w:ind w:firstLineChars="0" w:firstLine="0"/>
+        <w:rPr>
+          <w:rFonts w:eastAsiaTheme="minorEastAsia"/>
+        </w:rPr>
+      </w:pPr>
+    </w:p>
+    <w:p>
+      <w:pPr>
+        <w:widowControl/>
+        <w:spacing w:line="360" w:lineRule="auto"/>
+        <w:ind w:firstLineChars="0" w:firstLine="0"/>
+        <w:rPr>
+          <w:rFonts w:eastAsiaTheme="minorEastAsia"/>
+        </w:rPr>
+      </w:pPr>
+    </w:p>
+    <w:p>
+      <w:pPr>
+        <w:widowControl/>
+        <w:spacing w:line="360" w:lineRule="auto"/>
+        <w:ind w:firstLineChars="0" w:firstLine="0"/>
+        <w:rPr>
+          <w:rFonts w:eastAsiaTheme="minorEastAsia"/>
+        </w:rPr>
+      </w:pPr>
+    </w:p>
+    <w:p>
+      <w:pPr>
+        <w:widowControl/>
+        <w:spacing w:line="360" w:lineRule="auto"/>
+        <w:ind w:firstLineChars="0" w:firstLine="0"/>
+        <w:rPr>
+          <w:rFonts w:eastAsiaTheme="minorEastAsia"/>
+        </w:rPr>
+      </w:pPr>
+    </w:p>
+    <w:p>
+      <w:pPr>
+        <w:widowControl/>
+        <w:spacing w:line="360" w:lineRule="auto"/>
         <w:ind w:firstLineChars="0" w:firstLine="0"/>
         <w:rPr>
           <w:rFonts w:eastAsiaTheme="minorEastAsia"/>
@@ -5035,6 +5648,7 @@
     <w:p>
       <w:pPr>
         <w:pStyle w:val="1"/>
+        <w:spacing w:line="360" w:lineRule="auto"/>
         <w:rPr>
           <w:sz w:val="28"/>
           <w:szCs w:val="28"/>
@@ -5046,7 +5660,6 @@
           <w:sz w:val="28"/>
           <w:szCs w:val="28"/>
         </w:rPr>
-        <w:lastRenderedPageBreak/>
         <w:t>A</w:t>
       </w:r>
       <w:r>
@@ -5072,7 +5685,8 @@
           <w:ilvl w:val="0"/>
           <w:numId w:val="16"/>
         </w:numPr>
-        <w:ind w:firstLineChars="0"/>
+        <w:spacing w:line="360" w:lineRule="auto"/>
+        <w:ind w:left="0" w:firstLineChars="0" w:firstLine="0"/>
         <w:rPr>
           <w:rFonts w:eastAsiaTheme="minorEastAsia"/>
           <w:b/>
@@ -5090,7 +5704,8 @@
     </w:p>
     <w:p>
       <w:pPr>
-        <w:ind w:firstLine="480"/>
+        <w:spacing w:line="360" w:lineRule="auto"/>
+        <w:ind w:firstLineChars="0" w:firstLine="0"/>
         <w:rPr>
           <w:rFonts w:eastAsiaTheme="minorEastAsia"/>
         </w:rPr>
@@ -5118,7 +5733,8 @@
     </w:p>
     <w:p>
       <w:pPr>
-        <w:ind w:firstLine="480"/>
+        <w:spacing w:line="360" w:lineRule="auto"/>
+        <w:ind w:firstLineChars="0" w:firstLine="0"/>
         <w:rPr>
           <w:rFonts w:eastAsiaTheme="minorEastAsia"/>
         </w:rPr>
@@ -5148,7 +5764,8 @@
     </w:p>
     <w:p>
       <w:pPr>
-        <w:ind w:firstLine="480"/>
+        <w:spacing w:line="360" w:lineRule="auto"/>
+        <w:ind w:firstLineChars="0" w:firstLine="0"/>
         <w:rPr>
           <w:rFonts w:eastAsiaTheme="minorEastAsia"/>
         </w:rPr>
@@ -5186,15 +5803,17 @@
     </w:p>
     <w:p>
       <w:pPr>
-        <w:ind w:firstLine="480"/>
-        <w:rPr>
-          <w:rFonts w:eastAsiaTheme="minorEastAsia"/>
-        </w:rPr>
-      </w:pPr>
-    </w:p>
-    <w:p>
-      <w:pPr>
-        <w:ind w:firstLine="480"/>
+        <w:spacing w:line="360" w:lineRule="auto"/>
+        <w:ind w:firstLineChars="0" w:firstLine="0"/>
+        <w:rPr>
+          <w:rFonts w:eastAsiaTheme="minorEastAsia"/>
+        </w:rPr>
+      </w:pPr>
+    </w:p>
+    <w:p>
+      <w:pPr>
+        <w:spacing w:line="360" w:lineRule="auto"/>
+        <w:ind w:firstLineChars="0" w:firstLine="0"/>
         <w:rPr>
           <w:rFonts w:eastAsiaTheme="minorEastAsia"/>
         </w:rPr>
@@ -5216,7 +5835,8 @@
     </w:p>
     <w:p>
       <w:pPr>
-        <w:ind w:firstLine="480"/>
+        <w:spacing w:line="360" w:lineRule="auto"/>
+        <w:ind w:firstLineChars="0" w:firstLine="0"/>
         <w:rPr>
           <w:rFonts w:eastAsiaTheme="minorEastAsia"/>
         </w:rPr>
@@ -5226,6 +5846,7 @@
         <w:rPr>
           <w:rFonts w:eastAsiaTheme="minorEastAsia"/>
         </w:rPr>
+        <w:lastRenderedPageBreak/>
         <w:t>Vref</w:t>
       </w:r>
       <w:proofErr w:type="spellEnd"/>
@@ -5238,15 +5859,17 @@
     </w:p>
     <w:p>
       <w:pPr>
-        <w:ind w:firstLine="480"/>
-        <w:rPr>
-          <w:rFonts w:eastAsiaTheme="minorEastAsia"/>
-        </w:rPr>
-      </w:pPr>
-    </w:p>
-    <w:p>
-      <w:pPr>
-        <w:ind w:firstLine="480"/>
+        <w:spacing w:line="360" w:lineRule="auto"/>
+        <w:ind w:firstLineChars="0" w:firstLine="0"/>
+        <w:rPr>
+          <w:rFonts w:eastAsiaTheme="minorEastAsia"/>
+        </w:rPr>
+      </w:pPr>
+    </w:p>
+    <w:p>
+      <w:pPr>
+        <w:spacing w:line="360" w:lineRule="auto"/>
+        <w:ind w:firstLineChars="0" w:firstLine="0"/>
         <w:rPr>
           <w:rFonts w:eastAsiaTheme="minorEastAsia"/>
         </w:rPr>
@@ -5276,7 +5899,8 @@
     </w:p>
     <w:p>
       <w:pPr>
-        <w:ind w:firstLine="480"/>
+        <w:spacing w:line="360" w:lineRule="auto"/>
+        <w:ind w:firstLineChars="0" w:firstLine="0"/>
         <w:rPr>
           <w:rFonts w:eastAsiaTheme="minorEastAsia"/>
         </w:rPr>
@@ -5290,7 +5914,8 @@
     </w:p>
     <w:p>
       <w:pPr>
-        <w:ind w:firstLine="480"/>
+        <w:spacing w:line="360" w:lineRule="auto"/>
+        <w:ind w:firstLineChars="0" w:firstLine="0"/>
         <w:rPr>
           <w:rFonts w:eastAsiaTheme="minorEastAsia"/>
         </w:rPr>
@@ -5304,7 +5929,8 @@
     </w:p>
     <w:p>
       <w:pPr>
-        <w:ind w:firstLine="480"/>
+        <w:spacing w:line="360" w:lineRule="auto"/>
+        <w:ind w:firstLineChars="0" w:firstLine="0"/>
         <w:rPr>
           <w:rFonts w:eastAsiaTheme="minorEastAsia"/>
         </w:rPr>
@@ -5318,7 +5944,8 @@
     </w:p>
     <w:p>
       <w:pPr>
-        <w:ind w:firstLine="480"/>
+        <w:spacing w:line="360" w:lineRule="auto"/>
+        <w:ind w:firstLineChars="0" w:firstLine="0"/>
         <w:rPr>
           <w:rFonts w:eastAsiaTheme="minorEastAsia"/>
         </w:rPr>
@@ -5332,15 +5959,17 @@
     </w:p>
     <w:p>
       <w:pPr>
-        <w:ind w:firstLine="480"/>
-        <w:rPr>
-          <w:rFonts w:eastAsiaTheme="minorEastAsia"/>
-        </w:rPr>
-      </w:pPr>
-    </w:p>
-    <w:p>
-      <w:pPr>
-        <w:ind w:firstLine="480"/>
+        <w:spacing w:line="360" w:lineRule="auto"/>
+        <w:ind w:firstLineChars="0" w:firstLine="0"/>
+        <w:rPr>
+          <w:rFonts w:eastAsiaTheme="minorEastAsia"/>
+        </w:rPr>
+      </w:pPr>
+    </w:p>
+    <w:p>
+      <w:pPr>
+        <w:spacing w:line="360" w:lineRule="auto"/>
+        <w:ind w:firstLineChars="0" w:firstLine="0"/>
         <w:rPr>
           <w:rFonts w:eastAsiaTheme="minorEastAsia"/>
         </w:rPr>
@@ -5370,15 +5999,17 @@
     </w:p>
     <w:p>
       <w:pPr>
-        <w:ind w:firstLine="480"/>
-        <w:rPr>
-          <w:rFonts w:eastAsiaTheme="minorEastAsia"/>
-        </w:rPr>
-      </w:pPr>
-    </w:p>
-    <w:p>
-      <w:pPr>
-        <w:ind w:firstLine="480"/>
+        <w:spacing w:line="360" w:lineRule="auto"/>
+        <w:ind w:firstLineChars="0" w:firstLine="0"/>
+        <w:rPr>
+          <w:rFonts w:eastAsiaTheme="minorEastAsia"/>
+        </w:rPr>
+      </w:pPr>
+    </w:p>
+    <w:p>
+      <w:pPr>
+        <w:spacing w:line="360" w:lineRule="auto"/>
+        <w:ind w:firstLineChars="0" w:firstLine="0"/>
         <w:rPr>
           <w:rFonts w:eastAsiaTheme="minorEastAsia"/>
         </w:rPr>
@@ -5448,15 +6079,17 @@
     </w:p>
     <w:p>
       <w:pPr>
-        <w:ind w:firstLine="480"/>
-        <w:rPr>
-          <w:rFonts w:eastAsiaTheme="minorEastAsia"/>
-        </w:rPr>
-      </w:pPr>
-    </w:p>
-    <w:p>
-      <w:pPr>
-        <w:ind w:firstLine="480"/>
+        <w:spacing w:line="360" w:lineRule="auto"/>
+        <w:ind w:firstLineChars="0" w:firstLine="0"/>
+        <w:rPr>
+          <w:rFonts w:eastAsiaTheme="minorEastAsia"/>
+        </w:rPr>
+      </w:pPr>
+    </w:p>
+    <w:p>
+      <w:pPr>
+        <w:spacing w:line="360" w:lineRule="auto"/>
+        <w:ind w:firstLineChars="0" w:firstLine="0"/>
         <w:rPr>
           <w:rFonts w:eastAsiaTheme="minorEastAsia"/>
         </w:rPr>
@@ -5508,15 +6141,17 @@
     </w:p>
     <w:p>
       <w:pPr>
-        <w:ind w:firstLine="480"/>
-        <w:rPr>
-          <w:rFonts w:eastAsiaTheme="minorEastAsia"/>
-        </w:rPr>
-      </w:pPr>
-    </w:p>
-    <w:p>
-      <w:pPr>
-        <w:ind w:firstLine="480"/>
+        <w:spacing w:line="360" w:lineRule="auto"/>
+        <w:ind w:firstLineChars="0" w:firstLine="0"/>
+        <w:rPr>
+          <w:rFonts w:eastAsiaTheme="minorEastAsia"/>
+        </w:rPr>
+      </w:pPr>
+    </w:p>
+    <w:p>
+      <w:pPr>
+        <w:spacing w:line="360" w:lineRule="auto"/>
+        <w:ind w:firstLineChars="0" w:firstLine="0"/>
         <w:rPr>
           <w:rFonts w:eastAsiaTheme="minorEastAsia"/>
         </w:rPr>
@@ -5538,7 +6173,8 @@
     </w:p>
     <w:p>
       <w:pPr>
-        <w:ind w:firstLine="480"/>
+        <w:spacing w:line="360" w:lineRule="auto"/>
+        <w:ind w:firstLineChars="0" w:firstLine="0"/>
         <w:rPr>
           <w:rFonts w:eastAsiaTheme="minorEastAsia"/>
         </w:rPr>
@@ -5596,7 +6232,8 @@
     </w:p>
     <w:p>
       <w:pPr>
-        <w:ind w:firstLine="480"/>
+        <w:spacing w:line="360" w:lineRule="auto"/>
+        <w:ind w:firstLineChars="0" w:firstLine="0"/>
         <w:rPr>
           <w:rFonts w:eastAsiaTheme="minorEastAsia"/>
         </w:rPr>
@@ -5624,15 +6261,17 @@
     </w:p>
     <w:p>
       <w:pPr>
-        <w:ind w:firstLine="480"/>
-        <w:rPr>
-          <w:rFonts w:eastAsiaTheme="minorEastAsia"/>
-        </w:rPr>
-      </w:pPr>
-    </w:p>
-    <w:p>
-      <w:pPr>
-        <w:ind w:firstLine="480"/>
+        <w:spacing w:line="360" w:lineRule="auto"/>
+        <w:ind w:firstLineChars="0" w:firstLine="0"/>
+        <w:rPr>
+          <w:rFonts w:eastAsiaTheme="minorEastAsia"/>
+        </w:rPr>
+      </w:pPr>
+    </w:p>
+    <w:p>
+      <w:pPr>
+        <w:spacing w:line="360" w:lineRule="auto"/>
+        <w:ind w:firstLineChars="0" w:firstLine="0"/>
         <w:rPr>
           <w:rFonts w:eastAsiaTheme="minorEastAsia"/>
         </w:rPr>
@@ -5698,7 +6337,8 @@
     </w:p>
     <w:p>
       <w:pPr>
-        <w:ind w:firstLine="480"/>
+        <w:spacing w:line="360" w:lineRule="auto"/>
+        <w:ind w:firstLineChars="0" w:firstLine="0"/>
         <w:rPr>
           <w:rFonts w:eastAsiaTheme="minorEastAsia"/>
         </w:rPr>
@@ -5734,15 +6374,17 @@
     </w:p>
     <w:p>
       <w:pPr>
-        <w:ind w:firstLine="480"/>
-        <w:rPr>
-          <w:rFonts w:eastAsiaTheme="minorEastAsia"/>
-        </w:rPr>
-      </w:pPr>
-    </w:p>
-    <w:p>
-      <w:pPr>
-        <w:ind w:firstLine="480"/>
+        <w:spacing w:line="360" w:lineRule="auto"/>
+        <w:ind w:firstLineChars="0" w:firstLine="0"/>
+        <w:rPr>
+          <w:rFonts w:eastAsiaTheme="minorEastAsia"/>
+        </w:rPr>
+      </w:pPr>
+    </w:p>
+    <w:p>
+      <w:pPr>
+        <w:spacing w:line="360" w:lineRule="auto"/>
+        <w:ind w:firstLineChars="0" w:firstLine="0"/>
         <w:rPr>
           <w:rFonts w:eastAsiaTheme="minorEastAsia"/>
         </w:rPr>
@@ -5780,7 +6422,8 @@
     </w:p>
     <w:p>
       <w:pPr>
-        <w:ind w:firstLine="480"/>
+        <w:spacing w:line="360" w:lineRule="auto"/>
+        <w:ind w:firstLineChars="0" w:firstLine="0"/>
         <w:rPr>
           <w:rFonts w:eastAsiaTheme="minorEastAsia"/>
         </w:rPr>
@@ -5832,7 +6475,8 @@
     </w:p>
     <w:p>
       <w:pPr>
-        <w:ind w:firstLine="480"/>
+        <w:spacing w:line="360" w:lineRule="auto"/>
+        <w:ind w:firstLineChars="0" w:firstLine="0"/>
         <w:rPr>
           <w:rFonts w:eastAsiaTheme="minorEastAsia"/>
         </w:rPr>
@@ -5912,7 +6556,8 @@
     </w:p>
     <w:p>
       <w:pPr>
-        <w:ind w:firstLine="480"/>
+        <w:spacing w:line="360" w:lineRule="auto"/>
+        <w:ind w:firstLineChars="0" w:firstLine="0"/>
         <w:rPr>
           <w:rFonts w:eastAsiaTheme="minorEastAsia"/>
         </w:rPr>
@@ -5950,15 +6595,17 @@
     </w:p>
     <w:p>
       <w:pPr>
-        <w:ind w:firstLine="480"/>
-        <w:rPr>
-          <w:rFonts w:eastAsiaTheme="minorEastAsia"/>
-        </w:rPr>
-      </w:pPr>
-    </w:p>
-    <w:p>
-      <w:pPr>
-        <w:ind w:firstLine="480"/>
+        <w:spacing w:line="360" w:lineRule="auto"/>
+        <w:ind w:firstLineChars="0" w:firstLine="0"/>
+        <w:rPr>
+          <w:rFonts w:eastAsiaTheme="minorEastAsia"/>
+        </w:rPr>
+      </w:pPr>
+    </w:p>
+    <w:p>
+      <w:pPr>
+        <w:spacing w:line="360" w:lineRule="auto"/>
+        <w:ind w:firstLineChars="0" w:firstLine="0"/>
         <w:rPr>
           <w:rFonts w:eastAsiaTheme="minorEastAsia"/>
         </w:rPr>
@@ -5982,7 +6629,8 @@
     </w:p>
     <w:p>
       <w:pPr>
-        <w:ind w:firstLine="480"/>
+        <w:spacing w:line="360" w:lineRule="auto"/>
+        <w:ind w:firstLineChars="0" w:firstLine="0"/>
         <w:rPr>
           <w:rFonts w:eastAsiaTheme="minorEastAsia"/>
         </w:rPr>
@@ -6020,7 +6668,8 @@
     </w:p>
     <w:p>
       <w:pPr>
-        <w:ind w:firstLine="480"/>
+        <w:spacing w:line="360" w:lineRule="auto"/>
+        <w:ind w:firstLineChars="0" w:firstLine="0"/>
         <w:rPr>
           <w:rFonts w:eastAsiaTheme="minorEastAsia"/>
         </w:rPr>
@@ -6044,7 +6693,8 @@
     </w:p>
     <w:p>
       <w:pPr>
-        <w:ind w:firstLine="480"/>
+        <w:spacing w:line="360" w:lineRule="auto"/>
+        <w:ind w:firstLineChars="0" w:firstLine="0"/>
         <w:rPr>
           <w:rFonts w:eastAsiaTheme="minorEastAsia"/>
         </w:rPr>
@@ -6068,7 +6718,8 @@
     </w:p>
     <w:p>
       <w:pPr>
-        <w:ind w:firstLine="480"/>
+        <w:spacing w:line="360" w:lineRule="auto"/>
+        <w:ind w:firstLineChars="0" w:firstLine="0"/>
         <w:rPr>
           <w:rFonts w:eastAsiaTheme="minorEastAsia"/>
         </w:rPr>
@@ -6092,15 +6743,17 @@
     </w:p>
     <w:p>
       <w:pPr>
-        <w:ind w:firstLine="480"/>
-        <w:rPr>
-          <w:rFonts w:eastAsiaTheme="minorEastAsia"/>
-        </w:rPr>
-      </w:pPr>
-    </w:p>
-    <w:p>
-      <w:pPr>
-        <w:ind w:firstLine="480"/>
+        <w:spacing w:line="360" w:lineRule="auto"/>
+        <w:ind w:firstLineChars="0" w:firstLine="0"/>
+        <w:rPr>
+          <w:rFonts w:eastAsiaTheme="minorEastAsia"/>
+        </w:rPr>
+      </w:pPr>
+    </w:p>
+    <w:p>
+      <w:pPr>
+        <w:spacing w:line="360" w:lineRule="auto"/>
+        <w:ind w:firstLineChars="0" w:firstLine="0"/>
         <w:rPr>
           <w:rFonts w:eastAsiaTheme="minorEastAsia"/>
         </w:rPr>
@@ -6124,15 +6777,17 @@
     </w:p>
     <w:p>
       <w:pPr>
-        <w:ind w:firstLine="480"/>
-        <w:rPr>
-          <w:rFonts w:eastAsiaTheme="minorEastAsia"/>
-        </w:rPr>
-      </w:pPr>
-    </w:p>
-    <w:p>
-      <w:pPr>
-        <w:ind w:firstLine="480"/>
+        <w:spacing w:line="360" w:lineRule="auto"/>
+        <w:ind w:firstLineChars="0" w:firstLine="0"/>
+        <w:rPr>
+          <w:rFonts w:eastAsiaTheme="minorEastAsia"/>
+        </w:rPr>
+      </w:pPr>
+    </w:p>
+    <w:p>
+      <w:pPr>
+        <w:spacing w:line="360" w:lineRule="auto"/>
+        <w:ind w:firstLineChars="0" w:firstLine="0"/>
         <w:rPr>
           <w:rFonts w:eastAsiaTheme="minorEastAsia"/>
         </w:rPr>
@@ -6157,21 +6812,8 @@
     <w:p>
       <w:pPr>
         <w:widowControl/>
-        <w:ind w:firstLineChars="0" w:firstLine="0"/>
-        <w:rPr>
-          <w:rFonts w:eastAsiaTheme="minorEastAsia"/>
-        </w:rPr>
-      </w:pPr>
-      <w:r>
-        <w:rPr>
-          <w:rFonts w:eastAsiaTheme="minorEastAsia"/>
-        </w:rPr>
-        <w:br w:type="page"/>
-      </w:r>
-    </w:p>
-    <w:p>
-      <w:pPr>
-        <w:ind w:firstLine="480"/>
+        <w:spacing w:line="360" w:lineRule="auto"/>
+        <w:ind w:firstLineChars="0" w:firstLine="0"/>
         <w:rPr>
           <w:rFonts w:eastAsiaTheme="minorEastAsia"/>
         </w:rPr>
@@ -6184,7 +6826,8 @@
           <w:ilvl w:val="0"/>
           <w:numId w:val="16"/>
         </w:numPr>
-        <w:ind w:firstLineChars="0"/>
+        <w:spacing w:line="360" w:lineRule="auto"/>
+        <w:ind w:left="0" w:firstLineChars="0" w:firstLine="0"/>
         <w:rPr>
           <w:rFonts w:eastAsiaTheme="minorEastAsia"/>
           <w:b/>
@@ -6202,7 +6845,8 @@
     </w:p>
     <w:p>
       <w:pPr>
-        <w:ind w:left="480" w:firstLineChars="0" w:firstLine="0"/>
+        <w:spacing w:line="360" w:lineRule="auto"/>
+        <w:ind w:firstLineChars="0" w:firstLine="0"/>
         <w:rPr>
           <w:rFonts w:eastAsiaTheme="minorEastAsia"/>
         </w:rPr>
@@ -6230,7 +6874,8 @@
     </w:p>
     <w:p>
       <w:pPr>
-        <w:ind w:left="480" w:firstLineChars="0" w:firstLine="0"/>
+        <w:spacing w:line="360" w:lineRule="auto"/>
+        <w:ind w:firstLineChars="0" w:firstLine="0"/>
         <w:rPr>
           <w:rFonts w:eastAsiaTheme="minorEastAsia"/>
         </w:rPr>
@@ -6244,7 +6889,8 @@
     </w:p>
     <w:p>
       <w:pPr>
-        <w:ind w:left="480" w:firstLineChars="0" w:firstLine="0"/>
+        <w:spacing w:line="360" w:lineRule="auto"/>
+        <w:ind w:firstLineChars="0" w:firstLine="0"/>
         <w:rPr>
           <w:rFonts w:eastAsiaTheme="minorEastAsia"/>
         </w:rPr>
@@ -6272,7 +6918,8 @@
     </w:p>
     <w:p>
       <w:pPr>
-        <w:ind w:left="480" w:firstLineChars="0" w:firstLine="0"/>
+        <w:spacing w:line="360" w:lineRule="auto"/>
+        <w:ind w:firstLineChars="0" w:firstLine="0"/>
         <w:rPr>
           <w:rFonts w:eastAsiaTheme="minorEastAsia"/>
         </w:rPr>
@@ -6286,15 +6933,17 @@
     </w:p>
     <w:p>
       <w:pPr>
-        <w:ind w:left="480" w:firstLineChars="0" w:firstLine="0"/>
-        <w:rPr>
-          <w:rFonts w:eastAsiaTheme="minorEastAsia"/>
-        </w:rPr>
-      </w:pPr>
-    </w:p>
-    <w:p>
-      <w:pPr>
-        <w:ind w:left="480" w:firstLineChars="0" w:firstLine="0"/>
+        <w:spacing w:line="360" w:lineRule="auto"/>
+        <w:ind w:firstLineChars="0" w:firstLine="0"/>
+        <w:rPr>
+          <w:rFonts w:eastAsiaTheme="minorEastAsia"/>
+        </w:rPr>
+      </w:pPr>
+    </w:p>
+    <w:p>
+      <w:pPr>
+        <w:spacing w:line="360" w:lineRule="auto"/>
+        <w:ind w:firstLineChars="0" w:firstLine="0"/>
         <w:rPr>
           <w:rFonts w:eastAsiaTheme="minorEastAsia"/>
         </w:rPr>
@@ -6322,7 +6971,8 @@
     </w:p>
     <w:p>
       <w:pPr>
-        <w:ind w:left="480" w:firstLineChars="0" w:firstLine="0"/>
+        <w:spacing w:line="360" w:lineRule="auto"/>
+        <w:ind w:firstLineChars="0" w:firstLine="0"/>
         <w:rPr>
           <w:rFonts w:eastAsiaTheme="minorEastAsia"/>
         </w:rPr>
@@ -6336,7 +6986,8 @@
     </w:p>
     <w:p>
       <w:pPr>
-        <w:ind w:left="480" w:firstLineChars="0" w:firstLine="0"/>
+        <w:spacing w:line="360" w:lineRule="auto"/>
+        <w:ind w:firstLineChars="0" w:firstLine="0"/>
         <w:rPr>
           <w:rFonts w:eastAsiaTheme="minorEastAsia"/>
         </w:rPr>
@@ -6364,15 +7015,17 @@
     </w:p>
     <w:p>
       <w:pPr>
-        <w:ind w:left="480" w:firstLineChars="0" w:firstLine="0"/>
-        <w:rPr>
-          <w:rFonts w:eastAsiaTheme="minorEastAsia"/>
-        </w:rPr>
-      </w:pPr>
-    </w:p>
-    <w:p>
-      <w:pPr>
-        <w:ind w:left="480" w:firstLineChars="0" w:firstLine="0"/>
+        <w:spacing w:line="360" w:lineRule="auto"/>
+        <w:ind w:firstLineChars="0" w:firstLine="0"/>
+        <w:rPr>
+          <w:rFonts w:eastAsiaTheme="minorEastAsia"/>
+        </w:rPr>
+      </w:pPr>
+    </w:p>
+    <w:p>
+      <w:pPr>
+        <w:spacing w:line="360" w:lineRule="auto"/>
+        <w:ind w:firstLineChars="0" w:firstLine="0"/>
         <w:rPr>
           <w:rFonts w:eastAsiaTheme="minorEastAsia"/>
         </w:rPr>
@@ -6400,7 +7053,8 @@
     </w:p>
     <w:p>
       <w:pPr>
-        <w:ind w:left="480" w:firstLineChars="0" w:firstLine="0"/>
+        <w:spacing w:line="360" w:lineRule="auto"/>
+        <w:ind w:firstLineChars="0" w:firstLine="0"/>
         <w:rPr>
           <w:rFonts w:eastAsiaTheme="minorEastAsia"/>
         </w:rPr>
@@ -6428,7 +7082,8 @@
     </w:p>
     <w:p>
       <w:pPr>
-        <w:ind w:left="480" w:firstLineChars="0" w:firstLine="0"/>
+        <w:spacing w:line="360" w:lineRule="auto"/>
+        <w:ind w:firstLineChars="0" w:firstLine="0"/>
         <w:rPr>
           <w:rFonts w:eastAsiaTheme="minorEastAsia"/>
         </w:rPr>
@@ -6456,15 +7111,17 @@
     </w:p>
     <w:p>
       <w:pPr>
-        <w:ind w:left="480" w:firstLineChars="0" w:firstLine="0"/>
-        <w:rPr>
-          <w:rFonts w:eastAsiaTheme="minorEastAsia"/>
-        </w:rPr>
-      </w:pPr>
-    </w:p>
-    <w:p>
-      <w:pPr>
-        <w:ind w:left="480" w:firstLineChars="0" w:firstLine="0"/>
+        <w:spacing w:line="360" w:lineRule="auto"/>
+        <w:ind w:firstLineChars="0" w:firstLine="0"/>
+        <w:rPr>
+          <w:rFonts w:eastAsiaTheme="minorEastAsia"/>
+        </w:rPr>
+      </w:pPr>
+    </w:p>
+    <w:p>
+      <w:pPr>
+        <w:spacing w:line="360" w:lineRule="auto"/>
+        <w:ind w:firstLineChars="0" w:firstLine="0"/>
         <w:rPr>
           <w:rFonts w:eastAsiaTheme="minorEastAsia"/>
         </w:rPr>
@@ -6492,7 +7149,8 @@
     </w:p>
     <w:p>
       <w:pPr>
-        <w:ind w:left="480" w:firstLineChars="0" w:firstLine="0"/>
+        <w:spacing w:line="360" w:lineRule="auto"/>
+        <w:ind w:firstLineChars="0" w:firstLine="0"/>
         <w:rPr>
           <w:rFonts w:eastAsiaTheme="minorEastAsia"/>
         </w:rPr>
@@ -6520,7 +7178,8 @@
     </w:p>
     <w:p>
       <w:pPr>
-        <w:ind w:left="480" w:firstLineChars="0" w:firstLine="0"/>
+        <w:spacing w:line="360" w:lineRule="auto"/>
+        <w:ind w:firstLineChars="0" w:firstLine="0"/>
         <w:rPr>
           <w:rFonts w:eastAsiaTheme="minorEastAsia"/>
         </w:rPr>
@@ -6539,9 +7198,10 @@
       <w:footerReference w:type="default" r:id="rId37"/>
       <w:headerReference w:type="first" r:id="rId38"/>
       <w:footerReference w:type="first" r:id="rId39"/>
-      <w:pgSz w:w="12240" w:h="15840"/>
-      <w:pgMar w:top="576" w:right="1440" w:bottom="1440" w:left="1440" w:header="0" w:footer="0" w:gutter="0"/>
+      <w:pgSz w:w="11906" w:h="16838"/>
+      <w:pgMar w:top="720" w:right="1440" w:bottom="1440" w:left="1440" w:header="720" w:footer="0" w:gutter="0"/>
       <w:cols w:space="720"/>
+      <w:docGrid w:linePitch="326"/>
     </w:sectPr>
   </w:body>
 </w:document>
@@ -8248,7 +8908,7 @@
   <w:abstractNum w:abstractNumId="13" w15:restartNumberingAfterBreak="0">
     <w:nsid w:val="5C9501BE"/>
     <w:multiLevelType w:val="multilevel"/>
-    <w:tmpl w:val="DF649A32"/>
+    <w:tmpl w:val="5E5EB87E"/>
     <w:lvl w:ilvl="0">
       <w:start w:val="1"/>
       <w:numFmt w:val="decimal"/>
@@ -8300,7 +8960,8 @@
         <w:rFonts w:ascii="Times New Roman" w:hAnsi="Times New Roman" w:hint="default"/>
         <w:b/>
         <w:i w:val="0"/>
-        <w:sz w:val="18"/>
+        <w:sz w:val="20"/>
+        <w:szCs w:val="32"/>
       </w:rPr>
     </w:lvl>
     <w:lvl w:ilvl="4">
@@ -10058,19 +10719,21 @@
     <w:link w:val="af8"/>
     <w:autoRedefine/>
     <w:qFormat/>
-    <w:rsid w:val="00924483"/>
+    <w:rsid w:val="006207D4"/>
     <w:pPr>
       <w:numPr>
         <w:ilvl w:val="3"/>
         <w:numId w:val="19"/>
       </w:numPr>
-      <w:spacing w:afterLines="50" w:after="120"/>
+      <w:spacing w:line="360" w:lineRule="auto"/>
       <w:ind w:firstLineChars="0"/>
       <w:jc w:val="center"/>
     </w:pPr>
     <w:rPr>
+      <w:rFonts w:eastAsiaTheme="minorEastAsia"/>
       <w:b/>
-      <w:sz w:val="18"/>
+      <w:sz w:val="20"/>
+      <w:szCs w:val="28"/>
     </w:rPr>
   </w:style>
   <w:style w:type="character" w:customStyle="1" w:styleId="af8">
@@ -10078,13 +10741,12 @@
     <w:basedOn w:val="a3"/>
     <w:link w:val="a"/>
     <w:qFormat/>
-    <w:rsid w:val="00924483"/>
+    <w:rsid w:val="006207D4"/>
     <w:rPr>
-      <w:rFonts w:ascii="Times New Roman" w:eastAsia="Times New Roman" w:hAnsi="Times New Roman"/>
+      <w:rFonts w:ascii="Times New Roman" w:hAnsi="Times New Roman"/>
       <w:b/>
       <w:kern w:val="2"/>
-      <w:sz w:val="18"/>
-      <w:szCs w:val="24"/>
+      <w:szCs w:val="28"/>
       <w14:ligatures w14:val="standardContextual"/>
     </w:rPr>
   </w:style>
@@ -10097,7 +10759,7 @@
       <w:numPr>
         <w:ilvl w:val="4"/>
       </w:numPr>
-      <w:spacing w:beforeLines="50" w:before="50" w:afterLines="0" w:after="0"/>
+      <w:spacing w:beforeLines="50" w:before="50"/>
     </w:pPr>
   </w:style>
   <w:style w:type="character" w:customStyle="1" w:styleId="af9">
@@ -10372,6 +11034,58 @@
     <w:rsid w:val="006736EE"/>
     <w:rPr>
       <w:color w:val="666666"/>
+    </w:rPr>
+  </w:style>
+  <w:style w:type="character" w:styleId="aff2">
+    <w:name w:val="Unresolved Mention"/>
+    <w:basedOn w:val="a3"/>
+    <w:uiPriority w:val="99"/>
+    <w:semiHidden/>
+    <w:unhideWhenUsed/>
+    <w:rsid w:val="006207D4"/>
+    <w:rPr>
+      <w:color w:val="605E5C"/>
+      <w:shd w:val="clear" w:color="auto" w:fill="E1DFDD"/>
+    </w:rPr>
+  </w:style>
+  <w:style w:type="character" w:styleId="aff3">
+    <w:name w:val="FollowedHyperlink"/>
+    <w:basedOn w:val="a3"/>
+    <w:uiPriority w:val="99"/>
+    <w:semiHidden/>
+    <w:unhideWhenUsed/>
+    <w:rsid w:val="006207D4"/>
+    <w:rPr>
+      <w:color w:val="954F72" w:themeColor="followedHyperlink"/>
+      <w:u w:val="single"/>
+    </w:rPr>
+  </w:style>
+  <w:style w:type="paragraph" w:styleId="aff4">
+    <w:name w:val="Date"/>
+    <w:basedOn w:val="a2"/>
+    <w:next w:val="a2"/>
+    <w:link w:val="aff5"/>
+    <w:uiPriority w:val="99"/>
+    <w:semiHidden/>
+    <w:unhideWhenUsed/>
+    <w:rsid w:val="00783E43"/>
+    <w:pPr>
+      <w:ind w:leftChars="2500" w:left="100"/>
+    </w:pPr>
+  </w:style>
+  <w:style w:type="character" w:customStyle="1" w:styleId="aff5">
+    <w:name w:val="日期 字符"/>
+    <w:basedOn w:val="a3"/>
+    <w:link w:val="aff4"/>
+    <w:uiPriority w:val="99"/>
+    <w:semiHidden/>
+    <w:rsid w:val="00783E43"/>
+    <w:rPr>
+      <w:rFonts w:ascii="Times New Roman" w:eastAsia="Times New Roman" w:hAnsi="Times New Roman"/>
+      <w:kern w:val="2"/>
+      <w:sz w:val="24"/>
+      <w:szCs w:val="24"/>
+      <w14:ligatures w14:val="standardContextual"/>
     </w:rPr>
   </w:style>
 </w:styles>

--- a/Labs/Lab1/group15 lab1.docx
+++ b/Labs/Lab1/group15 lab1.docx
@@ -12,10 +12,25 @@
       <w:pPr>
         <w:pStyle w:val="ac"/>
         <w:spacing w:line="360" w:lineRule="auto"/>
-      </w:pPr>
-      <w:r>
+        <w:rPr>
+          <w:sz w:val="36"/>
+          <w:szCs w:val="36"/>
+        </w:rPr>
+      </w:pPr>
+      <w:r>
+        <w:rPr>
+          <w:sz w:val="36"/>
+          <w:szCs w:val="36"/>
+        </w:rPr>
         <w:t>Lab1 - Properties of LDR</w:t>
       </w:r>
+      <w:r>
+        <w:rPr>
+          <w:sz w:val="36"/>
+          <w:szCs w:val="36"/>
+        </w:rPr>
+        <w:t>s</w:t>
+      </w:r>
     </w:p>
     <w:p>
       <w:pPr>
@@ -46,306 +61,14 @@
       <w:pPr>
         <w:spacing w:line="360" w:lineRule="auto"/>
         <w:ind w:firstLineChars="0" w:firstLine="0"/>
-        <w:jc w:val="center"/>
-      </w:pPr>
-    </w:p>
-    <w:p>
-      <w:pPr>
-        <w:spacing w:line="360" w:lineRule="auto"/>
-        <w:ind w:firstLineChars="0" w:firstLine="0"/>
-        <w:jc w:val="center"/>
-        <w:rPr>
+        <w:rPr>
+          <w:rFonts w:hint="eastAsia"/>
           <w:b/>
           <w:bCs/>
           <w:sz w:val="28"/>
           <w:szCs w:val="28"/>
         </w:rPr>
       </w:pPr>
-      <w:r>
-        <w:rPr>
-          <w:b/>
-          <w:bCs/>
-          <w:sz w:val="28"/>
-          <w:szCs w:val="28"/>
-        </w:rPr>
-        <w:t>Abstract</w:t>
-      </w:r>
-    </w:p>
-    <w:p>
-      <w:pPr>
-        <w:spacing w:line="360" w:lineRule="auto"/>
-        <w:ind w:firstLineChars="0" w:firstLine="0"/>
-        <w:rPr>
-          <w:b/>
-          <w:bCs/>
-          <w:sz w:val="28"/>
-          <w:szCs w:val="28"/>
-        </w:rPr>
-      </w:pPr>
-    </w:p>
-    <w:p>
-      <w:pPr>
-        <w:spacing w:line="360" w:lineRule="auto"/>
-        <w:ind w:firstLineChars="0" w:firstLine="0"/>
-        <w:rPr>
-          <w:b/>
-          <w:bCs/>
-          <w:sz w:val="28"/>
-          <w:szCs w:val="28"/>
-        </w:rPr>
-      </w:pPr>
-    </w:p>
-    <w:p>
-      <w:pPr>
-        <w:spacing w:line="360" w:lineRule="auto"/>
-        <w:ind w:firstLineChars="0" w:firstLine="0"/>
-        <w:rPr>
-          <w:b/>
-          <w:bCs/>
-          <w:sz w:val="28"/>
-          <w:szCs w:val="28"/>
-        </w:rPr>
-      </w:pPr>
-    </w:p>
-    <w:p>
-      <w:pPr>
-        <w:spacing w:line="360" w:lineRule="auto"/>
-        <w:ind w:firstLineChars="0" w:firstLine="0"/>
-        <w:rPr>
-          <w:b/>
-          <w:bCs/>
-          <w:sz w:val="28"/>
-          <w:szCs w:val="28"/>
-        </w:rPr>
-      </w:pPr>
-    </w:p>
-    <w:p>
-      <w:pPr>
-        <w:spacing w:line="360" w:lineRule="auto"/>
-        <w:ind w:firstLineChars="0" w:firstLine="0"/>
-        <w:rPr>
-          <w:b/>
-          <w:bCs/>
-          <w:sz w:val="28"/>
-          <w:szCs w:val="28"/>
-        </w:rPr>
-      </w:pPr>
-    </w:p>
-    <w:p>
-      <w:pPr>
-        <w:spacing w:line="360" w:lineRule="auto"/>
-        <w:ind w:firstLineChars="0" w:firstLine="0"/>
-        <w:rPr>
-          <w:b/>
-          <w:bCs/>
-          <w:sz w:val="28"/>
-          <w:szCs w:val="28"/>
-        </w:rPr>
-      </w:pPr>
-    </w:p>
-    <w:p>
-      <w:pPr>
-        <w:spacing w:line="360" w:lineRule="auto"/>
-        <w:ind w:firstLineChars="0" w:firstLine="0"/>
-        <w:rPr>
-          <w:b/>
-          <w:bCs/>
-          <w:sz w:val="28"/>
-          <w:szCs w:val="28"/>
-        </w:rPr>
-      </w:pPr>
-    </w:p>
-    <w:p>
-      <w:pPr>
-        <w:spacing w:line="360" w:lineRule="auto"/>
-        <w:ind w:firstLineChars="0" w:firstLine="0"/>
-        <w:rPr>
-          <w:b/>
-          <w:bCs/>
-          <w:sz w:val="28"/>
-          <w:szCs w:val="28"/>
-        </w:rPr>
-      </w:pPr>
-    </w:p>
-    <w:p>
-      <w:pPr>
-        <w:spacing w:line="360" w:lineRule="auto"/>
-        <w:ind w:firstLineChars="0" w:firstLine="0"/>
-        <w:rPr>
-          <w:b/>
-          <w:bCs/>
-          <w:sz w:val="28"/>
-          <w:szCs w:val="28"/>
-        </w:rPr>
-      </w:pPr>
-    </w:p>
-    <w:p>
-      <w:pPr>
-        <w:spacing w:line="360" w:lineRule="auto"/>
-        <w:ind w:firstLineChars="0" w:firstLine="0"/>
-        <w:rPr>
-          <w:b/>
-          <w:bCs/>
-          <w:sz w:val="28"/>
-          <w:szCs w:val="28"/>
-        </w:rPr>
-      </w:pPr>
-    </w:p>
-    <w:p>
-      <w:pPr>
-        <w:spacing w:line="360" w:lineRule="auto"/>
-        <w:ind w:firstLineChars="0" w:firstLine="0"/>
-        <w:rPr>
-          <w:b/>
-          <w:bCs/>
-          <w:sz w:val="28"/>
-          <w:szCs w:val="28"/>
-        </w:rPr>
-      </w:pPr>
-    </w:p>
-    <w:p>
-      <w:pPr>
-        <w:spacing w:line="360" w:lineRule="auto"/>
-        <w:ind w:firstLineChars="0" w:firstLine="0"/>
-        <w:rPr>
-          <w:b/>
-          <w:bCs/>
-          <w:sz w:val="28"/>
-          <w:szCs w:val="28"/>
-        </w:rPr>
-      </w:pPr>
-    </w:p>
-    <w:p>
-      <w:pPr>
-        <w:spacing w:line="360" w:lineRule="auto"/>
-        <w:ind w:firstLineChars="0" w:firstLine="0"/>
-        <w:rPr>
-          <w:b/>
-          <w:bCs/>
-          <w:sz w:val="28"/>
-          <w:szCs w:val="28"/>
-        </w:rPr>
-      </w:pPr>
-    </w:p>
-    <w:p>
-      <w:pPr>
-        <w:spacing w:line="360" w:lineRule="auto"/>
-        <w:ind w:firstLineChars="0" w:firstLine="0"/>
-        <w:rPr>
-          <w:b/>
-          <w:bCs/>
-          <w:sz w:val="28"/>
-          <w:szCs w:val="28"/>
-        </w:rPr>
-      </w:pPr>
-    </w:p>
-    <w:p>
-      <w:pPr>
-        <w:spacing w:line="360" w:lineRule="auto"/>
-        <w:ind w:firstLineChars="0" w:firstLine="0"/>
-        <w:rPr>
-          <w:b/>
-          <w:bCs/>
-          <w:sz w:val="28"/>
-          <w:szCs w:val="28"/>
-        </w:rPr>
-      </w:pPr>
-    </w:p>
-    <w:p>
-      <w:pPr>
-        <w:spacing w:line="360" w:lineRule="auto"/>
-        <w:ind w:firstLineChars="0" w:firstLine="0"/>
-        <w:rPr>
-          <w:b/>
-          <w:bCs/>
-          <w:sz w:val="28"/>
-          <w:szCs w:val="28"/>
-        </w:rPr>
-      </w:pPr>
-    </w:p>
-    <w:p>
-      <w:pPr>
-        <w:spacing w:line="360" w:lineRule="auto"/>
-        <w:ind w:firstLineChars="0" w:firstLine="0"/>
-        <w:rPr>
-          <w:b/>
-          <w:bCs/>
-          <w:sz w:val="28"/>
-          <w:szCs w:val="28"/>
-        </w:rPr>
-      </w:pPr>
-    </w:p>
-    <w:p>
-      <w:pPr>
-        <w:spacing w:line="360" w:lineRule="auto"/>
-        <w:ind w:firstLineChars="0" w:firstLine="0"/>
-        <w:rPr>
-          <w:b/>
-          <w:bCs/>
-          <w:sz w:val="28"/>
-          <w:szCs w:val="28"/>
-        </w:rPr>
-      </w:pPr>
-    </w:p>
-    <w:p>
-      <w:pPr>
-        <w:spacing w:line="360" w:lineRule="auto"/>
-        <w:ind w:firstLineChars="0" w:firstLine="0"/>
-        <w:rPr>
-          <w:b/>
-          <w:bCs/>
-          <w:sz w:val="28"/>
-          <w:szCs w:val="28"/>
-        </w:rPr>
-      </w:pPr>
-    </w:p>
-    <w:p>
-      <w:pPr>
-        <w:spacing w:line="360" w:lineRule="auto"/>
-        <w:ind w:firstLineChars="0" w:firstLine="0"/>
-        <w:rPr>
-          <w:b/>
-          <w:bCs/>
-          <w:sz w:val="28"/>
-          <w:szCs w:val="28"/>
-        </w:rPr>
-      </w:pPr>
-    </w:p>
-    <w:p>
-      <w:pPr>
-        <w:spacing w:line="360" w:lineRule="auto"/>
-        <w:ind w:firstLineChars="0" w:firstLine="0"/>
-        <w:rPr>
-          <w:b/>
-          <w:bCs/>
-          <w:sz w:val="28"/>
-          <w:szCs w:val="28"/>
-        </w:rPr>
-      </w:pPr>
-    </w:p>
-    <w:p>
-      <w:pPr>
-        <w:spacing w:line="360" w:lineRule="auto"/>
-        <w:ind w:firstLineChars="0" w:firstLine="0"/>
-        <w:rPr>
-          <w:b/>
-          <w:bCs/>
-          <w:sz w:val="28"/>
-          <w:szCs w:val="28"/>
-        </w:rPr>
-      </w:pPr>
-    </w:p>
-    <w:p>
-      <w:pPr>
-        <w:spacing w:line="360" w:lineRule="auto"/>
-        <w:ind w:firstLineChars="0" w:firstLine="0"/>
-        <w:rPr>
-          <w:b/>
-          <w:bCs/>
-          <w:sz w:val="28"/>
-          <w:szCs w:val="28"/>
-        </w:rPr>
-      </w:pPr>
     </w:p>
     <w:p>
       <w:pPr>
@@ -362,7 +85,6 @@
           <w:sz w:val="28"/>
           <w:szCs w:val="28"/>
         </w:rPr>
-        <w:lastRenderedPageBreak/>
         <w:t>Introduction</w:t>
       </w:r>
     </w:p>
@@ -378,11 +100,32 @@
         <w:rPr>
           <w:rFonts w:hint="eastAsia"/>
         </w:rPr>
-        <w:t xml:space="preserve"> The first</w:t>
-      </w:r>
-      <w:r>
-        <w:t xml:space="preserve"> two </w:t>
-      </w:r>
+        <w:t xml:space="preserve"> </w:t>
+      </w:r>
+      <w:r>
+        <w:t xml:space="preserve">The first two experiments revealed the basic photoelectric characteristics of the LDR, while the latter two experiments </w:t>
+      </w:r>
+      <w:r>
+        <w:t>investigated</w:t>
+      </w:r>
+      <w:r>
+        <w:t xml:space="preserve"> its performance and potential limitations in practical applications.</w:t>
+      </w:r>
+      <w:r>
+        <w:t xml:space="preserve"> </w:t>
+      </w:r>
+      <w:r>
+        <w:t>Together, these experiments provide a comprehensive understanding of the LDR's behavior and its potential for integration into electronic systems.</w:t>
+      </w:r>
+    </w:p>
+    <w:p>
+      <w:pPr>
+        <w:spacing w:line="360" w:lineRule="auto"/>
+        <w:ind w:firstLineChars="0" w:firstLine="0"/>
+        <w:rPr>
+          <w:rFonts w:hint="eastAsia"/>
+        </w:rPr>
+      </w:pPr>
     </w:p>
     <w:p>
       <w:pPr>
@@ -433,31 +176,34 @@
         </w:rPr>
       </w:pPr>
       <w:r>
-        <w:t xml:space="preserve">This experiment investigates the relationship between light intensity and electrical response in light-dependent resistor (LDR) circuits. By constructing two distinct configurations – a ground-connected LDR voltage divider and a supply-connected fixed resistor voltage divider – we characterize how varying illumination levels affect output signals. </w:t>
-      </w:r>
-    </w:p>
-    <w:p>
-      <w:pPr>
-        <w:spacing w:line="360" w:lineRule="auto"/>
-        <w:ind w:firstLineChars="0" w:firstLine="0"/>
-      </w:pPr>
-      <w:r>
-        <w:t>Key measurements reveal an inverse relationship: when the LDR forms the lower branch of a voltage divider (connected to ground), its resistance decreases with increasing light intensity. Conversely, when the LDR serves as the upper branch (connected to power supply), the fixed resistor's voltage increases</w:t>
+        <w:t>This experiment investigates the relationship between light intensity and electrical response in LDR circuits</w:t>
+      </w:r>
+      <w:r>
+        <w:t>, b</w:t>
+      </w:r>
+      <w:r>
+        <w:t>y constructing two distinct configurations – a ground-connected LDR voltage divider and a supply-connected fixed resistor voltage divider</w:t>
+      </w:r>
+      <w:r>
+        <w:t>.</w:t>
       </w:r>
       <w:r>
         <w:t xml:space="preserve"> </w:t>
       </w:r>
-      <w:r>
-        <w:t xml:space="preserve">under identical illumination conditions. </w:t>
-      </w:r>
-    </w:p>
-    <w:p>
-      <w:pPr>
-        <w:spacing w:line="360" w:lineRule="auto"/>
-        <w:ind w:firstLineChars="0" w:firstLine="0"/>
-      </w:pPr>
-      <w:r>
-        <w:t>These opposing trends demonstrate how component placement in voltage divider networks fundamentally determines a circuit's response to environmental stimuli.</w:t>
+    </w:p>
+    <w:p>
+      <w:pPr>
+        <w:spacing w:line="360" w:lineRule="auto"/>
+        <w:ind w:firstLineChars="0" w:firstLine="0"/>
+      </w:pPr>
+      <w:r>
+        <w:t>W</w:t>
+      </w:r>
+      <w:r>
+        <w:t>hen illuminated, the LDR's resistance decreases, leading to higher voltage across the fixed resistor in the upper-branch configuration and lower voltage in the lower-branch configuration.</w:t>
+      </w:r>
+      <w:r>
+        <w:t xml:space="preserve"> </w:t>
       </w:r>
     </w:p>
     <w:p>
@@ -525,7 +271,37 @@
         </w:rPr>
       </w:pPr>
       <w:r>
-        <w:t>As the incident light intensity increases, the resistance of the LDR decreases; conversely, as the incident light intensity decreases, the resistance of the LDR increases.</w:t>
+        <w:t>This experiment quantitatively measures the resistance changes of an LDR under controlled light intensity</w:t>
+      </w:r>
+      <w:r>
+        <w:t xml:space="preserve"> </w:t>
+      </w:r>
+      <w:r>
+        <w:t>variations.</w:t>
+      </w:r>
+      <w:r>
+        <w:t xml:space="preserve"> </w:t>
+      </w:r>
+      <w:r>
+        <w:t>Using a calibrated light source and a multimeter, the LDR's resistance rang</w:t>
+      </w:r>
+      <w:r>
+        <w:t>es</w:t>
+      </w:r>
+      <w:r>
+        <w:t xml:space="preserve"> from complete darkness to bright light. The data was plotted to visualize </w:t>
+      </w:r>
+      <w:r>
+        <w:t>a</w:t>
+      </w:r>
+      <w:r>
+        <w:t xml:space="preserve"> non-linear relationship between light intensity and resistance</w:t>
+      </w:r>
+      <w:r>
+        <w:t>.</w:t>
+      </w:r>
+      <w:r>
+        <w:t xml:space="preserve"> The results reveal that the resistance decreases exponentially with increasing light intensity, suggesting a logarithmic dependence on illumination.</w:t>
       </w:r>
     </w:p>
     <w:p>
@@ -551,6 +327,7 @@
           <w:sz w:val="24"/>
           <w:szCs w:val="24"/>
         </w:rPr>
+        <w:lastRenderedPageBreak/>
         <w:t>Experiment 3: Comparison of the Change Range When LDR is Connected in Series with Different Voltage Divider Resistors</w:t>
       </w:r>
     </w:p>
@@ -563,7 +340,16 @@
         </w:rPr>
       </w:pPr>
       <w:r>
-        <w:t>When the LDR is connected in series with a 1kΩ resistor, the change range from weak light to strong light is the largest.</w:t>
+        <w:t>This experiment investigates that wh</w:t>
+      </w:r>
+      <w:r>
+        <w:t>en the LDR is connected in series with a 1kΩ resistor, the change range from weak light to strong light is the largest.</w:t>
+      </w:r>
+      <w:r>
+        <w:t xml:space="preserve"> </w:t>
+      </w:r>
+      <w:r>
+        <w:t>Larger resistors reduce the dynamic range, thus limiting the resolution of the circuit.</w:t>
       </w:r>
     </w:p>
     <w:p>
@@ -598,16 +384,60 @@
         <w:ind w:firstLineChars="0" w:firstLine="0"/>
       </w:pPr>
       <w:r>
-        <w:t xml:space="preserve">Under the same light conditions, the resistance difference between the two LDRs exceeds </w:t>
-      </w:r>
-      <w:r>
-        <w:rPr>
-          <w:rFonts w:eastAsiaTheme="minorEastAsia" w:hint="eastAsia"/>
-        </w:rPr>
-        <w:t>20</w:t>
-      </w:r>
-      <w:r>
-        <w:t>0Ω.</w:t>
+        <w:t xml:space="preserve">This experiment compares the resistance values of two different LDRs under same lighting conditions. </w:t>
+      </w:r>
+      <w:r>
+        <w:t xml:space="preserve">Measurements revealed a resistance difference exceeding </w:t>
+      </w:r>
+      <m:oMath>
+        <m:r>
+          <m:rPr>
+            <m:sty m:val="p"/>
+          </m:rPr>
+          <w:rPr>
+            <w:rFonts w:ascii="Cambria Math" w:hAnsi="Cambria Math"/>
+          </w:rPr>
+          <m:t>200</m:t>
+        </m:r>
+        <m:r>
+          <m:rPr>
+            <m:sty m:val="p"/>
+          </m:rPr>
+          <w:rPr>
+            <w:rFonts w:ascii="Cambria Math" w:hAnsi="Cambria Math" w:cs="Times New Roman" w:hint="eastAsia"/>
+          </w:rPr>
+          <m:t>±</m:t>
+        </m:r>
+        <m:r>
+          <m:rPr>
+            <m:sty m:val="p"/>
+          </m:rPr>
+          <w:rPr>
+            <w:rFonts w:ascii="Cambria Math" w:hAnsi="Cambria Math"/>
+          </w:rPr>
+          <m:t>5</m:t>
+        </m:r>
+        <m:r>
+          <m:rPr>
+            <m:sty m:val="p"/>
+          </m:rPr>
+          <w:rPr>
+            <w:rFonts w:ascii="Cambria Math" w:hAnsi="Cambria Math"/>
+          </w:rPr>
+          <m:t xml:space="preserve"> </m:t>
+        </m:r>
+        <m:r>
+          <m:rPr>
+            <m:sty m:val="p"/>
+          </m:rPr>
+          <w:rPr>
+            <w:rFonts w:ascii="Cambria Math" w:hAnsi="Cambria Math"/>
+          </w:rPr>
+          <m:t>Ω</m:t>
+        </m:r>
+      </m:oMath>
+      <w:r>
+        <w:t>.</w:t>
       </w:r>
     </w:p>
     <w:p>
@@ -643,11 +473,7 @@
         <w:ind w:firstLineChars="0" w:firstLine="0"/>
       </w:pPr>
       <w:r>
-        <w:t xml:space="preserve">LDRs’ register changing theory originally comes from semiconductor material. Those </w:t>
-      </w:r>
-      <w:r>
-        <w:lastRenderedPageBreak/>
-        <w:t xml:space="preserve">chemical material such as </w:t>
+        <w:t xml:space="preserve">LDRs’ register changing theory originally comes from semiconductor material. Those chemical material such as </w:t>
       </w:r>
       <w:r>
         <w:t>cadmium sulfide</w:t>
@@ -1055,6 +881,7 @@
           <w:sz w:val="28"/>
           <w:szCs w:val="28"/>
         </w:rPr>
+        <w:lastRenderedPageBreak/>
         <w:t>Method</w:t>
       </w:r>
       <w:r>
@@ -1527,185 +1354,233 @@
           <w:rFonts w:eastAsiaTheme="minorEastAsia"/>
         </w:rPr>
       </w:pPr>
-      <w:r>
-        <w:rPr>
-          <w:rFonts w:eastAsiaTheme="minorEastAsia" w:hint="eastAsia"/>
-          <w:noProof/>
-        </w:rPr>
-        <w:lastRenderedPageBreak/>
-        <w:drawing>
-          <wp:inline distT="0" distB="0" distL="0" distR="0" wp14:anchorId="73BD3E5A" wp14:editId="255A4BF0">
-            <wp:extent cx="2296180" cy="2602341"/>
-            <wp:effectExtent l="0" t="635" r="8255" b="8255"/>
-            <wp:docPr id="904850419" name="图片 2"/>
-            <wp:cNvGraphicFramePr>
-              <a:graphicFrameLocks xmlns:a="http://schemas.openxmlformats.org/drawingml/2006/main" noChangeAspect="1"/>
-            </wp:cNvGraphicFramePr>
-            <a:graphic xmlns:a="http://schemas.openxmlformats.org/drawingml/2006/main">
-              <a:graphicData uri="http://schemas.openxmlformats.org/drawingml/2006/picture">
-                <pic:pic xmlns:pic="http://schemas.openxmlformats.org/drawingml/2006/picture">
-                  <pic:nvPicPr>
-                    <pic:cNvPr id="0" name="Picture 6"/>
-                    <pic:cNvPicPr>
-                      <a:picLocks noChangeAspect="1" noChangeArrowheads="1"/>
-                    </pic:cNvPicPr>
-                  </pic:nvPicPr>
-                  <pic:blipFill rotWithShape="1">
-                    <a:blip r:embed="rId10" cstate="print">
-                      <a:extLst>
-                        <a:ext uri="{28A0092B-C50C-407E-A947-70E740481C1C}">
-                          <a14:useLocalDpi xmlns:a14="http://schemas.microsoft.com/office/drawing/2010/main" val="0"/>
-                        </a:ext>
-                      </a:extLst>
-                    </a:blip>
-                    <a:srcRect l="20001" r="13823"/>
-                    <a:stretch/>
-                  </pic:blipFill>
-                  <pic:spPr bwMode="auto">
-                    <a:xfrm rot="5400000">
-                      <a:off x="0" y="0"/>
-                      <a:ext cx="2318975" cy="2628176"/>
-                    </a:xfrm>
-                    <a:prstGeom prst="rect">
-                      <a:avLst/>
-                    </a:prstGeom>
-                    <a:noFill/>
-                    <a:ln>
-                      <a:noFill/>
-                    </a:ln>
-                    <a:extLst>
-                      <a:ext uri="{53640926-AAD7-44D8-BBD7-CCE9431645EC}">
-                        <a14:shadowObscured xmlns:a14="http://schemas.microsoft.com/office/drawing/2010/main"/>
-                      </a:ext>
-                    </a:extLst>
-                  </pic:spPr>
-                </pic:pic>
-              </a:graphicData>
-            </a:graphic>
-          </wp:inline>
-        </w:drawing>
-      </w:r>
-    </w:p>
-    <w:p>
-      <w:pPr>
-        <w:pStyle w:val="a"/>
-      </w:pPr>
-      <w:r>
-        <w:rPr>
-          <w:rFonts w:hint="eastAsia"/>
-        </w:rPr>
-        <w:t>Grounding</w:t>
-      </w:r>
-    </w:p>
-    <w:p>
-      <w:pPr>
-        <w:spacing w:line="360" w:lineRule="auto"/>
-        <w:ind w:firstLineChars="0" w:firstLine="0"/>
-        <w:jc w:val="center"/>
-        <w:rPr>
-          <w:rFonts w:eastAsiaTheme="minorEastAsia"/>
-        </w:rPr>
-      </w:pPr>
-      <w:r>
-        <w:rPr>
-          <w:rFonts w:eastAsiaTheme="minorEastAsia" w:hint="eastAsia"/>
-          <w:noProof/>
-        </w:rPr>
-        <w:drawing>
-          <wp:inline distT="0" distB="0" distL="0" distR="0" wp14:anchorId="6EF9F547" wp14:editId="32D15FF0">
-            <wp:extent cx="2611972" cy="2424113"/>
-            <wp:effectExtent l="0" t="0" r="0" b="0"/>
-            <wp:docPr id="1946338582" name="图片 4"/>
-            <wp:cNvGraphicFramePr>
-              <a:graphicFrameLocks xmlns:a="http://schemas.openxmlformats.org/drawingml/2006/main" noChangeAspect="1"/>
-            </wp:cNvGraphicFramePr>
-            <a:graphic xmlns:a="http://schemas.openxmlformats.org/drawingml/2006/main">
-              <a:graphicData uri="http://schemas.openxmlformats.org/drawingml/2006/picture">
-                <pic:pic xmlns:pic="http://schemas.openxmlformats.org/drawingml/2006/picture">
-                  <pic:nvPicPr>
-                    <pic:cNvPr id="0" name="Picture 13"/>
-                    <pic:cNvPicPr>
-                      <a:picLocks noChangeAspect="1" noChangeArrowheads="1"/>
-                    </pic:cNvPicPr>
-                  </pic:nvPicPr>
-                  <pic:blipFill rotWithShape="1">
-                    <a:blip r:embed="rId11" cstate="print">
-                      <a:extLst>
-                        <a:ext uri="{28A0092B-C50C-407E-A947-70E740481C1C}">
-                          <a14:useLocalDpi xmlns:a14="http://schemas.microsoft.com/office/drawing/2010/main" val="0"/>
-                        </a:ext>
-                      </a:extLst>
-                    </a:blip>
-                    <a:srcRect t="19002" b="11403"/>
-                    <a:stretch/>
-                  </pic:blipFill>
-                  <pic:spPr bwMode="auto">
-                    <a:xfrm>
-                      <a:off x="0" y="0"/>
-                      <a:ext cx="2641447" cy="2451468"/>
-                    </a:xfrm>
-                    <a:prstGeom prst="rect">
-                      <a:avLst/>
-                    </a:prstGeom>
-                    <a:noFill/>
-                    <a:ln>
-                      <a:noFill/>
-                    </a:ln>
-                    <a:extLst>
-                      <a:ext uri="{53640926-AAD7-44D8-BBD7-CCE9431645EC}">
-                        <a14:shadowObscured xmlns:a14="http://schemas.microsoft.com/office/drawing/2010/main"/>
-                      </a:ext>
-                    </a:extLst>
-                  </pic:spPr>
-                </pic:pic>
-              </a:graphicData>
-            </a:graphic>
-          </wp:inline>
-        </w:drawing>
-      </w:r>
-    </w:p>
-    <w:p>
-      <w:pPr>
-        <w:pStyle w:val="a"/>
-      </w:pPr>
-      <w:r>
-        <w:rPr>
-          <w:rFonts w:hint="eastAsia"/>
-        </w:rPr>
-        <w:t xml:space="preserve">Power </w:t>
-      </w:r>
-      <w:r>
-        <w:rPr>
-          <w:rFonts w:hint="eastAsia"/>
-        </w:rPr>
-        <w:t>s</w:t>
-      </w:r>
-      <w:r>
-        <w:rPr>
-          <w:rFonts w:hint="eastAsia"/>
-        </w:rPr>
-        <w:t>upply</w:t>
-      </w:r>
-    </w:p>
-    <w:p>
-      <w:pPr>
-        <w:spacing w:line="360" w:lineRule="auto"/>
-        <w:ind w:firstLineChars="0" w:firstLine="0"/>
-        <w:rPr>
-          <w:rFonts w:eastAsiaTheme="minorEastAsia"/>
-        </w:rPr>
-      </w:pPr>
-    </w:p>
-    <w:p>
-      <w:pPr>
-        <w:spacing w:line="360" w:lineRule="auto"/>
-        <w:ind w:firstLineChars="0" w:firstLine="0"/>
-        <w:rPr>
-          <w:rFonts w:eastAsiaTheme="minorEastAsia"/>
-        </w:rPr>
-      </w:pPr>
-      <w:r>
-        <w:t>The program is written using Arduino IDE to obtain the voltage values from the analog pins A0 and A1, and convert them to digital values through ADC.</w:t>
+    </w:p>
+    <w:tbl>
+      <w:tblPr>
+        <w:tblStyle w:val="ae"/>
+        <w:tblW w:w="0" w:type="auto"/>
+        <w:tblBorders>
+          <w:top w:val="none" w:sz="0" w:space="0" w:color="auto"/>
+          <w:left w:val="none" w:sz="0" w:space="0" w:color="auto"/>
+          <w:bottom w:val="none" w:sz="0" w:space="0" w:color="auto"/>
+          <w:right w:val="none" w:sz="0" w:space="0" w:color="auto"/>
+          <w:insideH w:val="none" w:sz="0" w:space="0" w:color="auto"/>
+          <w:insideV w:val="none" w:sz="0" w:space="0" w:color="auto"/>
+        </w:tblBorders>
+        <w:tblLook w:val="04A0" w:firstRow="1" w:lastRow="0" w:firstColumn="1" w:lastColumn="0" w:noHBand="0" w:noVBand="1"/>
+      </w:tblPr>
+      <w:tblGrid>
+        <w:gridCol w:w="4543"/>
+        <w:gridCol w:w="4483"/>
+      </w:tblGrid>
+      <w:tr>
+        <w:tc>
+          <w:tcPr>
+            <w:tcW w:w="4508" w:type="dxa"/>
+          </w:tcPr>
+          <w:p>
+            <w:pPr>
+              <w:spacing w:line="360" w:lineRule="auto"/>
+              <w:ind w:firstLineChars="0" w:firstLine="0"/>
+              <w:jc w:val="center"/>
+              <w:rPr>
+                <w:rFonts w:eastAsiaTheme="minorEastAsia"/>
+              </w:rPr>
+            </w:pPr>
+            <w:r>
+              <w:rPr>
+                <w:rFonts w:eastAsiaTheme="minorEastAsia" w:hint="eastAsia"/>
+                <w:noProof/>
+              </w:rPr>
+              <w:drawing>
+                <wp:inline distT="0" distB="0" distL="0" distR="0" wp14:anchorId="394EEA2B" wp14:editId="1E7E80CE">
+                  <wp:extent cx="2421479" cy="2744347"/>
+                  <wp:effectExtent l="3810" t="0" r="0" b="0"/>
+                  <wp:docPr id="904850419" name="图片 2"/>
+                  <wp:cNvGraphicFramePr>
+                    <a:graphicFrameLocks xmlns:a="http://schemas.openxmlformats.org/drawingml/2006/main" noChangeAspect="1"/>
+                  </wp:cNvGraphicFramePr>
+                  <a:graphic xmlns:a="http://schemas.openxmlformats.org/drawingml/2006/main">
+                    <a:graphicData uri="http://schemas.openxmlformats.org/drawingml/2006/picture">
+                      <pic:pic xmlns:pic="http://schemas.openxmlformats.org/drawingml/2006/picture">
+                        <pic:nvPicPr>
+                          <pic:cNvPr id="0" name="Picture 6"/>
+                          <pic:cNvPicPr>
+                            <a:picLocks noChangeAspect="1" noChangeArrowheads="1"/>
+                          </pic:cNvPicPr>
+                        </pic:nvPicPr>
+                        <pic:blipFill rotWithShape="1">
+                          <a:blip r:embed="rId10" cstate="print">
+                            <a:extLst>
+                              <a:ext uri="{28A0092B-C50C-407E-A947-70E740481C1C}">
+                                <a14:useLocalDpi xmlns:a14="http://schemas.microsoft.com/office/drawing/2010/main" val="0"/>
+                              </a:ext>
+                            </a:extLst>
+                          </a:blip>
+                          <a:srcRect l="20001" r="13823"/>
+                          <a:stretch/>
+                        </pic:blipFill>
+                        <pic:spPr bwMode="auto">
+                          <a:xfrm rot="5400000">
+                            <a:off x="0" y="0"/>
+                            <a:ext cx="2449721" cy="2776355"/>
+                          </a:xfrm>
+                          <a:prstGeom prst="rect">
+                            <a:avLst/>
+                          </a:prstGeom>
+                          <a:noFill/>
+                          <a:ln>
+                            <a:noFill/>
+                          </a:ln>
+                          <a:extLst>
+                            <a:ext uri="{53640926-AAD7-44D8-BBD7-CCE9431645EC}">
+                              <a14:shadowObscured xmlns:a14="http://schemas.microsoft.com/office/drawing/2010/main"/>
+                            </a:ext>
+                          </a:extLst>
+                        </pic:spPr>
+                      </pic:pic>
+                    </a:graphicData>
+                  </a:graphic>
+                </wp:inline>
+              </w:drawing>
+            </w:r>
+          </w:p>
+        </w:tc>
+        <w:tc>
+          <w:tcPr>
+            <w:tcW w:w="4508" w:type="dxa"/>
+          </w:tcPr>
+          <w:p>
+            <w:pPr>
+              <w:spacing w:line="360" w:lineRule="auto"/>
+              <w:ind w:firstLineChars="0" w:firstLine="0"/>
+              <w:jc w:val="center"/>
+              <w:rPr>
+                <w:rFonts w:eastAsiaTheme="minorEastAsia"/>
+              </w:rPr>
+            </w:pPr>
+            <w:r>
+              <w:rPr>
+                <w:rFonts w:eastAsiaTheme="minorEastAsia" w:hint="eastAsia"/>
+                <w:noProof/>
+              </w:rPr>
+              <w:drawing>
+                <wp:inline distT="0" distB="0" distL="0" distR="0" wp14:anchorId="48AD8BDC" wp14:editId="44DB4EE3">
+                  <wp:extent cx="2611972" cy="2424113"/>
+                  <wp:effectExtent l="0" t="0" r="0" b="0"/>
+                  <wp:docPr id="1946338582" name="图片 4"/>
+                  <wp:cNvGraphicFramePr>
+                    <a:graphicFrameLocks xmlns:a="http://schemas.openxmlformats.org/drawingml/2006/main" noChangeAspect="1"/>
+                  </wp:cNvGraphicFramePr>
+                  <a:graphic xmlns:a="http://schemas.openxmlformats.org/drawingml/2006/main">
+                    <a:graphicData uri="http://schemas.openxmlformats.org/drawingml/2006/picture">
+                      <pic:pic xmlns:pic="http://schemas.openxmlformats.org/drawingml/2006/picture">
+                        <pic:nvPicPr>
+                          <pic:cNvPr id="0" name="Picture 13"/>
+                          <pic:cNvPicPr>
+                            <a:picLocks noChangeAspect="1" noChangeArrowheads="1"/>
+                          </pic:cNvPicPr>
+                        </pic:nvPicPr>
+                        <pic:blipFill rotWithShape="1">
+                          <a:blip r:embed="rId11" cstate="print">
+                            <a:extLst>
+                              <a:ext uri="{28A0092B-C50C-407E-A947-70E740481C1C}">
+                                <a14:useLocalDpi xmlns:a14="http://schemas.microsoft.com/office/drawing/2010/main" val="0"/>
+                              </a:ext>
+                            </a:extLst>
+                          </a:blip>
+                          <a:srcRect t="19002" b="11403"/>
+                          <a:stretch/>
+                        </pic:blipFill>
+                        <pic:spPr bwMode="auto">
+                          <a:xfrm>
+                            <a:off x="0" y="0"/>
+                            <a:ext cx="2641447" cy="2451468"/>
+                          </a:xfrm>
+                          <a:prstGeom prst="rect">
+                            <a:avLst/>
+                          </a:prstGeom>
+                          <a:noFill/>
+                          <a:ln>
+                            <a:noFill/>
+                          </a:ln>
+                          <a:extLst>
+                            <a:ext uri="{53640926-AAD7-44D8-BBD7-CCE9431645EC}">
+                              <a14:shadowObscured xmlns:a14="http://schemas.microsoft.com/office/drawing/2010/main"/>
+                            </a:ext>
+                          </a:extLst>
+                        </pic:spPr>
+                      </pic:pic>
+                    </a:graphicData>
+                  </a:graphic>
+                </wp:inline>
+              </w:drawing>
+            </w:r>
+          </w:p>
+        </w:tc>
+      </w:tr>
+      <w:tr>
+        <w:tc>
+          <w:tcPr>
+            <w:tcW w:w="4508" w:type="dxa"/>
+          </w:tcPr>
+          <w:p>
+            <w:pPr>
+              <w:pStyle w:val="a"/>
+            </w:pPr>
+            <w:r>
+              <w:rPr>
+                <w:rFonts w:hint="eastAsia"/>
+              </w:rPr>
+              <w:t>Grounding</w:t>
+            </w:r>
+          </w:p>
+        </w:tc>
+        <w:tc>
+          <w:tcPr>
+            <w:tcW w:w="4508" w:type="dxa"/>
+          </w:tcPr>
+          <w:p>
+            <w:pPr>
+              <w:pStyle w:val="a"/>
+            </w:pPr>
+            <w:r>
+              <w:rPr>
+                <w:rFonts w:hint="eastAsia"/>
+              </w:rPr>
+              <w:t>Power supply</w:t>
+            </w:r>
+          </w:p>
+        </w:tc>
+      </w:tr>
+    </w:tbl>
+    <w:p>
+      <w:pPr>
+        <w:spacing w:line="360" w:lineRule="auto"/>
+        <w:ind w:firstLineChars="0" w:firstLine="0"/>
+        <w:rPr>
+          <w:rFonts w:eastAsiaTheme="minorEastAsia"/>
+        </w:rPr>
+      </w:pPr>
+    </w:p>
+    <w:p>
+      <w:pPr>
+        <w:spacing w:line="360" w:lineRule="auto"/>
+        <w:ind w:firstLineChars="0" w:firstLine="0"/>
+        <w:rPr>
+          <w:rFonts w:eastAsiaTheme="minorEastAsia"/>
+        </w:rPr>
+      </w:pPr>
+      <w:r>
+        <w:t xml:space="preserve">The program is written using Arduino IDE to obtain the voltage values from the analog pins A0 and </w:t>
+      </w:r>
+      <w:proofErr w:type="gramStart"/>
+      <w:r>
+        <w:t>A1, and</w:t>
+      </w:r>
+      <w:proofErr w:type="gramEnd"/>
+      <w:r>
+        <w:t xml:space="preserve"> convert them to digital values through ADC.</w:t>
       </w:r>
       <w:r>
         <w:t xml:space="preserve"> The principle is as follows</w:t>
@@ -1743,7 +1618,6 @@
           </w:tcPr>
           <w:p>
             <w:pPr>
-              <w:spacing w:line="360" w:lineRule="auto"/>
               <w:ind w:firstLineChars="0" w:firstLine="0"/>
               <w:jc w:val="center"/>
               <w:rPr>
@@ -1758,7 +1632,6 @@
           </w:tcPr>
           <w:p>
             <w:pPr>
-              <w:spacing w:line="360" w:lineRule="auto"/>
               <w:ind w:firstLineChars="0" w:firstLine="0"/>
               <w:jc w:val="center"/>
             </w:pPr>
@@ -1817,14 +1690,22 @@
           </w:tcPr>
           <w:p>
             <w:pPr>
-              <w:spacing w:line="360" w:lineRule="auto"/>
               <w:ind w:firstLineChars="0" w:firstLine="0"/>
             </w:pPr>
             <w:r>
               <w:rPr>
                 <w:rFonts w:hint="eastAsia"/>
               </w:rPr>
-              <w:t>（1）</w:t>
+              <w:t>（</w:t>
+            </w:r>
+            <w:r>
+              <w:t>2</w:t>
+            </w:r>
+            <w:r>
+              <w:rPr>
+                <w:rFonts w:hint="eastAsia"/>
+              </w:rPr>
+              <w:t>）</w:t>
             </w:r>
           </w:p>
         </w:tc>
@@ -1832,7 +1713,6 @@
     </w:tbl>
     <w:p>
       <w:pPr>
-        <w:spacing w:line="360" w:lineRule="auto"/>
         <w:ind w:firstLineChars="0" w:firstLine="0"/>
       </w:pPr>
     </w:p>
@@ -1862,7 +1742,6 @@
           </w:tcPr>
           <w:p>
             <w:pPr>
-              <w:spacing w:line="360" w:lineRule="auto"/>
               <w:ind w:firstLineChars="0" w:firstLine="0"/>
               <w:jc w:val="center"/>
               <w:rPr>
@@ -1883,7 +1762,6 @@
           </w:tcPr>
           <w:p>
             <w:pPr>
-              <w:spacing w:line="360" w:lineRule="auto"/>
               <w:ind w:firstLineChars="0" w:firstLine="0"/>
               <w:jc w:val="center"/>
             </w:pPr>
@@ -1948,14 +1826,22 @@
           </w:tcPr>
           <w:p>
             <w:pPr>
-              <w:spacing w:line="360" w:lineRule="auto"/>
               <w:ind w:firstLineChars="0" w:firstLine="0"/>
             </w:pPr>
             <w:r>
               <w:rPr>
                 <w:rFonts w:hint="eastAsia"/>
               </w:rPr>
-              <w:t>（2）</w:t>
+              <w:t>（</w:t>
+            </w:r>
+            <w:r>
+              <w:t>3</w:t>
+            </w:r>
+            <w:r>
+              <w:rPr>
+                <w:rFonts w:hint="eastAsia"/>
+              </w:rPr>
+              <w:t>）</w:t>
             </w:r>
           </w:p>
         </w:tc>
@@ -1963,7 +1849,6 @@
     </w:tbl>
     <w:p>
       <w:pPr>
-        <w:spacing w:line="360" w:lineRule="auto"/>
         <w:ind w:firstLineChars="0" w:firstLine="0"/>
       </w:pPr>
     </w:p>
@@ -1987,13 +1872,15 @@
         <w:gridCol w:w="816"/>
       </w:tblGrid>
       <w:tr>
+        <w:trPr>
+          <w:trHeight w:val="70"/>
+        </w:trPr>
         <w:tc>
           <w:tcPr>
             <w:tcW w:w="817" w:type="dxa"/>
           </w:tcPr>
           <w:p>
             <w:pPr>
-              <w:spacing w:line="360" w:lineRule="auto"/>
               <w:ind w:firstLineChars="0" w:firstLine="0"/>
               <w:jc w:val="center"/>
             </w:pPr>
@@ -2005,7 +1892,6 @@
           </w:tcPr>
           <w:p>
             <w:pPr>
-              <w:spacing w:line="360" w:lineRule="auto"/>
               <w:ind w:firstLineChars="0" w:firstLine="0"/>
               <w:jc w:val="center"/>
             </w:pPr>
@@ -2070,14 +1956,22 @@
           </w:tcPr>
           <w:p>
             <w:pPr>
-              <w:spacing w:line="360" w:lineRule="auto"/>
               <w:ind w:firstLineChars="0" w:firstLine="0"/>
             </w:pPr>
             <w:r>
               <w:rPr>
                 <w:rFonts w:hint="eastAsia"/>
               </w:rPr>
-              <w:t>（3）</w:t>
+              <w:t>（</w:t>
+            </w:r>
+            <w:r>
+              <w:t>4</w:t>
+            </w:r>
+            <w:r>
+              <w:rPr>
+                <w:rFonts w:hint="eastAsia"/>
+              </w:rPr>
+              <w:t>）</w:t>
             </w:r>
           </w:p>
         </w:tc>
@@ -2101,11 +1995,8 @@
         </w:rPr>
       </w:pPr>
       <w:r>
-        <w:t xml:space="preserve">Finally, get the corresponding sensorValue1 and sensorValue2 from the IDE's Serial Monitor. Then, using a sixth-order polynomial fitting, 300 points are inserted between the two data </w:t>
-      </w:r>
-      <w:r>
         <w:lastRenderedPageBreak/>
-        <w:t>points to obtain a smooth curve.</w:t>
+        <w:t>Finally, get the corresponding sensorValue1 and sensorValue2 from the IDE's Serial Monitor. Then, using a sixth-order polynomial fitting, 300 points are inserted between the two data points to obtain a smooth curve.</w:t>
       </w:r>
       <w:r>
         <w:t xml:space="preserve"> The drawing of the image in the following experiments will use the same method, so we will not repeat it.</w:t>
@@ -2384,10 +2275,11 @@
           <w:rFonts w:eastAsiaTheme="minorEastAsia"/>
           <w:noProof/>
         </w:rPr>
+        <w:lastRenderedPageBreak/>
         <w:drawing>
-          <wp:inline distT="0" distB="0" distL="0" distR="0" wp14:anchorId="7E6E1AB6" wp14:editId="50EA80EB">
-            <wp:extent cx="4305300" cy="2497626"/>
-            <wp:effectExtent l="0" t="0" r="0" b="0"/>
+          <wp:inline distT="0" distB="0" distL="0" distR="0" wp14:anchorId="7E6E1AB6" wp14:editId="120E1D52">
+            <wp:extent cx="2639704" cy="2482215"/>
+            <wp:effectExtent l="0" t="0" r="1905" b="0"/>
             <wp:docPr id="1473125329" name="图片 1"/>
             <wp:cNvGraphicFramePr>
               <a:graphicFrameLocks xmlns:a="http://schemas.openxmlformats.org/drawingml/2006/main" noChangeAspect="1"/>
@@ -2399,464 +2291,19 @@
                     <pic:cNvPr id="1473125329" name=""/>
                     <pic:cNvPicPr/>
                   </pic:nvPicPr>
-                  <pic:blipFill>
+                  <pic:blipFill rotWithShape="1">
                     <a:blip r:embed="rId14"/>
-                    <a:stretch>
-                      <a:fillRect/>
-                    </a:stretch>
-                  </pic:blipFill>
-                  <pic:spPr>
-                    <a:xfrm>
-                      <a:off x="0" y="0"/>
-                      <a:ext cx="4331499" cy="2512825"/>
-                    </a:xfrm>
-                    <a:prstGeom prst="rect">
-                      <a:avLst/>
-                    </a:prstGeom>
-                  </pic:spPr>
-                </pic:pic>
-              </a:graphicData>
-            </a:graphic>
-          </wp:inline>
-        </w:drawing>
-      </w:r>
-    </w:p>
-    <w:p>
-      <w:pPr>
-        <w:pStyle w:val="a"/>
-      </w:pPr>
-      <w:r>
-        <w:rPr>
-          <w:rFonts w:hint="eastAsia"/>
-        </w:rPr>
-        <w:lastRenderedPageBreak/>
-        <w:t>270</w:t>
-      </w:r>
-      <w:r>
-        <w:t>Ω</w:t>
-      </w:r>
-      <w:r>
-        <w:rPr>
-          <w:rFonts w:hint="eastAsia"/>
-        </w:rPr>
-        <w:t xml:space="preserve"> grounding</w:t>
-      </w:r>
-    </w:p>
-    <w:p>
-      <w:pPr>
-        <w:pStyle w:val="af4"/>
-        <w:numPr>
-          <w:ilvl w:val="0"/>
-          <w:numId w:val="21"/>
-        </w:numPr>
-        <w:spacing w:line="360" w:lineRule="auto"/>
-        <w:ind w:left="0" w:firstLineChars="0" w:firstLine="0"/>
-        <w:rPr>
-          <w:rFonts w:eastAsiaTheme="minorEastAsia"/>
-          <w:b/>
-          <w:bCs/>
-        </w:rPr>
-      </w:pPr>
-      <w:r>
-        <w:rPr>
-          <w:rFonts w:hint="eastAsia"/>
-          <w:b/>
-          <w:bCs/>
-          <w:noProof/>
-        </w:rPr>
-        <w:drawing>
-          <wp:anchor distT="0" distB="0" distL="114300" distR="114300" simplePos="0" relativeHeight="251660288" behindDoc="0" locked="0" layoutInCell="1" allowOverlap="1" wp14:anchorId="537FECA6" wp14:editId="5A7F58D4">
-            <wp:simplePos x="0" y="0"/>
-            <wp:positionH relativeFrom="column">
-              <wp:posOffset>1742440</wp:posOffset>
-            </wp:positionH>
-            <wp:positionV relativeFrom="paragraph">
-              <wp:posOffset>273050</wp:posOffset>
-            </wp:positionV>
-            <wp:extent cx="2676525" cy="2599690"/>
-            <wp:effectExtent l="0" t="0" r="9525" b="0"/>
-            <wp:wrapTopAndBottom/>
-            <wp:docPr id="359854350" name="图片 3"/>
-            <wp:cNvGraphicFramePr>
-              <a:graphicFrameLocks xmlns:a="http://schemas.openxmlformats.org/drawingml/2006/main" noChangeAspect="1"/>
-            </wp:cNvGraphicFramePr>
-            <a:graphic xmlns:a="http://schemas.openxmlformats.org/drawingml/2006/main">
-              <a:graphicData uri="http://schemas.openxmlformats.org/drawingml/2006/picture">
-                <pic:pic xmlns:pic="http://schemas.openxmlformats.org/drawingml/2006/picture">
-                  <pic:nvPicPr>
-                    <pic:cNvPr id="0" name="Picture 8"/>
-                    <pic:cNvPicPr>
-                      <a:picLocks noChangeAspect="1" noChangeArrowheads="1"/>
-                    </pic:cNvPicPr>
-                  </pic:nvPicPr>
-                  <pic:blipFill rotWithShape="1">
-                    <a:blip r:embed="rId15" cstate="print">
-                      <a:extLst>
-                        <a:ext uri="{28A0092B-C50C-407E-A947-70E740481C1C}">
-                          <a14:useLocalDpi xmlns:a14="http://schemas.microsoft.com/office/drawing/2010/main" val="0"/>
-                        </a:ext>
-                      </a:extLst>
-                    </a:blip>
-                    <a:srcRect t="18867" b="8308"/>
+                    <a:srcRect l="20138" t="516" r="18485" b="1"/>
                     <a:stretch/>
                   </pic:blipFill>
                   <pic:spPr bwMode="auto">
                     <a:xfrm>
                       <a:off x="0" y="0"/>
-                      <a:ext cx="2676525" cy="2599690"/>
+                      <a:ext cx="2639704" cy="2482215"/>
                     </a:xfrm>
                     <a:prstGeom prst="rect">
                       <a:avLst/>
                     </a:prstGeom>
-                    <a:noFill/>
-                    <a:ln>
-                      <a:noFill/>
-                    </a:ln>
-                    <a:extLst>
-                      <a:ext uri="{53640926-AAD7-44D8-BBD7-CCE9431645EC}">
-                        <a14:shadowObscured xmlns:a14="http://schemas.microsoft.com/office/drawing/2010/main"/>
-                      </a:ext>
-                    </a:extLst>
-                  </pic:spPr>
-                </pic:pic>
-              </a:graphicData>
-            </a:graphic>
-          </wp:anchor>
-        </w:drawing>
-      </w:r>
-      <w:r>
-        <w:rPr>
-          <w:b/>
-          <w:bCs/>
-        </w:rPr>
-        <w:t>Voltage divider resistance of</w:t>
-      </w:r>
-      <w:r>
-        <w:rPr>
-          <w:rFonts w:hint="eastAsia"/>
-          <w:b/>
-          <w:bCs/>
-        </w:rPr>
-        <w:t xml:space="preserve"> </w:t>
-      </w:r>
-      <w:r>
-        <w:rPr>
-          <w:rFonts w:hint="eastAsia"/>
-          <w:b/>
-          <w:bCs/>
-        </w:rPr>
-        <w:t>1k</w:t>
-      </w:r>
-      <w:r>
-        <w:rPr>
-          <w:b/>
-          <w:bCs/>
-        </w:rPr>
-        <w:t>Ω</w:t>
-      </w:r>
-    </w:p>
-    <w:p>
-      <w:pPr>
-        <w:pStyle w:val="a"/>
-      </w:pPr>
-      <w:r>
-        <w:rPr>
-          <w:rFonts w:hint="eastAsia"/>
-        </w:rPr>
-        <w:t>1k</w:t>
-      </w:r>
-      <w:r>
-        <w:t>Ω</w:t>
-      </w:r>
-      <w:r>
-        <w:rPr>
-          <w:rFonts w:hint="eastAsia"/>
-        </w:rPr>
-        <w:t xml:space="preserve"> grounding</w:t>
-      </w:r>
-    </w:p>
-    <w:p>
-      <w:pPr>
-        <w:pStyle w:val="af4"/>
-        <w:numPr>
-          <w:ilvl w:val="0"/>
-          <w:numId w:val="21"/>
-        </w:numPr>
-        <w:spacing w:line="360" w:lineRule="auto"/>
-        <w:ind w:left="0" w:firstLineChars="0" w:firstLine="0"/>
-        <w:rPr>
-          <w:b/>
-          <w:bCs/>
-        </w:rPr>
-      </w:pPr>
-      <w:r>
-        <w:rPr>
-          <w:rFonts w:eastAsiaTheme="minorEastAsia" w:hint="eastAsia"/>
-          <w:b/>
-          <w:bCs/>
-          <w:noProof/>
-        </w:rPr>
-        <w:drawing>
-          <wp:anchor distT="0" distB="0" distL="114300" distR="114300" simplePos="0" relativeHeight="251658240" behindDoc="0" locked="0" layoutInCell="1" allowOverlap="1" wp14:anchorId="7B25F9C8" wp14:editId="03BEEFD2">
-            <wp:simplePos x="0" y="0"/>
-            <wp:positionH relativeFrom="column">
-              <wp:posOffset>1918970</wp:posOffset>
-            </wp:positionH>
-            <wp:positionV relativeFrom="paragraph">
-              <wp:posOffset>67945</wp:posOffset>
-            </wp:positionV>
-            <wp:extent cx="2296160" cy="2602230"/>
-            <wp:effectExtent l="0" t="635" r="8255" b="8255"/>
-            <wp:wrapTopAndBottom/>
-            <wp:docPr id="502025918" name="图片 2"/>
-            <wp:cNvGraphicFramePr>
-              <a:graphicFrameLocks xmlns:a="http://schemas.openxmlformats.org/drawingml/2006/main" noChangeAspect="1"/>
-            </wp:cNvGraphicFramePr>
-            <a:graphic xmlns:a="http://schemas.openxmlformats.org/drawingml/2006/main">
-              <a:graphicData uri="http://schemas.openxmlformats.org/drawingml/2006/picture">
-                <pic:pic xmlns:pic="http://schemas.openxmlformats.org/drawingml/2006/picture">
-                  <pic:nvPicPr>
-                    <pic:cNvPr id="0" name="Picture 6"/>
-                    <pic:cNvPicPr>
-                      <a:picLocks noChangeAspect="1" noChangeArrowheads="1"/>
-                    </pic:cNvPicPr>
-                  </pic:nvPicPr>
-                  <pic:blipFill rotWithShape="1">
-                    <a:blip r:embed="rId16" cstate="print">
-                      <a:extLst>
-                        <a:ext uri="{28A0092B-C50C-407E-A947-70E740481C1C}">
-                          <a14:useLocalDpi xmlns:a14="http://schemas.microsoft.com/office/drawing/2010/main" val="0"/>
-                        </a:ext>
-                      </a:extLst>
-                    </a:blip>
-                    <a:srcRect l="20001" r="13823"/>
-                    <a:stretch/>
-                  </pic:blipFill>
-                  <pic:spPr bwMode="auto">
-                    <a:xfrm rot="5400000">
-                      <a:off x="0" y="0"/>
-                      <a:ext cx="2296160" cy="2602230"/>
-                    </a:xfrm>
-                    <a:prstGeom prst="rect">
-                      <a:avLst/>
-                    </a:prstGeom>
-                    <a:noFill/>
-                    <a:ln>
-                      <a:noFill/>
-                    </a:ln>
-                    <a:extLst>
-                      <a:ext uri="{53640926-AAD7-44D8-BBD7-CCE9431645EC}">
-                        <a14:shadowObscured xmlns:a14="http://schemas.microsoft.com/office/drawing/2010/main"/>
-                      </a:ext>
-                    </a:extLst>
-                  </pic:spPr>
-                </pic:pic>
-              </a:graphicData>
-            </a:graphic>
-            <wp14:sizeRelH relativeFrom="page">
-              <wp14:pctWidth>0</wp14:pctWidth>
-            </wp14:sizeRelH>
-            <wp14:sizeRelV relativeFrom="page">
-              <wp14:pctHeight>0</wp14:pctHeight>
-            </wp14:sizeRelV>
-          </wp:anchor>
-        </w:drawing>
-      </w:r>
-      <w:r>
-        <w:rPr>
-          <w:b/>
-          <w:bCs/>
-        </w:rPr>
-        <w:t>Voltage divider resistance of</w:t>
-      </w:r>
-      <w:r>
-        <w:rPr>
-          <w:rFonts w:hint="eastAsia"/>
-          <w:b/>
-          <w:bCs/>
-        </w:rPr>
-        <w:t xml:space="preserve"> </w:t>
-      </w:r>
-      <w:r>
-        <w:rPr>
-          <w:rFonts w:hint="eastAsia"/>
-          <w:b/>
-          <w:bCs/>
-        </w:rPr>
-        <w:t>10k</w:t>
-      </w:r>
-      <w:r>
-        <w:rPr>
-          <w:b/>
-          <w:bCs/>
-        </w:rPr>
-        <w:t>Ω</w:t>
-      </w:r>
-      <w:r>
-        <w:rPr>
-          <w:rFonts w:ascii="宋体" w:eastAsia="宋体" w:hAnsi="宋体" w:cs="宋体" w:hint="eastAsia"/>
-          <w:b/>
-          <w:bCs/>
-        </w:rPr>
-        <w:t>：</w:t>
-      </w:r>
-    </w:p>
-    <w:p>
-      <w:pPr>
-        <w:pStyle w:val="a"/>
-      </w:pPr>
-      <w:r>
-        <w:rPr>
-          <w:rFonts w:hint="eastAsia"/>
-        </w:rPr>
-        <w:t>10k</w:t>
-      </w:r>
-      <w:r>
-        <w:t>Ω</w:t>
-      </w:r>
-      <w:r>
-        <w:rPr>
-          <w:rFonts w:hint="eastAsia"/>
-        </w:rPr>
-        <w:t xml:space="preserve"> grounding</w:t>
-      </w:r>
-    </w:p>
-    <w:p>
-      <w:pPr>
-        <w:spacing w:line="360" w:lineRule="auto"/>
-        <w:ind w:firstLineChars="0" w:firstLine="0"/>
-        <w:rPr>
-          <w:rFonts w:eastAsia="宋体"/>
-        </w:rPr>
-      </w:pPr>
-      <w:r>
-        <w:rPr>
-          <w:rFonts w:eastAsia="宋体"/>
-        </w:rPr>
-        <w:t>After obtaining the value of the voltage on the analog pin A0 after</w:t>
-      </w:r>
-      <w:r>
-        <w:rPr>
-          <w:rFonts w:eastAsia="宋体" w:hint="eastAsia"/>
-        </w:rPr>
-        <w:t xml:space="preserve"> </w:t>
-      </w:r>
-      <w:r>
-        <w:rPr>
-          <w:rFonts w:eastAsia="宋体"/>
-        </w:rPr>
-        <w:t>ADC, the polar differences are calculated and compared.</w:t>
-      </w:r>
-    </w:p>
-    <w:p>
-      <w:pPr>
-        <w:spacing w:line="360" w:lineRule="auto"/>
-        <w:ind w:firstLineChars="0" w:firstLine="0"/>
-        <w:rPr>
-          <w:rFonts w:eastAsia="宋体"/>
-        </w:rPr>
-      </w:pPr>
-    </w:p>
-    <w:p>
-      <w:pPr>
-        <w:pStyle w:val="2"/>
-        <w:spacing w:line="360" w:lineRule="auto"/>
-        <w:rPr>
-          <w:rFonts w:eastAsia="宋体"/>
-          <w:sz w:val="24"/>
-          <w:szCs w:val="24"/>
-        </w:rPr>
-      </w:pPr>
-      <w:r>
-        <w:rPr>
-          <w:sz w:val="24"/>
-          <w:szCs w:val="24"/>
-        </w:rPr>
-        <w:t>Experiment 4: Investigating the Resistance Difference Between Two LDRs Under Identical Light Conditions</w:t>
-      </w:r>
-    </w:p>
-    <w:p>
-      <w:pPr>
-        <w:spacing w:line="360" w:lineRule="auto"/>
-        <w:ind w:firstLineChars="0" w:firstLine="0"/>
-        <w:rPr>
-          <w:rFonts w:eastAsia="宋体"/>
-        </w:rPr>
-      </w:pPr>
-      <w:r>
-        <w:rPr>
-          <w:rFonts w:eastAsia="宋体"/>
-        </w:rPr>
-        <w:t>This experiment can be further divided into two sub-experiments: LDR1 &amp;amp; LDR2 both connected to ground, and LDR1 &amp;amp; LDR2 both connected to the power supply.</w:t>
-      </w:r>
-    </w:p>
-    <w:p>
-      <w:pPr>
-        <w:spacing w:line="360" w:lineRule="auto"/>
-        <w:ind w:firstLineChars="0" w:firstLine="0"/>
-        <w:rPr>
-          <w:rFonts w:eastAsia="宋体"/>
-        </w:rPr>
-      </w:pPr>
-      <w:r>
-        <w:rPr>
-          <w:rFonts w:eastAsia="宋体"/>
-        </w:rPr>
-        <w:t>LDR1 and LDR2 are placed in separate circuits with a controlled variable, keeping the voltage and the voltage divider resistors consistent.</w:t>
-      </w:r>
-    </w:p>
-    <w:p>
-      <w:pPr>
-        <w:spacing w:line="360" w:lineRule="auto"/>
-        <w:ind w:firstLineChars="0" w:firstLine="0"/>
-        <w:jc w:val="center"/>
-        <w:rPr>
-          <w:rFonts w:eastAsiaTheme="minorEastAsia"/>
-        </w:rPr>
-      </w:pPr>
-      <w:r>
-        <w:rPr>
-          <w:rFonts w:hint="eastAsia"/>
-          <w:noProof/>
-        </w:rPr>
-        <w:lastRenderedPageBreak/>
-        <w:drawing>
-          <wp:inline distT="0" distB="0" distL="0" distR="0" wp14:anchorId="46DB43F5" wp14:editId="4BC3FCFB">
-            <wp:extent cx="2871235" cy="2328228"/>
-            <wp:effectExtent l="0" t="0" r="5715" b="0"/>
-            <wp:docPr id="481504733" name="图片 2"/>
-            <wp:cNvGraphicFramePr>
-              <a:graphicFrameLocks xmlns:a="http://schemas.openxmlformats.org/drawingml/2006/main" noChangeAspect="1"/>
-            </wp:cNvGraphicFramePr>
-            <a:graphic xmlns:a="http://schemas.openxmlformats.org/drawingml/2006/main">
-              <a:graphicData uri="http://schemas.openxmlformats.org/drawingml/2006/picture">
-                <pic:pic xmlns:pic="http://schemas.openxmlformats.org/drawingml/2006/picture">
-                  <pic:nvPicPr>
-                    <pic:cNvPr id="0" name="Picture 6"/>
-                    <pic:cNvPicPr>
-                      <a:picLocks noChangeAspect="1" noChangeArrowheads="1"/>
-                    </pic:cNvPicPr>
-                  </pic:nvPicPr>
-                  <pic:blipFill rotWithShape="1">
-                    <a:blip r:embed="rId17" cstate="print">
-                      <a:extLst>
-                        <a:ext uri="{28A0092B-C50C-407E-A947-70E740481C1C}">
-                          <a14:useLocalDpi xmlns:a14="http://schemas.microsoft.com/office/drawing/2010/main" val="0"/>
-                        </a:ext>
-                      </a:extLst>
-                    </a:blip>
-                    <a:srcRect t="27821" b="11373"/>
-                    <a:stretch/>
-                  </pic:blipFill>
-                  <pic:spPr bwMode="auto">
-                    <a:xfrm>
-                      <a:off x="0" y="0"/>
-                      <a:ext cx="2888709" cy="2342398"/>
-                    </a:xfrm>
-                    <a:prstGeom prst="rect">
-                      <a:avLst/>
-                    </a:prstGeom>
-                    <a:noFill/>
                     <a:ln>
                       <a:noFill/>
                     </a:ln>
@@ -2878,37 +2325,92 @@
         <w:pStyle w:val="a"/>
       </w:pPr>
       <w:r>
-        <w:t>B</w:t>
-      </w:r>
-      <w:r>
         <w:rPr>
           <w:rFonts w:hint="eastAsia"/>
         </w:rPr>
-        <w:t>oth power supply</w:t>
-      </w:r>
-    </w:p>
-    <w:p>
-      <w:pPr>
-        <w:widowControl/>
-        <w:spacing w:line="360" w:lineRule="auto"/>
-        <w:ind w:firstLineChars="0" w:firstLine="0"/>
+        <w:t>270</w:t>
+      </w:r>
+      <w:r>
+        <w:t>Ω</w:t>
+      </w:r>
+      <w:r>
+        <w:rPr>
+          <w:rFonts w:hint="eastAsia"/>
+        </w:rPr>
+        <w:t xml:space="preserve"> grounding</w:t>
+      </w:r>
+    </w:p>
+    <w:p>
+      <w:pPr>
+        <w:pStyle w:val="af4"/>
+        <w:numPr>
+          <w:ilvl w:val="0"/>
+          <w:numId w:val="21"/>
+        </w:numPr>
+        <w:spacing w:line="360" w:lineRule="auto"/>
+        <w:ind w:left="0" w:firstLineChars="0" w:firstLine="0"/>
+        <w:rPr>
+          <w:rFonts w:eastAsiaTheme="minorEastAsia"/>
+          <w:b/>
+          <w:bCs/>
+        </w:rPr>
+      </w:pPr>
+      <w:r>
+        <w:rPr>
+          <w:b/>
+          <w:bCs/>
+        </w:rPr>
+        <w:t>Voltage divider resistance of</w:t>
+      </w:r>
+      <w:r>
+        <w:rPr>
+          <w:rFonts w:hint="eastAsia"/>
+          <w:b/>
+          <w:bCs/>
+        </w:rPr>
+        <w:t xml:space="preserve"> </w:t>
+      </w:r>
+      <w:r>
+        <w:rPr>
+          <w:rFonts w:hint="eastAsia"/>
+          <w:b/>
+          <w:bCs/>
+        </w:rPr>
+        <w:t>1k</w:t>
+      </w:r>
+      <w:r>
+        <w:rPr>
+          <w:b/>
+          <w:bCs/>
+        </w:rPr>
+        <w:t>Ω</w:t>
+      </w:r>
+    </w:p>
+    <w:p>
+      <w:pPr>
+        <w:pStyle w:val="af4"/>
+        <w:spacing w:line="360" w:lineRule="auto"/>
+        <w:ind w:left="0" w:firstLineChars="0" w:firstLine="0"/>
         <w:jc w:val="center"/>
         <w:rPr>
-          <w:rFonts w:ascii="宋体" w:eastAsia="宋体" w:hAnsi="宋体" w:cs="宋体"/>
-          <w:kern w:val="0"/>
+          <w:rFonts w:eastAsiaTheme="minorEastAsia"/>
+          <w:b/>
+          <w:bCs/>
+        </w:rPr>
+      </w:pPr>
+      <w:r>
+        <w:rPr>
+          <w:rFonts w:eastAsiaTheme="minorEastAsia"/>
+          <w:b/>
+          <w:bCs/>
+          <w:noProof/>
           <w14:ligatures w14:val="none"/>
         </w:rPr>
-      </w:pPr>
-      <w:r>
-        <w:rPr>
-          <w:rFonts w:eastAsia="宋体" w:hint="eastAsia"/>
-          <w:noProof/>
-        </w:rPr>
         <w:drawing>
-          <wp:inline distT="0" distB="0" distL="0" distR="0" wp14:anchorId="6D3B170C" wp14:editId="75B56A82">
-            <wp:extent cx="3071695" cy="2490787"/>
-            <wp:effectExtent l="0" t="0" r="0" b="5080"/>
-            <wp:docPr id="438160263" name="图片 3"/>
+          <wp:inline distT="0" distB="0" distL="0" distR="0" wp14:anchorId="3909BACC" wp14:editId="79EC9C26">
+            <wp:extent cx="2639597" cy="2488758"/>
+            <wp:effectExtent l="0" t="0" r="2540" b="635"/>
+            <wp:docPr id="1951481344" name="图片 1" descr="一些电子设备&#10;&#10;AI 生成的内容可能不正确。"/>
             <wp:cNvGraphicFramePr>
               <a:graphicFrameLocks xmlns:a="http://schemas.openxmlformats.org/drawingml/2006/main" noChangeAspect="1"/>
             </wp:cNvGraphicFramePr>
@@ -2916,31 +2418,28 @@
               <a:graphicData uri="http://schemas.openxmlformats.org/drawingml/2006/picture">
                 <pic:pic xmlns:pic="http://schemas.openxmlformats.org/drawingml/2006/picture">
                   <pic:nvPicPr>
-                    <pic:cNvPr id="0" name="Picture 8"/>
-                    <pic:cNvPicPr>
-                      <a:picLocks noChangeAspect="1" noChangeArrowheads="1"/>
-                    </pic:cNvPicPr>
+                    <pic:cNvPr id="1951481344" name="图片 1" descr="一些电子设备&#10;&#10;AI 生成的内容可能不正确。"/>
+                    <pic:cNvPicPr/>
                   </pic:nvPicPr>
                   <pic:blipFill rotWithShape="1">
-                    <a:blip r:embed="rId18" cstate="print">
+                    <a:blip r:embed="rId15" cstate="print">
                       <a:extLst>
                         <a:ext uri="{28A0092B-C50C-407E-A947-70E740481C1C}">
                           <a14:useLocalDpi xmlns:a14="http://schemas.microsoft.com/office/drawing/2010/main" val="0"/>
                         </a:ext>
                       </a:extLst>
                     </a:blip>
-                    <a:srcRect t="21332" b="17862"/>
+                    <a:srcRect t="15798" b="13460"/>
                     <a:stretch/>
                   </pic:blipFill>
                   <pic:spPr bwMode="auto">
                     <a:xfrm>
                       <a:off x="0" y="0"/>
-                      <a:ext cx="3081264" cy="2498546"/>
+                      <a:ext cx="2697424" cy="2543280"/>
                     </a:xfrm>
                     <a:prstGeom prst="rect">
                       <a:avLst/>
                     </a:prstGeom>
-                    <a:noFill/>
                     <a:ln>
                       <a:noFill/>
                     </a:ln>
@@ -2962,15 +2461,458 @@
         <w:pStyle w:val="a"/>
       </w:pPr>
       <w:r>
-        <w:t>B</w:t>
-      </w:r>
-      <w:r>
         <w:rPr>
           <w:rFonts w:hint="eastAsia"/>
         </w:rPr>
-        <w:t>oth grounding</w:t>
-      </w:r>
-    </w:p>
+        <w:t>1k</w:t>
+      </w:r>
+      <w:r>
+        <w:t>Ω</w:t>
+      </w:r>
+      <w:r>
+        <w:rPr>
+          <w:rFonts w:hint="eastAsia"/>
+        </w:rPr>
+        <w:t xml:space="preserve"> grounding</w:t>
+      </w:r>
+    </w:p>
+    <w:p>
+      <w:pPr>
+        <w:pStyle w:val="af4"/>
+        <w:numPr>
+          <w:ilvl w:val="0"/>
+          <w:numId w:val="21"/>
+        </w:numPr>
+        <w:spacing w:line="360" w:lineRule="auto"/>
+        <w:ind w:left="0" w:firstLineChars="0" w:firstLine="0"/>
+        <w:rPr>
+          <w:b/>
+          <w:bCs/>
+        </w:rPr>
+      </w:pPr>
+      <w:r>
+        <w:rPr>
+          <w:b/>
+          <w:bCs/>
+        </w:rPr>
+        <w:t>Voltage divider resistance of</w:t>
+      </w:r>
+      <w:r>
+        <w:rPr>
+          <w:rFonts w:hint="eastAsia"/>
+          <w:b/>
+          <w:bCs/>
+        </w:rPr>
+        <w:t xml:space="preserve"> </w:t>
+      </w:r>
+      <w:r>
+        <w:rPr>
+          <w:rFonts w:hint="eastAsia"/>
+          <w:b/>
+          <w:bCs/>
+        </w:rPr>
+        <w:t>10k</w:t>
+      </w:r>
+      <w:r>
+        <w:rPr>
+          <w:b/>
+          <w:bCs/>
+        </w:rPr>
+        <w:t>Ω</w:t>
+      </w:r>
+      <w:r>
+        <w:rPr>
+          <w:rFonts w:ascii="宋体" w:eastAsia="宋体" w:hAnsi="宋体" w:cs="宋体" w:hint="eastAsia"/>
+          <w:b/>
+          <w:bCs/>
+        </w:rPr>
+        <w:t>：</w:t>
+      </w:r>
+    </w:p>
+    <w:p>
+      <w:pPr>
+        <w:pStyle w:val="af4"/>
+        <w:spacing w:line="360" w:lineRule="auto"/>
+        <w:ind w:left="0" w:firstLineChars="0" w:firstLine="0"/>
+        <w:jc w:val="center"/>
+        <w:rPr>
+          <w:b/>
+          <w:bCs/>
+        </w:rPr>
+      </w:pPr>
+      <w:r>
+        <w:rPr>
+          <w:b/>
+          <w:bCs/>
+          <w:noProof/>
+          <w14:ligatures w14:val="none"/>
+        </w:rPr>
+        <w:drawing>
+          <wp:inline distT="0" distB="0" distL="0" distR="0" wp14:anchorId="191B3C58" wp14:editId="1F78D769">
+            <wp:extent cx="2471013" cy="2634602"/>
+            <wp:effectExtent l="0" t="5397" r="317" b="318"/>
+            <wp:docPr id="713951873" name="图片 2" descr="桌子上放满了不同类型的电子产品&#10;&#10;AI 生成的内容可能不正确。"/>
+            <wp:cNvGraphicFramePr>
+              <a:graphicFrameLocks xmlns:a="http://schemas.openxmlformats.org/drawingml/2006/main" noChangeAspect="1"/>
+            </wp:cNvGraphicFramePr>
+            <a:graphic xmlns:a="http://schemas.openxmlformats.org/drawingml/2006/main">
+              <a:graphicData uri="http://schemas.openxmlformats.org/drawingml/2006/picture">
+                <pic:pic xmlns:pic="http://schemas.openxmlformats.org/drawingml/2006/picture">
+                  <pic:nvPicPr>
+                    <pic:cNvPr id="713951873" name="图片 2" descr="桌子上放满了不同类型的电子产品&#10;&#10;AI 生成的内容可能不正确。"/>
+                    <pic:cNvPicPr/>
+                  </pic:nvPicPr>
+                  <pic:blipFill rotWithShape="1">
+                    <a:blip r:embed="rId16" cstate="print">
+                      <a:extLst>
+                        <a:ext uri="{28A0092B-C50C-407E-A947-70E740481C1C}">
+                          <a14:useLocalDpi xmlns:a14="http://schemas.microsoft.com/office/drawing/2010/main" val="0"/>
+                        </a:ext>
+                      </a:extLst>
+                    </a:blip>
+                    <a:srcRect l="18875" t="6219" r="17356" b="3126"/>
+                    <a:stretch/>
+                  </pic:blipFill>
+                  <pic:spPr bwMode="auto">
+                    <a:xfrm rot="5400000">
+                      <a:off x="0" y="0"/>
+                      <a:ext cx="2472064" cy="2635723"/>
+                    </a:xfrm>
+                    <a:prstGeom prst="rect">
+                      <a:avLst/>
+                    </a:prstGeom>
+                    <a:ln>
+                      <a:noFill/>
+                    </a:ln>
+                    <a:extLst>
+                      <a:ext uri="{53640926-AAD7-44D8-BBD7-CCE9431645EC}">
+                        <a14:shadowObscured xmlns:a14="http://schemas.microsoft.com/office/drawing/2010/main"/>
+                      </a:ext>
+                    </a:extLst>
+                  </pic:spPr>
+                </pic:pic>
+              </a:graphicData>
+            </a:graphic>
+          </wp:inline>
+        </w:drawing>
+      </w:r>
+    </w:p>
+    <w:p>
+      <w:pPr>
+        <w:pStyle w:val="a"/>
+      </w:pPr>
+      <w:r>
+        <w:rPr>
+          <w:rFonts w:hint="eastAsia"/>
+        </w:rPr>
+        <w:t>10k</w:t>
+      </w:r>
+      <w:r>
+        <w:t>Ω</w:t>
+      </w:r>
+      <w:r>
+        <w:rPr>
+          <w:rFonts w:hint="eastAsia"/>
+        </w:rPr>
+        <w:t xml:space="preserve"> grounding</w:t>
+      </w:r>
+    </w:p>
+    <w:p>
+      <w:pPr>
+        <w:spacing w:line="360" w:lineRule="auto"/>
+        <w:ind w:firstLineChars="0" w:firstLine="0"/>
+        <w:rPr>
+          <w:rFonts w:eastAsia="宋体"/>
+        </w:rPr>
+      </w:pPr>
+      <w:r>
+        <w:rPr>
+          <w:rFonts w:eastAsia="宋体"/>
+        </w:rPr>
+        <w:t>After obtaining the value of the voltage on the analog pin A0 after</w:t>
+      </w:r>
+      <w:r>
+        <w:rPr>
+          <w:rFonts w:eastAsia="宋体" w:hint="eastAsia"/>
+        </w:rPr>
+        <w:t xml:space="preserve"> </w:t>
+      </w:r>
+      <w:r>
+        <w:rPr>
+          <w:rFonts w:eastAsia="宋体"/>
+        </w:rPr>
+        <w:t xml:space="preserve">ADC, the polar differences </w:t>
+      </w:r>
+      <w:r>
+        <w:rPr>
+          <w:rFonts w:eastAsia="宋体"/>
+        </w:rPr>
+        <w:lastRenderedPageBreak/>
+        <w:t>are calculated and compared.</w:t>
+      </w:r>
+    </w:p>
+    <w:p>
+      <w:pPr>
+        <w:spacing w:line="360" w:lineRule="auto"/>
+        <w:ind w:firstLineChars="0" w:firstLine="0"/>
+        <w:rPr>
+          <w:rFonts w:eastAsia="宋体"/>
+        </w:rPr>
+      </w:pPr>
+    </w:p>
+    <w:p>
+      <w:pPr>
+        <w:pStyle w:val="2"/>
+        <w:spacing w:line="360" w:lineRule="auto"/>
+        <w:rPr>
+          <w:rFonts w:eastAsia="宋体"/>
+          <w:sz w:val="24"/>
+          <w:szCs w:val="24"/>
+        </w:rPr>
+      </w:pPr>
+      <w:r>
+        <w:rPr>
+          <w:sz w:val="24"/>
+          <w:szCs w:val="24"/>
+        </w:rPr>
+        <w:t>Experiment 4: Investigating the Resistance Difference Between Two LDRs Under Identical Light Conditions</w:t>
+      </w:r>
+    </w:p>
+    <w:p>
+      <w:pPr>
+        <w:spacing w:line="360" w:lineRule="auto"/>
+        <w:ind w:firstLineChars="0" w:firstLine="0"/>
+        <w:rPr>
+          <w:rFonts w:eastAsia="宋体"/>
+        </w:rPr>
+      </w:pPr>
+      <w:r>
+        <w:rPr>
+          <w:rFonts w:eastAsia="宋体"/>
+        </w:rPr>
+        <w:t>This experiment can be further divided into two sub-experiments: LDR1 &amp;amp; LDR2 both connected to ground, and LDR1 &amp;amp; LDR2 both connected to the power supply.</w:t>
+      </w:r>
+    </w:p>
+    <w:p>
+      <w:pPr>
+        <w:spacing w:line="360" w:lineRule="auto"/>
+        <w:ind w:firstLineChars="0" w:firstLine="0"/>
+        <w:rPr>
+          <w:rFonts w:eastAsia="宋体"/>
+        </w:rPr>
+      </w:pPr>
+      <w:r>
+        <w:rPr>
+          <w:rFonts w:eastAsia="宋体"/>
+        </w:rPr>
+        <w:t>LDR1 and LDR2 are placed in separate circuits with a controlled variable, keeping the voltage and the voltage divider resistors consistent.</w:t>
+      </w:r>
+    </w:p>
+    <w:tbl>
+      <w:tblPr>
+        <w:tblStyle w:val="ae"/>
+        <w:tblW w:w="0" w:type="auto"/>
+        <w:tblBorders>
+          <w:top w:val="none" w:sz="0" w:space="0" w:color="auto"/>
+          <w:left w:val="none" w:sz="0" w:space="0" w:color="auto"/>
+          <w:bottom w:val="none" w:sz="0" w:space="0" w:color="auto"/>
+          <w:right w:val="none" w:sz="0" w:space="0" w:color="auto"/>
+          <w:insideH w:val="none" w:sz="0" w:space="0" w:color="auto"/>
+          <w:insideV w:val="none" w:sz="0" w:space="0" w:color="auto"/>
+        </w:tblBorders>
+        <w:tblLook w:val="04A0" w:firstRow="1" w:lastRow="0" w:firstColumn="1" w:lastColumn="0" w:noHBand="0" w:noVBand="1"/>
+      </w:tblPr>
+      <w:tblGrid>
+        <w:gridCol w:w="4514"/>
+        <w:gridCol w:w="4512"/>
+      </w:tblGrid>
+      <w:tr>
+        <w:tc>
+          <w:tcPr>
+            <w:tcW w:w="4508" w:type="dxa"/>
+          </w:tcPr>
+          <w:p>
+            <w:pPr>
+              <w:spacing w:line="360" w:lineRule="auto"/>
+              <w:ind w:firstLineChars="0" w:firstLine="0"/>
+              <w:jc w:val="center"/>
+              <w:rPr>
+                <w:rFonts w:eastAsia="宋体"/>
+              </w:rPr>
+            </w:pPr>
+            <w:r>
+              <w:rPr>
+                <w:rFonts w:hint="eastAsia"/>
+                <w:noProof/>
+              </w:rPr>
+              <w:drawing>
+                <wp:inline distT="0" distB="0" distL="0" distR="0" wp14:anchorId="345CD85A" wp14:editId="242C8607">
+                  <wp:extent cx="3069203" cy="2488757"/>
+                  <wp:effectExtent l="0" t="0" r="4445" b="635"/>
+                  <wp:docPr id="481504733" name="图片 2"/>
+                  <wp:cNvGraphicFramePr>
+                    <a:graphicFrameLocks xmlns:a="http://schemas.openxmlformats.org/drawingml/2006/main" noChangeAspect="1"/>
+                  </wp:cNvGraphicFramePr>
+                  <a:graphic xmlns:a="http://schemas.openxmlformats.org/drawingml/2006/main">
+                    <a:graphicData uri="http://schemas.openxmlformats.org/drawingml/2006/picture">
+                      <pic:pic xmlns:pic="http://schemas.openxmlformats.org/drawingml/2006/picture">
+                        <pic:nvPicPr>
+                          <pic:cNvPr id="0" name="Picture 6"/>
+                          <pic:cNvPicPr>
+                            <a:picLocks noChangeAspect="1" noChangeArrowheads="1"/>
+                          </pic:cNvPicPr>
+                        </pic:nvPicPr>
+                        <pic:blipFill rotWithShape="1">
+                          <a:blip r:embed="rId17" cstate="print">
+                            <a:extLst>
+                              <a:ext uri="{28A0092B-C50C-407E-A947-70E740481C1C}">
+                                <a14:useLocalDpi xmlns:a14="http://schemas.microsoft.com/office/drawing/2010/main" val="0"/>
+                              </a:ext>
+                            </a:extLst>
+                          </a:blip>
+                          <a:srcRect t="27821" b="11373"/>
+                          <a:stretch/>
+                        </pic:blipFill>
+                        <pic:spPr bwMode="auto">
+                          <a:xfrm>
+                            <a:off x="0" y="0"/>
+                            <a:ext cx="3081791" cy="2498964"/>
+                          </a:xfrm>
+                          <a:prstGeom prst="rect">
+                            <a:avLst/>
+                          </a:prstGeom>
+                          <a:noFill/>
+                          <a:ln>
+                            <a:noFill/>
+                          </a:ln>
+                          <a:extLst>
+                            <a:ext uri="{53640926-AAD7-44D8-BBD7-CCE9431645EC}">
+                              <a14:shadowObscured xmlns:a14="http://schemas.microsoft.com/office/drawing/2010/main"/>
+                            </a:ext>
+                          </a:extLst>
+                        </pic:spPr>
+                      </pic:pic>
+                    </a:graphicData>
+                  </a:graphic>
+                </wp:inline>
+              </w:drawing>
+            </w:r>
+          </w:p>
+        </w:tc>
+        <w:tc>
+          <w:tcPr>
+            <w:tcW w:w="4508" w:type="dxa"/>
+          </w:tcPr>
+          <w:p>
+            <w:pPr>
+              <w:spacing w:line="360" w:lineRule="auto"/>
+              <w:ind w:firstLineChars="0" w:firstLine="0"/>
+              <w:jc w:val="center"/>
+              <w:rPr>
+                <w:rFonts w:eastAsia="宋体"/>
+              </w:rPr>
+            </w:pPr>
+            <w:r>
+              <w:rPr>
+                <w:rFonts w:eastAsia="宋体" w:hint="eastAsia"/>
+                <w:noProof/>
+              </w:rPr>
+              <w:drawing>
+                <wp:inline distT="0" distB="0" distL="0" distR="0" wp14:anchorId="4956FCB7" wp14:editId="2929E727">
+                  <wp:extent cx="3071695" cy="2490787"/>
+                  <wp:effectExtent l="0" t="0" r="0" b="5080"/>
+                  <wp:docPr id="438160263" name="图片 3"/>
+                  <wp:cNvGraphicFramePr>
+                    <a:graphicFrameLocks xmlns:a="http://schemas.openxmlformats.org/drawingml/2006/main" noChangeAspect="1"/>
+                  </wp:cNvGraphicFramePr>
+                  <a:graphic xmlns:a="http://schemas.openxmlformats.org/drawingml/2006/main">
+                    <a:graphicData uri="http://schemas.openxmlformats.org/drawingml/2006/picture">
+                      <pic:pic xmlns:pic="http://schemas.openxmlformats.org/drawingml/2006/picture">
+                        <pic:nvPicPr>
+                          <pic:cNvPr id="0" name="Picture 8"/>
+                          <pic:cNvPicPr>
+                            <a:picLocks noChangeAspect="1" noChangeArrowheads="1"/>
+                          </pic:cNvPicPr>
+                        </pic:nvPicPr>
+                        <pic:blipFill rotWithShape="1">
+                          <a:blip r:embed="rId18" cstate="print">
+                            <a:extLst>
+                              <a:ext uri="{28A0092B-C50C-407E-A947-70E740481C1C}">
+                                <a14:useLocalDpi xmlns:a14="http://schemas.microsoft.com/office/drawing/2010/main" val="0"/>
+                              </a:ext>
+                            </a:extLst>
+                          </a:blip>
+                          <a:srcRect t="21332" b="17862"/>
+                          <a:stretch/>
+                        </pic:blipFill>
+                        <pic:spPr bwMode="auto">
+                          <a:xfrm>
+                            <a:off x="0" y="0"/>
+                            <a:ext cx="3081264" cy="2498546"/>
+                          </a:xfrm>
+                          <a:prstGeom prst="rect">
+                            <a:avLst/>
+                          </a:prstGeom>
+                          <a:noFill/>
+                          <a:ln>
+                            <a:noFill/>
+                          </a:ln>
+                          <a:extLst>
+                            <a:ext uri="{53640926-AAD7-44D8-BBD7-CCE9431645EC}">
+                              <a14:shadowObscured xmlns:a14="http://schemas.microsoft.com/office/drawing/2010/main"/>
+                            </a:ext>
+                          </a:extLst>
+                        </pic:spPr>
+                      </pic:pic>
+                    </a:graphicData>
+                  </a:graphic>
+                </wp:inline>
+              </w:drawing>
+            </w:r>
+          </w:p>
+        </w:tc>
+      </w:tr>
+      <w:tr>
+        <w:tc>
+          <w:tcPr>
+            <w:tcW w:w="4508" w:type="dxa"/>
+          </w:tcPr>
+          <w:p>
+            <w:pPr>
+              <w:pStyle w:val="a"/>
+            </w:pPr>
+            <w:r>
+              <w:t>B</w:t>
+            </w:r>
+            <w:r>
+              <w:rPr>
+                <w:rFonts w:hint="eastAsia"/>
+              </w:rPr>
+              <w:t>oth power supply</w:t>
+            </w:r>
+          </w:p>
+        </w:tc>
+        <w:tc>
+          <w:tcPr>
+            <w:tcW w:w="4508" w:type="dxa"/>
+          </w:tcPr>
+          <w:p>
+            <w:pPr>
+              <w:pStyle w:val="a"/>
+            </w:pPr>
+            <w:r>
+              <w:t>B</w:t>
+            </w:r>
+            <w:r>
+              <w:rPr>
+                <w:rFonts w:hint="eastAsia"/>
+              </w:rPr>
+              <w:t>oth grounding</w:t>
+            </w:r>
+          </w:p>
+        </w:tc>
+      </w:tr>
+    </w:tbl>
     <w:p>
       <w:pPr>
         <w:spacing w:line="360" w:lineRule="auto"/>
@@ -3255,16 +3197,16 @@
           <w14:ligatures w14:val="none"/>
         </w:rPr>
         <w:drawing>
-          <wp:anchor distT="0" distB="0" distL="114300" distR="114300" simplePos="0" relativeHeight="251663360" behindDoc="0" locked="0" layoutInCell="1" allowOverlap="1" wp14:anchorId="55472B63" wp14:editId="219303DF">
+          <wp:anchor distT="0" distB="0" distL="114300" distR="114300" simplePos="0" relativeHeight="251663360" behindDoc="0" locked="0" layoutInCell="1" allowOverlap="1" wp14:anchorId="55472B63" wp14:editId="32A54208">
             <wp:simplePos x="0" y="0"/>
             <wp:positionH relativeFrom="margin">
-              <wp:align>center</wp:align>
+              <wp:posOffset>548640</wp:posOffset>
             </wp:positionH>
             <wp:positionV relativeFrom="paragraph">
-              <wp:posOffset>250190</wp:posOffset>
+              <wp:posOffset>245745</wp:posOffset>
             </wp:positionV>
             <wp:extent cx="4619625" cy="1512570"/>
-            <wp:effectExtent l="0" t="0" r="9525" b="0"/>
+            <wp:effectExtent l="0" t="0" r="3175" b="0"/>
             <wp:wrapTopAndBottom/>
             <wp:docPr id="909573817" name="图片 1"/>
             <wp:cNvGraphicFramePr>
@@ -3301,6 +3243,12 @@
                 </pic:pic>
               </a:graphicData>
             </a:graphic>
+            <wp14:sizeRelH relativeFrom="margin">
+              <wp14:pctWidth>0</wp14:pctWidth>
+            </wp14:sizeRelH>
+            <wp14:sizeRelV relativeFrom="margin">
+              <wp14:pctHeight>0</wp14:pctHeight>
+            </wp14:sizeRelV>
           </wp:anchor>
         </w:drawing>
       </w:r>
@@ -3351,9 +3299,9 @@
           <w:noProof/>
         </w:rPr>
         <w:drawing>
-          <wp:inline distT="0" distB="0" distL="0" distR="0" wp14:anchorId="0F919628" wp14:editId="01A65E4B">
-            <wp:extent cx="5943600" cy="1595120"/>
-            <wp:effectExtent l="0" t="0" r="0" b="5080"/>
+          <wp:inline distT="0" distB="0" distL="0" distR="0" wp14:anchorId="0F919628" wp14:editId="4A61799D">
+            <wp:extent cx="4507893" cy="1594968"/>
+            <wp:effectExtent l="0" t="0" r="635" b="5715"/>
             <wp:docPr id="913844431" name="图片 1"/>
             <wp:cNvGraphicFramePr>
               <a:graphicFrameLocks xmlns:a="http://schemas.openxmlformats.org/drawingml/2006/main" noChangeAspect="1"/>
@@ -3365,20 +3313,27 @@
                     <pic:cNvPr id="913844431" name=""/>
                     <pic:cNvPicPr/>
                   </pic:nvPicPr>
-                  <pic:blipFill>
+                  <pic:blipFill rotWithShape="1">
                     <a:blip r:embed="rId22"/>
-                    <a:stretch>
-                      <a:fillRect/>
-                    </a:stretch>
+                    <a:srcRect l="12042" r="12107"/>
+                    <a:stretch/>
                   </pic:blipFill>
-                  <pic:spPr>
+                  <pic:spPr bwMode="auto">
                     <a:xfrm>
                       <a:off x="0" y="0"/>
-                      <a:ext cx="5943600" cy="1595120"/>
+                      <a:ext cx="4508322" cy="1595120"/>
                     </a:xfrm>
                     <a:prstGeom prst="rect">
                       <a:avLst/>
                     </a:prstGeom>
+                    <a:ln>
+                      <a:noFill/>
+                    </a:ln>
+                    <a:extLst>
+                      <a:ext uri="{53640926-AAD7-44D8-BBD7-CCE9431645EC}">
+                        <a14:shadowObscured xmlns:a14="http://schemas.microsoft.com/office/drawing/2010/main"/>
+                      </a:ext>
+                    </a:extLst>
                   </pic:spPr>
                 </pic:pic>
               </a:graphicData>
@@ -5409,11 +5364,14 @@
         <w:widowControl/>
         <w:spacing w:line="360" w:lineRule="auto"/>
         <w:ind w:firstLineChars="0" w:firstLine="0"/>
-      </w:pPr>
-      <w:r>
         <w:rPr>
           <w:rFonts w:eastAsia="宋体"/>
         </w:rPr>
+      </w:pPr>
+      <w:r>
+        <w:rPr>
+          <w:rFonts w:eastAsia="宋体"/>
+        </w:rPr>
         <w:t>2</w:t>
       </w:r>
       <w:r>
@@ -5438,212 +5396,11 @@
     <w:p>
       <w:pPr>
         <w:widowControl/>
-        <w:spacing w:line="360" w:lineRule="auto"/>
-        <w:ind w:firstLineChars="0" w:firstLine="0"/>
-        <w:rPr>
-          <w:rFonts w:eastAsiaTheme="minorEastAsia"/>
-        </w:rPr>
-      </w:pPr>
-    </w:p>
-    <w:p>
-      <w:pPr>
-        <w:widowControl/>
-        <w:spacing w:line="360" w:lineRule="auto"/>
-        <w:ind w:firstLineChars="0" w:firstLine="0"/>
-        <w:rPr>
-          <w:rFonts w:eastAsiaTheme="minorEastAsia"/>
-        </w:rPr>
-      </w:pPr>
-    </w:p>
-    <w:p>
-      <w:pPr>
-        <w:widowControl/>
-        <w:spacing w:line="360" w:lineRule="auto"/>
-        <w:ind w:firstLineChars="0" w:firstLine="0"/>
-        <w:rPr>
-          <w:rFonts w:eastAsiaTheme="minorEastAsia"/>
-        </w:rPr>
-      </w:pPr>
-    </w:p>
-    <w:p>
-      <w:pPr>
-        <w:widowControl/>
-        <w:spacing w:line="360" w:lineRule="auto"/>
-        <w:ind w:firstLineChars="0" w:firstLine="0"/>
-        <w:rPr>
-          <w:rFonts w:eastAsiaTheme="minorEastAsia"/>
-        </w:rPr>
-      </w:pPr>
-    </w:p>
-    <w:p>
-      <w:pPr>
-        <w:widowControl/>
-        <w:spacing w:line="360" w:lineRule="auto"/>
-        <w:ind w:firstLineChars="0" w:firstLine="0"/>
-        <w:rPr>
-          <w:rFonts w:eastAsiaTheme="minorEastAsia"/>
-        </w:rPr>
-      </w:pPr>
-    </w:p>
-    <w:p>
-      <w:pPr>
-        <w:widowControl/>
-        <w:spacing w:line="360" w:lineRule="auto"/>
-        <w:ind w:firstLineChars="0" w:firstLine="0"/>
-        <w:rPr>
-          <w:rFonts w:eastAsiaTheme="minorEastAsia"/>
-        </w:rPr>
-      </w:pPr>
-    </w:p>
-    <w:p>
-      <w:pPr>
-        <w:widowControl/>
-        <w:spacing w:line="360" w:lineRule="auto"/>
-        <w:ind w:firstLineChars="0" w:firstLine="0"/>
-        <w:rPr>
-          <w:rFonts w:eastAsiaTheme="minorEastAsia"/>
-        </w:rPr>
-      </w:pPr>
-    </w:p>
-    <w:p>
-      <w:pPr>
-        <w:widowControl/>
-        <w:spacing w:line="360" w:lineRule="auto"/>
-        <w:ind w:firstLineChars="0" w:firstLine="0"/>
-        <w:rPr>
-          <w:rFonts w:eastAsiaTheme="minorEastAsia"/>
-        </w:rPr>
-      </w:pPr>
-    </w:p>
-    <w:p>
-      <w:pPr>
-        <w:widowControl/>
-        <w:spacing w:line="360" w:lineRule="auto"/>
-        <w:ind w:firstLineChars="0" w:firstLine="0"/>
-        <w:rPr>
-          <w:rFonts w:eastAsiaTheme="minorEastAsia"/>
-        </w:rPr>
-      </w:pPr>
-    </w:p>
-    <w:p>
-      <w:pPr>
-        <w:widowControl/>
-        <w:spacing w:line="360" w:lineRule="auto"/>
-        <w:ind w:firstLineChars="0" w:firstLine="0"/>
-        <w:rPr>
-          <w:rFonts w:eastAsiaTheme="minorEastAsia"/>
-        </w:rPr>
-      </w:pPr>
-    </w:p>
-    <w:p>
-      <w:pPr>
-        <w:widowControl/>
-        <w:spacing w:line="360" w:lineRule="auto"/>
-        <w:ind w:firstLineChars="0" w:firstLine="0"/>
-        <w:rPr>
-          <w:rFonts w:eastAsiaTheme="minorEastAsia"/>
-        </w:rPr>
-      </w:pPr>
-    </w:p>
-    <w:p>
-      <w:pPr>
-        <w:widowControl/>
-        <w:spacing w:line="360" w:lineRule="auto"/>
-        <w:ind w:firstLineChars="0" w:firstLine="0"/>
-        <w:rPr>
-          <w:rFonts w:eastAsiaTheme="minorEastAsia"/>
-        </w:rPr>
-      </w:pPr>
-    </w:p>
-    <w:p>
-      <w:pPr>
-        <w:widowControl/>
-        <w:spacing w:line="360" w:lineRule="auto"/>
-        <w:ind w:firstLineChars="0" w:firstLine="0"/>
-        <w:rPr>
-          <w:rFonts w:eastAsiaTheme="minorEastAsia"/>
-        </w:rPr>
-      </w:pPr>
-    </w:p>
-    <w:p>
-      <w:pPr>
-        <w:widowControl/>
-        <w:spacing w:line="360" w:lineRule="auto"/>
-        <w:ind w:firstLineChars="0" w:firstLine="0"/>
-        <w:rPr>
-          <w:rFonts w:eastAsiaTheme="minorEastAsia"/>
-        </w:rPr>
-      </w:pPr>
-    </w:p>
-    <w:p>
-      <w:pPr>
-        <w:widowControl/>
-        <w:spacing w:line="360" w:lineRule="auto"/>
-        <w:ind w:firstLineChars="0" w:firstLine="0"/>
-        <w:rPr>
-          <w:rFonts w:eastAsiaTheme="minorEastAsia"/>
-        </w:rPr>
-      </w:pPr>
-    </w:p>
-    <w:p>
-      <w:pPr>
-        <w:widowControl/>
-        <w:spacing w:line="360" w:lineRule="auto"/>
-        <w:ind w:firstLineChars="0" w:firstLine="0"/>
-        <w:rPr>
-          <w:rFonts w:eastAsiaTheme="minorEastAsia"/>
-        </w:rPr>
-      </w:pPr>
-    </w:p>
-    <w:p>
-      <w:pPr>
-        <w:widowControl/>
-        <w:spacing w:line="360" w:lineRule="auto"/>
-        <w:ind w:firstLineChars="0" w:firstLine="0"/>
-        <w:rPr>
-          <w:rFonts w:eastAsiaTheme="minorEastAsia"/>
-        </w:rPr>
-      </w:pPr>
-    </w:p>
-    <w:p>
-      <w:pPr>
-        <w:widowControl/>
-        <w:spacing w:line="360" w:lineRule="auto"/>
-        <w:ind w:firstLineChars="0" w:firstLine="0"/>
-        <w:rPr>
-          <w:rFonts w:eastAsiaTheme="minorEastAsia"/>
-        </w:rPr>
-      </w:pPr>
-    </w:p>
-    <w:p>
-      <w:pPr>
-        <w:widowControl/>
-        <w:spacing w:line="360" w:lineRule="auto"/>
-        <w:ind w:firstLineChars="0" w:firstLine="0"/>
-        <w:rPr>
-          <w:rFonts w:eastAsiaTheme="minorEastAsia"/>
-        </w:rPr>
-      </w:pPr>
-    </w:p>
-    <w:p>
-      <w:pPr>
-        <w:widowControl/>
-        <w:spacing w:line="360" w:lineRule="auto"/>
-        <w:ind w:firstLineChars="0" w:firstLine="0"/>
-        <w:rPr>
-          <w:rFonts w:eastAsiaTheme="minorEastAsia"/>
-        </w:rPr>
-      </w:pPr>
-    </w:p>
-    <w:p>
-      <w:pPr>
-        <w:widowControl/>
-        <w:spacing w:line="360" w:lineRule="auto"/>
-        <w:ind w:firstLineChars="0" w:firstLine="0"/>
-        <w:rPr>
-          <w:rFonts w:eastAsiaTheme="minorEastAsia"/>
-        </w:rPr>
-      </w:pPr>
+        <w:ind w:firstLineChars="0" w:firstLine="0"/>
+      </w:pPr>
+      <w:r>
+        <w:br w:type="page"/>
+      </w:r>
     </w:p>
     <w:p>
       <w:pPr>
@@ -5660,6 +5417,7 @@
           <w:sz w:val="28"/>
           <w:szCs w:val="28"/>
         </w:rPr>
+        <w:lastRenderedPageBreak/>
         <w:t>A</w:t>
       </w:r>
       <w:r>
@@ -5846,7 +5604,6 @@
         <w:rPr>
           <w:rFonts w:eastAsiaTheme="minorEastAsia"/>
         </w:rPr>
-        <w:lastRenderedPageBreak/>
         <w:t>Vref</w:t>
       </w:r>
       <w:proofErr w:type="spellEnd"/>
@@ -6680,6 +6437,7 @@
         <w:rPr>
           <w:rFonts w:eastAsiaTheme="minorEastAsia"/>
         </w:rPr>
+        <w:lastRenderedPageBreak/>
         <w:t>plt.title</w:t>
       </w:r>
       <w:proofErr w:type="spellEnd"/>
@@ -7679,7 +7437,7 @@
         <w:rFonts w:ascii="Wingdings" w:hAnsi="Wingdings" w:hint="default"/>
       </w:rPr>
     </w:lvl>
-    <w:lvl w:ilvl="1" w:tplc="04090003" w:tentative="1">
+    <w:lvl w:ilvl="1" w:tplc="04090003">
       <w:start w:val="1"/>
       <w:numFmt w:val="bullet"/>
       <w:lvlText w:val=""/>

--- a/Labs/Lab1/group15 lab1.docx
+++ b/Labs/Lab1/group15 lab1.docx
@@ -4765,7 +4765,7 @@
           <w14:ligatures w14:val="none"/>
         </w:rPr>
         <w:drawing>
-          <wp:anchor distT="0" distB="0" distL="114300" distR="114300" simplePos="0" relativeHeight="251664384" behindDoc="0" locked="0" layoutInCell="1" allowOverlap="1" wp14:anchorId="6395CD77" wp14:editId="58987AC6">
+          <wp:anchor distT="0" distB="0" distL="114300" distR="114300" simplePos="0" relativeHeight="251664384" behindDoc="0" locked="0" layoutInCell="1" allowOverlap="1" wp14:anchorId="6395CD77" wp14:editId="3BF7902D">
             <wp:simplePos x="0" y="0"/>
             <wp:positionH relativeFrom="column">
               <wp:posOffset>1219200</wp:posOffset>
@@ -5258,7 +5258,7 @@
           <w:noProof/>
         </w:rPr>
         <w:drawing>
-          <wp:anchor distT="0" distB="0" distL="114300" distR="114300" simplePos="0" relativeHeight="251662336" behindDoc="0" locked="0" layoutInCell="1" allowOverlap="1" wp14:anchorId="15385237" wp14:editId="19331AD1">
+          <wp:anchor distT="0" distB="0" distL="114300" distR="114300" simplePos="0" relativeHeight="251662336" behindDoc="0" locked="0" layoutInCell="1" allowOverlap="1" wp14:anchorId="15385237" wp14:editId="0429358A">
             <wp:simplePos x="0" y="0"/>
             <wp:positionH relativeFrom="column">
               <wp:posOffset>4445</wp:posOffset>
@@ -6226,7 +6226,7 @@
           <w:noProof/>
         </w:rPr>
         <w:drawing>
-          <wp:anchor distT="0" distB="0" distL="114300" distR="114300" simplePos="0" relativeHeight="251661312" behindDoc="0" locked="0" layoutInCell="1" allowOverlap="1" wp14:anchorId="1F916777" wp14:editId="3DC71310">
+          <wp:anchor distT="0" distB="0" distL="114300" distR="114300" simplePos="0" relativeHeight="251661312" behindDoc="0" locked="0" layoutInCell="1" allowOverlap="1" wp14:anchorId="1F916777" wp14:editId="0F4C7B77">
             <wp:simplePos x="0" y="0"/>
             <wp:positionH relativeFrom="column">
               <wp:posOffset>4763</wp:posOffset>
@@ -6896,6 +6896,225 @@
           <w:ilvl w:val="0"/>
           <w:numId w:val="16"/>
         </w:numPr>
+        <w:ind w:firstLineChars="0"/>
+        <w:rPr>
+          <w:b/>
+          <w:bCs/>
+        </w:rPr>
+      </w:pPr>
+      <w:r>
+        <w:rPr>
+          <w:b/>
+          <w:bCs/>
+        </w:rPr>
+        <w:t>Group members distribution</w:t>
+      </w:r>
+    </w:p>
+    <w:p>
+      <w:pPr>
+        <w:pStyle w:val="ListParagraph"/>
+        <w:ind w:left="360" w:firstLineChars="0" w:firstLine="0"/>
+      </w:pPr>
+      <w:r>
+        <w:t>Yuwei ZHAO</w:t>
+      </w:r>
+      <w:r>
+        <w:rPr>
+          <w:color w:val="0070C0"/>
+          <w:vertAlign w:val="superscript"/>
+        </w:rPr>
+        <w:fldChar w:fldCharType="begin"/>
+      </w:r>
+      <w:r>
+        <w:rPr>
+          <w:rFonts w:eastAsia="SimSun"/>
+          <w:color w:val="0070C0"/>
+          <w:vertAlign w:val="superscript"/>
+        </w:rPr>
+        <w:instrText xml:space="preserve"> </w:instrText>
+      </w:r>
+      <w:r>
+        <w:rPr>
+          <w:rFonts w:eastAsia="SimSun" w:hint="eastAsia"/>
+          <w:color w:val="0070C0"/>
+          <w:vertAlign w:val="superscript"/>
+        </w:rPr>
+        <w:instrText>= 1 \* GB3</w:instrText>
+      </w:r>
+      <w:r>
+        <w:rPr>
+          <w:rFonts w:eastAsia="SimSun"/>
+          <w:color w:val="0070C0"/>
+          <w:vertAlign w:val="superscript"/>
+        </w:rPr>
+        <w:instrText xml:space="preserve"> </w:instrText>
+      </w:r>
+      <w:r>
+        <w:rPr>
+          <w:color w:val="0070C0"/>
+          <w:vertAlign w:val="superscript"/>
+        </w:rPr>
+        <w:fldChar w:fldCharType="separate"/>
+      </w:r>
+      <w:r>
+        <w:rPr>
+          <w:rFonts w:eastAsia="SimSun" w:hint="eastAsia"/>
+          <w:noProof/>
+          <w:color w:val="0070C0"/>
+          <w:vertAlign w:val="superscript"/>
+        </w:rPr>
+        <w:t>①</w:t>
+      </w:r>
+      <w:r>
+        <w:rPr>
+          <w:color w:val="0070C0"/>
+          <w:vertAlign w:val="superscript"/>
+        </w:rPr>
+        <w:fldChar w:fldCharType="end"/>
+      </w:r>
+      <w:r>
+        <w:t xml:space="preserve"> – Data Processing, Chart Drawing</w:t>
+      </w:r>
+    </w:p>
+    <w:p>
+      <w:pPr>
+        <w:pStyle w:val="ListParagraph"/>
+        <w:ind w:left="360" w:firstLineChars="0" w:firstLine="0"/>
+      </w:pPr>
+      <w:r>
+        <w:t>Haohao QI</w:t>
+      </w:r>
+      <w:r>
+        <w:rPr>
+          <w:color w:val="0070C0"/>
+          <w:vertAlign w:val="superscript"/>
+        </w:rPr>
+        <w:fldChar w:fldCharType="begin"/>
+      </w:r>
+      <w:r>
+        <w:rPr>
+          <w:rFonts w:eastAsia="SimSun"/>
+          <w:color w:val="0070C0"/>
+          <w:vertAlign w:val="superscript"/>
+        </w:rPr>
+        <w:instrText xml:space="preserve"> </w:instrText>
+      </w:r>
+      <w:r>
+        <w:rPr>
+          <w:rFonts w:eastAsia="SimSun" w:hint="eastAsia"/>
+          <w:color w:val="0070C0"/>
+          <w:vertAlign w:val="superscript"/>
+        </w:rPr>
+        <w:instrText>= 2 \* GB3</w:instrText>
+      </w:r>
+      <w:r>
+        <w:rPr>
+          <w:rFonts w:eastAsia="SimSun"/>
+          <w:color w:val="0070C0"/>
+          <w:vertAlign w:val="superscript"/>
+        </w:rPr>
+        <w:instrText xml:space="preserve"> </w:instrText>
+      </w:r>
+      <w:r>
+        <w:rPr>
+          <w:color w:val="0070C0"/>
+          <w:vertAlign w:val="superscript"/>
+        </w:rPr>
+        <w:fldChar w:fldCharType="separate"/>
+      </w:r>
+      <w:r>
+        <w:rPr>
+          <w:rFonts w:eastAsia="SimSun" w:hint="eastAsia"/>
+          <w:noProof/>
+          <w:color w:val="0070C0"/>
+          <w:vertAlign w:val="superscript"/>
+        </w:rPr>
+        <w:t>②</w:t>
+      </w:r>
+      <w:r>
+        <w:rPr>
+          <w:color w:val="0070C0"/>
+          <w:vertAlign w:val="superscript"/>
+        </w:rPr>
+        <w:fldChar w:fldCharType="end"/>
+      </w:r>
+      <w:r>
+        <w:t xml:space="preserve"> – Essay Writing, Experiment Implementing</w:t>
+      </w:r>
+    </w:p>
+    <w:p>
+      <w:pPr>
+        <w:pStyle w:val="ListParagraph"/>
+        <w:ind w:left="360" w:firstLineChars="0" w:firstLine="0"/>
+      </w:pPr>
+      <w:r>
+        <w:t>Yilin ZHANG</w:t>
+      </w:r>
+      <w:r>
+        <w:rPr>
+          <w:color w:val="0070C0"/>
+          <w:vertAlign w:val="superscript"/>
+        </w:rPr>
+        <w:fldChar w:fldCharType="begin"/>
+      </w:r>
+      <w:r>
+        <w:rPr>
+          <w:rFonts w:eastAsia="SimSun"/>
+          <w:color w:val="0070C0"/>
+          <w:vertAlign w:val="superscript"/>
+        </w:rPr>
+        <w:instrText xml:space="preserve"> </w:instrText>
+      </w:r>
+      <w:r>
+        <w:rPr>
+          <w:rFonts w:eastAsia="SimSun" w:hint="eastAsia"/>
+          <w:color w:val="0070C0"/>
+          <w:vertAlign w:val="superscript"/>
+        </w:rPr>
+        <w:instrText>= 3 \* GB3</w:instrText>
+      </w:r>
+      <w:r>
+        <w:rPr>
+          <w:rFonts w:eastAsia="SimSun"/>
+          <w:color w:val="0070C0"/>
+          <w:vertAlign w:val="superscript"/>
+        </w:rPr>
+        <w:instrText xml:space="preserve"> </w:instrText>
+      </w:r>
+      <w:r>
+        <w:rPr>
+          <w:color w:val="0070C0"/>
+          <w:vertAlign w:val="superscript"/>
+        </w:rPr>
+        <w:fldChar w:fldCharType="separate"/>
+      </w:r>
+      <w:r>
+        <w:rPr>
+          <w:rFonts w:eastAsia="SimSun" w:hint="eastAsia"/>
+          <w:noProof/>
+          <w:color w:val="0070C0"/>
+          <w:vertAlign w:val="superscript"/>
+        </w:rPr>
+        <w:t>③</w:t>
+      </w:r>
+      <w:r>
+        <w:rPr>
+          <w:color w:val="0070C0"/>
+          <w:vertAlign w:val="superscript"/>
+        </w:rPr>
+        <w:fldChar w:fldCharType="end"/>
+      </w:r>
+      <w:r>
+        <w:t xml:space="preserve"> – Essay Polishing, Latex Structure Building</w:t>
+      </w:r>
+    </w:p>
+    <w:p>
+      <w:pPr>
+        <w:pStyle w:val="ListParagraph"/>
+        <w:numPr>
+          <w:ilvl w:val="0"/>
+          <w:numId w:val="16"/>
+        </w:numPr>
         <w:spacing w:line="360" w:lineRule="auto"/>
         <w:ind w:left="0" w:firstLineChars="0" w:firstLine="0"/>
         <w:rPr>
@@ -13263,6 +13482,7 @@
           <w:sz w:val="18"/>
           <w:szCs w:val="18"/>
         </w:rPr>
+        <w:lastRenderedPageBreak/>
         <w:t xml:space="preserve">13.     </w:t>
       </w:r>
       <w:r>
@@ -14642,17 +14862,17 @@
   <w:abstractNum w:abstractNumId="7" w15:restartNumberingAfterBreak="0">
     <w:nsid w:val="3B3D6105"/>
     <w:multiLevelType w:val="hybridMultilevel"/>
-    <w:tmpl w:val="1AB4AF0E"/>
+    <w:tmpl w:val="9A76158C"/>
     <w:lvl w:ilvl="0" w:tplc="04090001">
       <w:start w:val="1"/>
       <w:numFmt w:val="bullet"/>
-      <w:lvlText w:val=""/>
+      <w:lvlText w:val=""/>
       <w:lvlJc w:val="left"/>
       <w:pPr>
-        <w:ind w:left="920" w:hanging="440"/>
+        <w:ind w:left="360" w:hanging="360"/>
       </w:pPr>
       <w:rPr>
-        <w:rFonts w:ascii="Wingdings" w:hAnsi="Wingdings" w:hint="default"/>
+        <w:rFonts w:ascii="Symbol" w:hAnsi="Symbol" w:hint="default"/>
       </w:rPr>
     </w:lvl>
     <w:lvl w:ilvl="1" w:tplc="FFFFFFFF" w:tentative="1">

--- a/Labs/Lab1/group15 lab1.docx
+++ b/Labs/Lab1/group15 lab1.docx
@@ -4765,7 +4765,7 @@
           <w14:ligatures w14:val="none"/>
         </w:rPr>
         <w:drawing>
-          <wp:anchor distT="0" distB="0" distL="114300" distR="114300" simplePos="0" relativeHeight="251664384" behindDoc="0" locked="0" layoutInCell="1" allowOverlap="1" wp14:anchorId="6395CD77" wp14:editId="3BF7902D">
+          <wp:anchor distT="0" distB="0" distL="114300" distR="114300" simplePos="0" relativeHeight="251664384" behindDoc="0" locked="0" layoutInCell="1" allowOverlap="1" wp14:anchorId="6395CD77" wp14:editId="0F41D1AB">
             <wp:simplePos x="0" y="0"/>
             <wp:positionH relativeFrom="column">
               <wp:posOffset>1219200</wp:posOffset>
@@ -5258,7 +5258,7 @@
           <w:noProof/>
         </w:rPr>
         <w:drawing>
-          <wp:anchor distT="0" distB="0" distL="114300" distR="114300" simplePos="0" relativeHeight="251662336" behindDoc="0" locked="0" layoutInCell="1" allowOverlap="1" wp14:anchorId="15385237" wp14:editId="0429358A">
+          <wp:anchor distT="0" distB="0" distL="114300" distR="114300" simplePos="0" relativeHeight="251662336" behindDoc="0" locked="0" layoutInCell="1" allowOverlap="1" wp14:anchorId="15385237" wp14:editId="353361F5">
             <wp:simplePos x="0" y="0"/>
             <wp:positionH relativeFrom="column">
               <wp:posOffset>4445</wp:posOffset>
@@ -6226,7 +6226,7 @@
           <w:noProof/>
         </w:rPr>
         <w:drawing>
-          <wp:anchor distT="0" distB="0" distL="114300" distR="114300" simplePos="0" relativeHeight="251661312" behindDoc="0" locked="0" layoutInCell="1" allowOverlap="1" wp14:anchorId="1F916777" wp14:editId="0F4C7B77">
+          <wp:anchor distT="0" distB="0" distL="114300" distR="114300" simplePos="0" relativeHeight="251661312" behindDoc="0" locked="0" layoutInCell="1" allowOverlap="1" wp14:anchorId="1F916777" wp14:editId="20F6C013">
             <wp:simplePos x="0" y="0"/>
             <wp:positionH relativeFrom="column">
               <wp:posOffset>4763</wp:posOffset>
@@ -12446,70 +12446,6 @@
     </w:p>
     <w:p>
       <w:pPr>
-        <w:pStyle w:val="NormalWeb"/>
-        <w:pBdr>
-          <w:top w:val="single" w:sz="6" w:space="2" w:color="888888"/>
-          <w:left w:val="single" w:sz="6" w:space="2" w:color="888888"/>
-          <w:bottom w:val="single" w:sz="6" w:space="2" w:color="888888"/>
-          <w:right w:val="single" w:sz="6" w:space="2" w:color="888888"/>
-        </w:pBdr>
-        <w:shd w:val="clear" w:color="auto" w:fill="ECECEC"/>
-        <w:tabs>
-          <w:tab w:val="left" w:pos="916"/>
-          <w:tab w:val="left" w:pos="1832"/>
-          <w:tab w:val="left" w:pos="2748"/>
-          <w:tab w:val="left" w:pos="3664"/>
-          <w:tab w:val="left" w:pos="4580"/>
-          <w:tab w:val="left" w:pos="5496"/>
-          <w:tab w:val="left" w:pos="6412"/>
-          <w:tab w:val="left" w:pos="7328"/>
-          <w:tab w:val="left" w:pos="8244"/>
-          <w:tab w:val="left" w:pos="9160"/>
-          <w:tab w:val="left" w:pos="10076"/>
-          <w:tab w:val="left" w:pos="10992"/>
-          <w:tab w:val="left" w:pos="11908"/>
-          <w:tab w:val="left" w:pos="12824"/>
-          <w:tab w:val="left" w:pos="13740"/>
-          <w:tab w:val="left" w:pos="14656"/>
-        </w:tabs>
-        <w:spacing w:before="0" w:beforeAutospacing="0" w:after="0" w:afterAutospacing="0"/>
-        <w:divId w:val="1635519691"/>
-        <w:rPr>
-          <w:rFonts w:ascii="Consolas" w:hAnsi="Consolas" w:cs="Consolas"/>
-          <w:sz w:val="18"/>
-          <w:szCs w:val="18"/>
-        </w:rPr>
-      </w:pPr>
-      <w:r>
-        <w:rPr>
-          <w:rFonts w:ascii="Consolas" w:hAnsi="Consolas" w:cs="Consolas"/>
-          <w:sz w:val="18"/>
-          <w:szCs w:val="18"/>
-        </w:rPr>
-        <w:t xml:space="preserve">41. </w:t>
-      </w:r>
-      <w:r>
-        <w:rPr>
-          <w:rFonts w:ascii="Consolas" w:hAnsi="Consolas" w:cs="Consolas"/>
-          <w:color w:val="000000"/>
-          <w:sz w:val="18"/>
-          <w:szCs w:val="18"/>
-        </w:rPr>
-        <w:t> </w:t>
-      </w:r>
-    </w:p>
-    <w:p>
-      <w:pPr>
-        <w:widowControl/>
-        <w:spacing w:line="360" w:lineRule="auto"/>
-        <w:ind w:firstLineChars="0" w:firstLine="0"/>
-        <w:rPr>
-          <w:rFonts w:eastAsiaTheme="minorEastAsia"/>
-        </w:rPr>
-      </w:pPr>
-    </w:p>
-    <w:p>
-      <w:pPr>
         <w:pStyle w:val="ListParagraph"/>
         <w:numPr>
           <w:ilvl w:val="0"/>
@@ -13482,7 +13418,6 @@
           <w:sz w:val="18"/>
           <w:szCs w:val="18"/>
         </w:rPr>
-        <w:lastRenderedPageBreak/>
         <w:t xml:space="preserve">13.     </w:t>
       </w:r>
       <w:r>
@@ -13656,69 +13591,6 @@
         </w:rPr>
         <w:t>}</w:t>
       </w:r>
-    </w:p>
-    <w:p>
-      <w:pPr>
-        <w:pStyle w:val="NormalWeb"/>
-        <w:pBdr>
-          <w:top w:val="single" w:sz="6" w:space="2" w:color="888888"/>
-          <w:left w:val="single" w:sz="6" w:space="2" w:color="888888"/>
-          <w:bottom w:val="single" w:sz="6" w:space="2" w:color="888888"/>
-          <w:right w:val="single" w:sz="6" w:space="2" w:color="888888"/>
-        </w:pBdr>
-        <w:shd w:val="clear" w:color="auto" w:fill="ECECEC"/>
-        <w:tabs>
-          <w:tab w:val="left" w:pos="916"/>
-          <w:tab w:val="left" w:pos="1832"/>
-          <w:tab w:val="left" w:pos="2748"/>
-          <w:tab w:val="left" w:pos="3664"/>
-          <w:tab w:val="left" w:pos="4580"/>
-          <w:tab w:val="left" w:pos="5496"/>
-          <w:tab w:val="left" w:pos="6412"/>
-          <w:tab w:val="left" w:pos="7328"/>
-          <w:tab w:val="left" w:pos="8244"/>
-          <w:tab w:val="left" w:pos="9160"/>
-          <w:tab w:val="left" w:pos="10076"/>
-          <w:tab w:val="left" w:pos="10992"/>
-          <w:tab w:val="left" w:pos="11908"/>
-          <w:tab w:val="left" w:pos="12824"/>
-          <w:tab w:val="left" w:pos="13740"/>
-          <w:tab w:val="left" w:pos="14656"/>
-        </w:tabs>
-        <w:spacing w:before="0" w:beforeAutospacing="0" w:after="0" w:afterAutospacing="0"/>
-        <w:divId w:val="1778524478"/>
-        <w:rPr>
-          <w:rFonts w:ascii="Consolas" w:hAnsi="Consolas" w:cs="Consolas"/>
-          <w:sz w:val="18"/>
-          <w:szCs w:val="18"/>
-        </w:rPr>
-      </w:pPr>
-      <w:r>
-        <w:rPr>
-          <w:rFonts w:ascii="Consolas" w:hAnsi="Consolas" w:cs="Consolas"/>
-          <w:sz w:val="18"/>
-          <w:szCs w:val="18"/>
-        </w:rPr>
-        <w:t xml:space="preserve">16. </w:t>
-      </w:r>
-      <w:r>
-        <w:rPr>
-          <w:rFonts w:ascii="Consolas" w:hAnsi="Consolas" w:cs="Consolas"/>
-          <w:color w:val="000000"/>
-          <w:sz w:val="18"/>
-          <w:szCs w:val="18"/>
-        </w:rPr>
-        <w:t> </w:t>
-      </w:r>
-    </w:p>
-    <w:p>
-      <w:pPr>
-        <w:spacing w:line="360" w:lineRule="auto"/>
-        <w:ind w:firstLineChars="0" w:firstLine="0"/>
-        <w:rPr>
-          <w:rFonts w:eastAsiaTheme="minorEastAsia"/>
-        </w:rPr>
-      </w:pPr>
     </w:p>
     <w:sectPr>
       <w:headerReference w:type="even" r:id="rId33"/>
